--- a/internal_doc/09.规范模板/JS测试用例规范和注意事项.docx
+++ b/internal_doc/09.规范模板/JS测试用例规范和注意事项.docx
@@ -5,9 +5,6 @@
     <w:p>
       <w:pPr>
         <w:pStyle w:val="Title"/>
-        <w:rPr>
-          <w:rFonts w:hint="eastAsia"/>
-        </w:rPr>
       </w:pPr>
       <w:r>
         <w:rPr>
@@ -41,9 +38,6 @@
           <w:p>
             <w:pPr>
               <w:jc w:val="center"/>
-              <w:rPr>
-                <w:rFonts w:hint="eastAsia"/>
-              </w:rPr>
             </w:pPr>
             <w:r>
               <w:rPr>
@@ -112,41 +106,20 @@
           <w:tcPr>
             <w:tcW w:w="2518" w:type="dxa"/>
           </w:tcPr>
-          <w:p>
-            <w:pPr>
-              <w:rPr>
-                <w:rFonts w:hint="eastAsia"/>
-              </w:rPr>
-            </w:pPr>
-          </w:p>
+          <w:p/>
         </w:tc>
         <w:tc>
           <w:tcPr>
             <w:tcW w:w="6004" w:type="dxa"/>
           </w:tcPr>
-          <w:p>
-            <w:pPr>
-              <w:rPr>
-                <w:rFonts w:hint="eastAsia"/>
-              </w:rPr>
-            </w:pPr>
-          </w:p>
+          <w:p/>
         </w:tc>
       </w:tr>
     </w:tbl>
-    <w:p>
-      <w:pPr>
-        <w:rPr>
-          <w:rFonts w:hint="eastAsia"/>
-        </w:rPr>
-      </w:pPr>
-    </w:p>
+    <w:p/>
     <w:p>
       <w:pPr>
         <w:pStyle w:val="Heading1"/>
-        <w:rPr>
-          <w:rFonts w:hint="eastAsia"/>
-        </w:rPr>
       </w:pPr>
       <w:r>
         <w:rPr>
@@ -174,9 +147,6 @@
           <w:ilvl w:val="0"/>
           <w:numId w:val="1"/>
         </w:numPr>
-        <w:rPr>
-          <w:rFonts w:hint="eastAsia"/>
-        </w:rPr>
       </w:pPr>
       <w:r>
         <w:rPr>
@@ -186,11 +156,6 @@
       </w:r>
     </w:p>
     <w:p>
-      <w:pPr>
-        <w:rPr>
-          <w:rFonts w:hint="eastAsia"/>
-        </w:rPr>
-      </w:pPr>
       <w:r>
         <w:rPr>
           <w:rFonts w:hint="eastAsia"/>
@@ -303,7 +268,6 @@
     <w:p>
       <w:pPr>
         <w:rPr>
-          <w:rFonts w:hint="eastAsia"/>
           <w:color w:val="0000CC"/>
           <w:sz w:val="18"/>
           <w:szCs w:val="18"/>
@@ -409,19 +373,8 @@
         <w:t>中的行号，在并发执行时会有区别）</w:t>
       </w:r>
     </w:p>
-    <w:p>
-      <w:pPr>
-        <w:rPr>
-          <w:rFonts w:hint="eastAsia"/>
-        </w:rPr>
-      </w:pPr>
-    </w:p>
-    <w:p>
-      <w:pPr>
-        <w:rPr>
-          <w:rFonts w:hint="eastAsia"/>
-        </w:rPr>
-      </w:pPr>
+    <w:p/>
+    <w:p>
       <w:r>
         <w:rPr>
           <w:rFonts w:hint="eastAsia"/>
@@ -554,7 +507,6 @@
     <w:p>
       <w:pPr>
         <w:rPr>
-          <w:rFonts w:hint="eastAsia"/>
           <w:color w:val="0000CC"/>
           <w:sz w:val="18"/>
           <w:szCs w:val="18"/>
@@ -596,11 +548,6 @@
       </w:r>
     </w:p>
     <w:p>
-      <w:pPr>
-        <w:rPr>
-          <w:rFonts w:hint="eastAsia"/>
-        </w:rPr>
-      </w:pPr>
       <w:r>
         <w:rPr>
           <w:rFonts w:hint="eastAsia"/>
@@ -635,7 +582,6 @@
     <w:p>
       <w:pPr>
         <w:rPr>
-          <w:rFonts w:hint="eastAsia"/>
           <w:color w:val="0000CC"/>
           <w:sz w:val="18"/>
           <w:szCs w:val="18"/>
@@ -720,13 +666,7 @@
         <w:t>, COORDSVCNAME )</w:t>
       </w:r>
     </w:p>
-    <w:p>
-      <w:pPr>
-        <w:rPr>
-          <w:rFonts w:hint="eastAsia"/>
-        </w:rPr>
-      </w:pPr>
-    </w:p>
+    <w:p/>
     <w:p>
       <w:pPr>
         <w:pStyle w:val="Heading2"/>
@@ -734,9 +674,6 @@
           <w:ilvl w:val="0"/>
           <w:numId w:val="1"/>
         </w:numPr>
-        <w:rPr>
-          <w:rFonts w:hint="eastAsia"/>
-        </w:rPr>
       </w:pPr>
       <w:r>
         <w:rPr>
@@ -746,11 +683,6 @@
       </w:r>
     </w:p>
     <w:p>
-      <w:pPr>
-        <w:rPr>
-          <w:rFonts w:hint="eastAsia"/>
-        </w:rPr>
-      </w:pPr>
       <w:r>
         <w:rPr>
           <w:rFonts w:hint="eastAsia"/>
@@ -784,7 +716,6 @@
     <w:p>
       <w:pPr>
         <w:rPr>
-          <w:rFonts w:hint="eastAsia"/>
           <w:color w:val="0000CC"/>
         </w:rPr>
       </w:pPr>
@@ -844,13 +775,7 @@
         <w:t>，编号可以省略，当同一个测试点有多个文件时，请加上编号区分；</w:t>
       </w:r>
     </w:p>
-    <w:p>
-      <w:pPr>
-        <w:rPr>
-          <w:rFonts w:hint="eastAsia"/>
-        </w:rPr>
-      </w:pPr>
-    </w:p>
+    <w:p/>
     <w:p>
       <w:pPr>
         <w:pStyle w:val="Heading2"/>
@@ -858,9 +783,6 @@
           <w:ilvl w:val="0"/>
           <w:numId w:val="1"/>
         </w:numPr>
-        <w:rPr>
-          <w:rFonts w:hint="eastAsia"/>
-        </w:rPr>
       </w:pPr>
       <w:r>
         <w:rPr>
@@ -870,11 +792,6 @@
       </w:r>
     </w:p>
     <w:p>
-      <w:pPr>
-        <w:rPr>
-          <w:rFonts w:hint="eastAsia"/>
-        </w:rPr>
-      </w:pPr>
       <w:r>
         <w:rPr>
           <w:rFonts w:hint="eastAsia"/>
@@ -1015,7 +932,6 @@
     <w:p>
       <w:pPr>
         <w:rPr>
-          <w:rFonts w:hint="eastAsia"/>
           <w:color w:val="0000CC"/>
           <w:sz w:val="18"/>
           <w:szCs w:val="18"/>
@@ -1033,13 +949,7 @@
         <w:t>***************************************************************************** */</w:t>
       </w:r>
     </w:p>
-    <w:p>
-      <w:pPr>
-        <w:rPr>
-          <w:rFonts w:hint="eastAsia"/>
-        </w:rPr>
-      </w:pPr>
-    </w:p>
+    <w:p/>
     <w:p>
       <w:pPr>
         <w:pStyle w:val="Heading2"/>
@@ -1047,9 +957,6 @@
           <w:ilvl w:val="0"/>
           <w:numId w:val="1"/>
         </w:numPr>
-        <w:rPr>
-          <w:rFonts w:hint="eastAsia"/>
-        </w:rPr>
       </w:pPr>
       <w:r>
         <w:rPr>
@@ -1059,11 +966,6 @@
       </w:r>
     </w:p>
     <w:p>
-      <w:pPr>
-        <w:rPr>
-          <w:rFonts w:hint="eastAsia"/>
-        </w:rPr>
-      </w:pPr>
       <w:r>
         <w:rPr>
           <w:rFonts w:hint="eastAsia"/>
@@ -1158,108 +1060,27 @@
           <w:ilvl w:val="0"/>
           <w:numId w:val="1"/>
         </w:numPr>
-        <w:rPr>
-          <w:rFonts w:hint="eastAsia"/>
-        </w:rPr>
-      </w:pPr>
-      <w:r>
-        <w:rPr>
-          <w:rFonts w:hint="eastAsia"/>
-        </w:rPr>
-        <w:t>测试用例必须考虑“运行模式”</w:t>
-      </w:r>
-    </w:p>
-    <w:p>
-      <w:pPr>
-        <w:rPr>
-          <w:rFonts w:hint="eastAsia"/>
-        </w:rPr>
-      </w:pPr>
-      <w:r>
-        <w:rPr>
-          <w:rFonts w:hint="eastAsia"/>
-        </w:rPr>
-        <w:t>在公共</w:t>
-      </w:r>
-      <w:r>
-        <w:rPr>
-          <w:rFonts w:hint="eastAsia"/>
-        </w:rPr>
-        <w:t>JS</w:t>
-      </w:r>
-      <w:r>
-        <w:rPr>
-          <w:rFonts w:hint="eastAsia"/>
-        </w:rPr>
-        <w:t>库中，函数：</w:t>
-      </w:r>
-      <w:r>
-        <w:rPr>
-          <w:b/>
-          <w:color w:val="0000CC"/>
-        </w:rPr>
-        <w:t xml:space="preserve">function </w:t>
-      </w:r>
-      <w:proofErr w:type="spellStart"/>
-      <w:r>
-        <w:rPr>
-          <w:b/>
-          <w:color w:val="0000CC"/>
-        </w:rPr>
-        <w:t>commIsStandalone</w:t>
-      </w:r>
-      <w:proofErr w:type="spellEnd"/>
-      <w:r>
-        <w:rPr>
-          <w:b/>
-          <w:color w:val="0000CC"/>
-        </w:rPr>
-        <w:t>( db )</w:t>
-      </w:r>
-      <w:r>
-        <w:rPr>
-          <w:rFonts w:hint="eastAsia"/>
-        </w:rPr>
-        <w:t xml:space="preserve"> </w:t>
-      </w:r>
-      <w:r>
-        <w:rPr>
-          <w:rFonts w:hint="eastAsia"/>
-        </w:rPr>
-        <w:t>可以判断是否为“</w:t>
-      </w:r>
-      <w:r>
-        <w:rPr>
-          <w:rFonts w:hint="eastAsia"/>
-        </w:rPr>
-        <w:t>Standalone</w:t>
-      </w:r>
-      <w:r>
-        <w:rPr>
-          <w:rFonts w:hint="eastAsia"/>
-        </w:rPr>
-        <w:t>”模式，当用例不能在</w:t>
-      </w:r>
-      <w:r>
-        <w:rPr>
-          <w:rFonts w:hint="eastAsia"/>
-        </w:rPr>
-        <w:t>Standalone</w:t>
-      </w:r>
-      <w:r>
-        <w:rPr>
-          <w:rFonts w:hint="eastAsia"/>
-        </w:rPr>
-        <w:t>模式执行或存在区别时，请用该函数判断。</w:t>
-      </w:r>
-    </w:p>
-    <w:p>
-      <w:pPr>
-        <w:rPr>
-          <w:rFonts w:hint="eastAsia"/>
-        </w:rPr>
-      </w:pPr>
-    </w:p>
+      </w:pPr>
+      <w:r>
+        <w:rPr>
+          <w:rFonts w:hint="eastAsia"/>
+        </w:rPr>
+        <w:t>测试用例统一使用</w:t>
+      </w:r>
+      <w:r>
+        <w:rPr>
+          <w:rFonts w:hint="eastAsia"/>
+        </w:rPr>
+        <w:t>UTF-8</w:t>
+      </w:r>
+      <w:r>
+        <w:rPr>
+          <w:rFonts w:hint="eastAsia"/>
+        </w:rPr>
+        <w:t>格式</w:t>
+      </w:r>
+    </w:p>
+    <w:p/>
     <w:p>
       <w:pPr>
         <w:pStyle w:val="Heading2"/>
@@ -1267,115 +1088,94 @@
           <w:ilvl w:val="0"/>
           <w:numId w:val="1"/>
         </w:numPr>
-        <w:rPr>
-          <w:rFonts w:hint="eastAsia"/>
-        </w:rPr>
-      </w:pPr>
-      <w:r>
-        <w:rPr>
-          <w:rFonts w:hint="eastAsia"/>
-        </w:rPr>
-        <w:t>测试用例必须考虑“并发”运行</w:t>
-      </w:r>
-    </w:p>
-    <w:p>
-      <w:pPr>
-        <w:rPr>
-          <w:rFonts w:hint="eastAsia"/>
-        </w:rPr>
-      </w:pPr>
-      <w:r>
-        <w:rPr>
-          <w:rFonts w:hint="eastAsia"/>
-        </w:rPr>
-        <w:t>CI</w:t>
-      </w:r>
-      <w:r>
-        <w:rPr>
-          <w:rFonts w:hint="eastAsia"/>
-        </w:rPr>
-        <w:t>调度框架有“并行”模式，如果测试用例不考虑并发运行的影响，则用例会存在随机失败的风险</w:t>
-      </w:r>
-      <w:r>
-        <w:rPr>
-          <w:rFonts w:hint="eastAsia"/>
-        </w:rPr>
-        <w:t>。在用例中，不能固定</w:t>
-      </w:r>
-      <w:r>
-        <w:rPr>
-          <w:rFonts w:hint="eastAsia"/>
-        </w:rPr>
-        <w:t>Collection space</w:t>
-      </w:r>
-      <w:r>
-        <w:rPr>
-          <w:rFonts w:hint="eastAsia"/>
-        </w:rPr>
-        <w:t>、</w:t>
-      </w:r>
-      <w:r>
-        <w:rPr>
-          <w:rFonts w:hint="eastAsia"/>
-        </w:rPr>
-        <w:t>Collection</w:t>
-      </w:r>
-      <w:r>
-        <w:rPr>
-          <w:rFonts w:hint="eastAsia"/>
-        </w:rPr>
-        <w:t>、</w:t>
-      </w:r>
-      <w:r>
-        <w:rPr>
-          <w:rFonts w:hint="eastAsia"/>
-        </w:rPr>
-        <w:t>Backup name, Backup path</w:t>
-      </w:r>
-      <w:r>
-        <w:rPr>
-          <w:rFonts w:hint="eastAsia"/>
-        </w:rPr>
-        <w:t>等可能导致并发冲突的参数，</w:t>
-      </w:r>
-      <w:r>
-        <w:rPr>
-          <w:rFonts w:hint="eastAsia"/>
+      </w:pPr>
+      <w:r>
+        <w:rPr>
+          <w:rFonts w:hint="eastAsia"/>
+        </w:rPr>
+        <w:t>测试用例必须考虑“运行模式”</w:t>
+      </w:r>
+    </w:p>
+    <w:p>
+      <w:r>
+        <w:rPr>
+          <w:rFonts w:hint="eastAsia"/>
+        </w:rPr>
+        <w:t>在公共</w:t>
+      </w:r>
+      <w:r>
+        <w:rPr>
+          <w:rFonts w:hint="eastAsia"/>
+        </w:rPr>
+        <w:t>JS</w:t>
+      </w:r>
+      <w:r>
+        <w:rPr>
+          <w:rFonts w:hint="eastAsia"/>
+        </w:rPr>
+        <w:t>库中，函数：</w:t>
+      </w:r>
+      <w:r>
+        <w:rPr>
           <w:b/>
           <w:color w:val="0000CC"/>
         </w:rPr>
-        <w:t>需要运用“</w:t>
-      </w:r>
-      <w:r>
-        <w:rPr>
-          <w:rFonts w:hint="eastAsia"/>
+        <w:t xml:space="preserve">function </w:t>
+      </w:r>
+      <w:proofErr w:type="spellStart"/>
+      <w:r>
+        <w:rPr>
           <w:b/>
           <w:color w:val="0000CC"/>
         </w:rPr>
-        <w:t>CSPREFIX</w:t>
-      </w:r>
-      <w:r>
-        <w:rPr>
-          <w:rFonts w:hint="eastAsia"/>
+        <w:t>commIsStandalone</w:t>
+      </w:r>
+      <w:proofErr w:type="spellEnd"/>
+      <w:r>
+        <w:rPr>
           <w:b/>
           <w:color w:val="0000CC"/>
         </w:rPr>
-        <w:t>”变量作前缀</w:t>
-      </w:r>
-      <w:r>
-        <w:rPr>
-          <w:rFonts w:hint="eastAsia"/>
-        </w:rPr>
-        <w:t>，从而可以保证并发运行时名字不会冲突。</w:t>
-      </w:r>
-    </w:p>
-    <w:p>
-      <w:pPr>
-        <w:rPr>
-          <w:rFonts w:hint="eastAsia"/>
-        </w:rPr>
-      </w:pPr>
-    </w:p>
+        <w:t>( db )</w:t>
+      </w:r>
+      <w:r>
+        <w:rPr>
+          <w:rFonts w:hint="eastAsia"/>
+        </w:rPr>
+        <w:t xml:space="preserve"> </w:t>
+      </w:r>
+      <w:r>
+        <w:rPr>
+          <w:rFonts w:hint="eastAsia"/>
+        </w:rPr>
+        <w:t>可以判断是否为“</w:t>
+      </w:r>
+      <w:r>
+        <w:rPr>
+          <w:rFonts w:hint="eastAsia"/>
+        </w:rPr>
+        <w:t>Standalone</w:t>
+      </w:r>
+      <w:r>
+        <w:rPr>
+          <w:rFonts w:hint="eastAsia"/>
+        </w:rPr>
+        <w:t>”模式，当用例不能在</w:t>
+      </w:r>
+      <w:r>
+        <w:rPr>
+          <w:rFonts w:hint="eastAsia"/>
+        </w:rPr>
+        <w:t>Standalone</w:t>
+      </w:r>
+      <w:r>
+        <w:rPr>
+          <w:rFonts w:hint="eastAsia"/>
+        </w:rPr>
+        <w:t>模式执行或存在区别时，请用该函数判断。</w:t>
+      </w:r>
+    </w:p>
+    <w:p/>
     <w:p>
       <w:pPr>
         <w:pStyle w:val="Heading2"/>
@@ -1383,262 +1183,101 @@
           <w:ilvl w:val="0"/>
           <w:numId w:val="1"/>
         </w:numPr>
-        <w:rPr>
-          <w:rFonts w:hint="eastAsia"/>
-        </w:rPr>
-      </w:pPr>
-      <w:r>
-        <w:rPr>
-          <w:rFonts w:hint="eastAsia"/>
-        </w:rPr>
-        <w:t>测试用例需要在出错时打印错误信息</w:t>
-      </w:r>
-    </w:p>
-    <w:p>
-      <w:pPr>
-        <w:rPr>
-          <w:rFonts w:hint="eastAsia"/>
-        </w:rPr>
-      </w:pPr>
-      <w:r>
-        <w:rPr>
-          <w:rFonts w:hint="eastAsia"/>
-        </w:rPr>
-        <w:t>测试用例在抛出错误时，需打印有效的错误信息，并且能够根据该错误定位到用例行号（因各个错误抛出的描述应不同）；如：</w:t>
-      </w:r>
-    </w:p>
-    <w:p>
-      <w:pPr>
-        <w:rPr>
-          <w:rFonts w:hint="eastAsia"/>
-          <w:color w:val="0000CC"/>
-          <w:sz w:val="18"/>
-          <w:szCs w:val="18"/>
-          <w:shd w:val="clear" w:color="auto" w:fill="BFBFBF" w:themeFill="background1" w:themeFillShade="BF"/>
-        </w:rPr>
-      </w:pPr>
-      <w:proofErr w:type="spellStart"/>
-      <w:proofErr w:type="gramStart"/>
-      <w:r>
-        <w:rPr>
-          <w:rFonts w:hint="eastAsia"/>
-          <w:color w:val="0000CC"/>
-          <w:sz w:val="18"/>
-          <w:szCs w:val="18"/>
-          <w:shd w:val="clear" w:color="auto" w:fill="BFBFBF" w:themeFill="background1" w:themeFillShade="BF"/>
-        </w:rPr>
-        <w:t>println</w:t>
-      </w:r>
-      <w:proofErr w:type="spellEnd"/>
-      <w:r>
-        <w:rPr>
-          <w:rFonts w:hint="eastAsia"/>
-          <w:color w:val="0000CC"/>
-          <w:sz w:val="18"/>
-          <w:szCs w:val="18"/>
-          <w:shd w:val="clear" w:color="auto" w:fill="BFBFBF" w:themeFill="background1" w:themeFillShade="BF"/>
-        </w:rPr>
-        <w:t>(</w:t>
-      </w:r>
-      <w:proofErr w:type="gramEnd"/>
-      <w:r>
-        <w:rPr>
-          <w:rFonts w:hint="eastAsia"/>
-          <w:color w:val="0000CC"/>
-          <w:sz w:val="18"/>
-          <w:szCs w:val="18"/>
-          <w:shd w:val="clear" w:color="auto" w:fill="BFBFBF" w:themeFill="background1" w:themeFillShade="BF"/>
-        </w:rPr>
-        <w:t xml:space="preserve"> </w:t>
-      </w:r>
-      <w:r>
-        <w:rPr>
-          <w:color w:val="0000CC"/>
-          <w:sz w:val="18"/>
-          <w:szCs w:val="18"/>
-          <w:shd w:val="clear" w:color="auto" w:fill="BFBFBF" w:themeFill="background1" w:themeFillShade="BF"/>
-        </w:rPr>
-        <w:t>“</w:t>
-      </w:r>
-      <w:r>
-        <w:rPr>
-          <w:rFonts w:hint="eastAsia"/>
-          <w:color w:val="0000CC"/>
-          <w:sz w:val="18"/>
-          <w:szCs w:val="18"/>
-          <w:shd w:val="clear" w:color="auto" w:fill="BFBFBF" w:themeFill="background1" w:themeFillShade="BF"/>
-        </w:rPr>
-        <w:t xml:space="preserve">Create collection failed: </w:t>
-      </w:r>
-      <w:r>
-        <w:rPr>
-          <w:color w:val="0000CC"/>
-          <w:sz w:val="18"/>
-          <w:szCs w:val="18"/>
-          <w:shd w:val="clear" w:color="auto" w:fill="BFBFBF" w:themeFill="background1" w:themeFillShade="BF"/>
-        </w:rPr>
-        <w:t>“</w:t>
-      </w:r>
-      <w:r>
-        <w:rPr>
-          <w:rFonts w:hint="eastAsia"/>
-          <w:color w:val="0000CC"/>
-          <w:sz w:val="18"/>
-          <w:szCs w:val="18"/>
-          <w:shd w:val="clear" w:color="auto" w:fill="BFBFBF" w:themeFill="background1" w:themeFillShade="BF"/>
-        </w:rPr>
-        <w:t xml:space="preserve"> + e ) ;</w:t>
-      </w:r>
-    </w:p>
-    <w:p>
-      <w:pPr>
-        <w:rPr>
-          <w:rFonts w:hint="eastAsia"/>
-          <w:color w:val="0000CC"/>
-          <w:sz w:val="18"/>
-          <w:szCs w:val="18"/>
-          <w:shd w:val="clear" w:color="auto" w:fill="BFBFBF" w:themeFill="background1" w:themeFillShade="BF"/>
-        </w:rPr>
-      </w:pPr>
-      <w:proofErr w:type="gramStart"/>
-      <w:r>
-        <w:rPr>
-          <w:rFonts w:hint="eastAsia"/>
-          <w:color w:val="0000CC"/>
-          <w:sz w:val="18"/>
-          <w:szCs w:val="18"/>
-          <w:shd w:val="clear" w:color="auto" w:fill="BFBFBF" w:themeFill="background1" w:themeFillShade="BF"/>
-        </w:rPr>
-        <w:t>throw</w:t>
-      </w:r>
-      <w:proofErr w:type="gramEnd"/>
-      <w:r>
-        <w:rPr>
-          <w:rFonts w:hint="eastAsia"/>
-          <w:color w:val="0000CC"/>
-          <w:sz w:val="18"/>
-          <w:szCs w:val="18"/>
-          <w:shd w:val="clear" w:color="auto" w:fill="BFBFBF" w:themeFill="background1" w:themeFillShade="BF"/>
-        </w:rPr>
-        <w:t xml:space="preserve"> e ;</w:t>
-      </w:r>
-    </w:p>
-    <w:p>
-      <w:pPr>
-        <w:rPr>
-          <w:rFonts w:hint="eastAsia"/>
-        </w:rPr>
-      </w:pPr>
-      <w:r>
-        <w:rPr>
-          <w:rFonts w:hint="eastAsia"/>
-        </w:rPr>
-        <w:t>也可以抛出字符串：</w:t>
-      </w:r>
-    </w:p>
-    <w:p>
-      <w:pPr>
-        <w:rPr>
-          <w:rFonts w:hint="eastAsia"/>
-          <w:color w:val="0000CC"/>
-          <w:sz w:val="18"/>
-          <w:szCs w:val="18"/>
-          <w:shd w:val="clear" w:color="auto" w:fill="BFBFBF" w:themeFill="background1" w:themeFillShade="BF"/>
-        </w:rPr>
-      </w:pPr>
-      <w:proofErr w:type="gramStart"/>
-      <w:r>
-        <w:rPr>
-          <w:rFonts w:hint="eastAsia"/>
-          <w:color w:val="0000CC"/>
-          <w:sz w:val="18"/>
-          <w:szCs w:val="18"/>
-          <w:shd w:val="clear" w:color="auto" w:fill="BFBFBF" w:themeFill="background1" w:themeFillShade="BF"/>
-        </w:rPr>
-        <w:t>throw</w:t>
-      </w:r>
-      <w:proofErr w:type="gramEnd"/>
-      <w:r>
-        <w:rPr>
-          <w:rFonts w:hint="eastAsia"/>
-          <w:color w:val="0000CC"/>
-          <w:sz w:val="18"/>
-          <w:szCs w:val="18"/>
-          <w:shd w:val="clear" w:color="auto" w:fill="BFBFBF" w:themeFill="background1" w:themeFillShade="BF"/>
-        </w:rPr>
-        <w:t xml:space="preserve"> </w:t>
-      </w:r>
-      <w:r>
-        <w:rPr>
-          <w:color w:val="0000CC"/>
-          <w:sz w:val="18"/>
-          <w:szCs w:val="18"/>
-          <w:shd w:val="clear" w:color="auto" w:fill="BFBFBF" w:themeFill="background1" w:themeFillShade="BF"/>
-        </w:rPr>
-        <w:t>“</w:t>
-      </w:r>
-      <w:r>
-        <w:rPr>
-          <w:rFonts w:hint="eastAsia"/>
-          <w:color w:val="0000CC"/>
-          <w:sz w:val="18"/>
-          <w:szCs w:val="18"/>
-          <w:shd w:val="clear" w:color="auto" w:fill="BFBFBF" w:themeFill="background1" w:themeFillShade="BF"/>
-        </w:rPr>
-        <w:t>Create collection space failed</w:t>
-      </w:r>
-      <w:r>
-        <w:rPr>
-          <w:color w:val="0000CC"/>
-          <w:sz w:val="18"/>
-          <w:szCs w:val="18"/>
-          <w:shd w:val="clear" w:color="auto" w:fill="BFBFBF" w:themeFill="background1" w:themeFillShade="BF"/>
-        </w:rPr>
-        <w:t>”</w:t>
-      </w:r>
-      <w:r>
-        <w:rPr>
-          <w:rFonts w:hint="eastAsia"/>
-          <w:color w:val="0000CC"/>
-          <w:sz w:val="18"/>
-          <w:szCs w:val="18"/>
-          <w:shd w:val="clear" w:color="auto" w:fill="BFBFBF" w:themeFill="background1" w:themeFillShade="BF"/>
-        </w:rPr>
-        <w:t xml:space="preserve"> ;</w:t>
-      </w:r>
-    </w:p>
-    <w:p>
-      <w:pPr>
-        <w:rPr>
-          <w:rFonts w:hint="eastAsia"/>
-        </w:rPr>
-      </w:pPr>
-      <w:r>
-        <w:rPr>
-          <w:rFonts w:hint="eastAsia"/>
-        </w:rPr>
-        <w:t>建议不要抛出无意义的</w:t>
-      </w:r>
-      <w:r>
-        <w:rPr>
-          <w:rFonts w:hint="eastAsia"/>
-        </w:rPr>
-        <w:t>-1</w:t>
-      </w:r>
-      <w:r>
-        <w:rPr>
-          <w:rFonts w:hint="eastAsia"/>
-        </w:rPr>
-        <w:t>，除非已经在抛出错误前标明了出错信息。</w:t>
-      </w:r>
-    </w:p>
-    <w:p>
-      <w:pPr>
-        <w:rPr>
-          <w:rFonts w:hint="eastAsia"/>
-        </w:rPr>
-      </w:pPr>
-    </w:p>
+      </w:pPr>
+      <w:r>
+        <w:rPr>
+          <w:rFonts w:hint="eastAsia"/>
+        </w:rPr>
+        <w:t>测试用例必须考虑“并发”运行</w:t>
+      </w:r>
+    </w:p>
+    <w:p>
+      <w:r>
+        <w:rPr>
+          <w:rFonts w:hint="eastAsia"/>
+        </w:rPr>
+        <w:t>CI</w:t>
+      </w:r>
+      <w:r>
+        <w:rPr>
+          <w:rFonts w:hint="eastAsia"/>
+        </w:rPr>
+        <w:t>调度框架有“并行”模式，如果测试用例不考虑并发运行的影响，则用例会存在随机失败的风险</w:t>
+      </w:r>
+      <w:r>
+        <w:rPr>
+          <w:rFonts w:hint="eastAsia"/>
+        </w:rPr>
+        <w:t>。在用例中，不能固定</w:t>
+      </w:r>
+      <w:r>
+        <w:rPr>
+          <w:rFonts w:hint="eastAsia"/>
+        </w:rPr>
+        <w:t>Collection space</w:t>
+      </w:r>
+      <w:r>
+        <w:rPr>
+          <w:rFonts w:hint="eastAsia"/>
+        </w:rPr>
+        <w:t>、</w:t>
+      </w:r>
+      <w:r>
+        <w:rPr>
+          <w:rFonts w:hint="eastAsia"/>
+        </w:rPr>
+        <w:t>Collection</w:t>
+      </w:r>
+      <w:r>
+        <w:rPr>
+          <w:rFonts w:hint="eastAsia"/>
+        </w:rPr>
+        <w:t>、</w:t>
+      </w:r>
+      <w:r>
+        <w:rPr>
+          <w:rFonts w:hint="eastAsia"/>
+        </w:rPr>
+        <w:t>Backup name, Backup path</w:t>
+      </w:r>
+      <w:r>
+        <w:rPr>
+          <w:rFonts w:hint="eastAsia"/>
+        </w:rPr>
+        <w:t>等可能导致并发冲突的参数，</w:t>
+      </w:r>
+      <w:r>
+        <w:rPr>
+          <w:rFonts w:hint="eastAsia"/>
+          <w:b/>
+          <w:color w:val="0000CC"/>
+        </w:rPr>
+        <w:t>需要运用“</w:t>
+      </w:r>
+      <w:r>
+        <w:rPr>
+          <w:rFonts w:hint="eastAsia"/>
+          <w:b/>
+          <w:color w:val="0000CC"/>
+        </w:rPr>
+        <w:t>CSPREFIX</w:t>
+      </w:r>
+      <w:r>
+        <w:rPr>
+          <w:rFonts w:hint="eastAsia"/>
+          <w:b/>
+          <w:color w:val="0000CC"/>
+        </w:rPr>
+        <w:t>”变量作前缀</w:t>
+      </w:r>
+      <w:r>
+        <w:rPr>
+          <w:rFonts w:hint="eastAsia"/>
+        </w:rPr>
+        <w:t>，从而可以保证并发运行时名字不会冲突。</w:t>
+      </w:r>
+    </w:p>
+    <w:p/>
     <w:p>
       <w:pPr>
         <w:pStyle w:val="Heading2"/>
@@ -1646,37 +1285,235 @@
           <w:ilvl w:val="0"/>
           <w:numId w:val="1"/>
         </w:numPr>
-        <w:rPr>
-          <w:rFonts w:hint="eastAsia"/>
-        </w:rPr>
-      </w:pPr>
-      <w:r>
-        <w:rPr>
-          <w:rFonts w:hint="eastAsia"/>
-        </w:rPr>
-        <w:t>建议测试用例在成功时不要打印过多信息</w:t>
-      </w:r>
-    </w:p>
-    <w:p>
-      <w:pPr>
-        <w:rPr>
-          <w:rFonts w:hint="eastAsia"/>
-        </w:rPr>
-      </w:pPr>
-      <w:r>
-        <w:rPr>
-          <w:rFonts w:hint="eastAsia"/>
-        </w:rPr>
-        <w:t>打印过多信息会增加定位的难度和减慢执行效率。</w:t>
-      </w:r>
-    </w:p>
-    <w:p>
-      <w:pPr>
-        <w:rPr>
-          <w:rFonts w:hint="eastAsia"/>
-        </w:rPr>
-      </w:pPr>
-    </w:p>
+      </w:pPr>
+      <w:r>
+        <w:rPr>
+          <w:rFonts w:hint="eastAsia"/>
+        </w:rPr>
+        <w:t>测试用例需要在出错时打印错误信息</w:t>
+      </w:r>
+    </w:p>
+    <w:p>
+      <w:r>
+        <w:rPr>
+          <w:rFonts w:hint="eastAsia"/>
+        </w:rPr>
+        <w:t>测试用例在抛出错误时，需打印有效的错误信息，并且能够根据该错误定位到用例行号（因各个错误抛出的描述应不同）；如：</w:t>
+      </w:r>
+    </w:p>
+    <w:p>
+      <w:pPr>
+        <w:rPr>
+          <w:color w:val="0000CC"/>
+          <w:sz w:val="18"/>
+          <w:szCs w:val="18"/>
+          <w:shd w:val="clear" w:color="auto" w:fill="BFBFBF" w:themeFill="background1" w:themeFillShade="BF"/>
+        </w:rPr>
+      </w:pPr>
+      <w:proofErr w:type="spellStart"/>
+      <w:proofErr w:type="gramStart"/>
+      <w:r>
+        <w:rPr>
+          <w:rFonts w:hint="eastAsia"/>
+          <w:color w:val="0000CC"/>
+          <w:sz w:val="18"/>
+          <w:szCs w:val="18"/>
+          <w:shd w:val="clear" w:color="auto" w:fill="BFBFBF" w:themeFill="background1" w:themeFillShade="BF"/>
+        </w:rPr>
+        <w:t>println</w:t>
+      </w:r>
+      <w:proofErr w:type="spellEnd"/>
+      <w:r>
+        <w:rPr>
+          <w:rFonts w:hint="eastAsia"/>
+          <w:color w:val="0000CC"/>
+          <w:sz w:val="18"/>
+          <w:szCs w:val="18"/>
+          <w:shd w:val="clear" w:color="auto" w:fill="BFBFBF" w:themeFill="background1" w:themeFillShade="BF"/>
+        </w:rPr>
+        <w:t>(</w:t>
+      </w:r>
+      <w:proofErr w:type="gramEnd"/>
+      <w:r>
+        <w:rPr>
+          <w:rFonts w:hint="eastAsia"/>
+          <w:color w:val="0000CC"/>
+          <w:sz w:val="18"/>
+          <w:szCs w:val="18"/>
+          <w:shd w:val="clear" w:color="auto" w:fill="BFBFBF" w:themeFill="background1" w:themeFillShade="BF"/>
+        </w:rPr>
+        <w:t xml:space="preserve"> </w:t>
+      </w:r>
+      <w:r>
+        <w:rPr>
+          <w:color w:val="0000CC"/>
+          <w:sz w:val="18"/>
+          <w:szCs w:val="18"/>
+          <w:shd w:val="clear" w:color="auto" w:fill="BFBFBF" w:themeFill="background1" w:themeFillShade="BF"/>
+        </w:rPr>
+        <w:t>“</w:t>
+      </w:r>
+      <w:r>
+        <w:rPr>
+          <w:rFonts w:hint="eastAsia"/>
+          <w:color w:val="0000CC"/>
+          <w:sz w:val="18"/>
+          <w:szCs w:val="18"/>
+          <w:shd w:val="clear" w:color="auto" w:fill="BFBFBF" w:themeFill="background1" w:themeFillShade="BF"/>
+        </w:rPr>
+        <w:t xml:space="preserve">Create collection failed: </w:t>
+      </w:r>
+      <w:r>
+        <w:rPr>
+          <w:color w:val="0000CC"/>
+          <w:sz w:val="18"/>
+          <w:szCs w:val="18"/>
+          <w:shd w:val="clear" w:color="auto" w:fill="BFBFBF" w:themeFill="background1" w:themeFillShade="BF"/>
+        </w:rPr>
+        <w:t>“</w:t>
+      </w:r>
+      <w:r>
+        <w:rPr>
+          <w:rFonts w:hint="eastAsia"/>
+          <w:color w:val="0000CC"/>
+          <w:sz w:val="18"/>
+          <w:szCs w:val="18"/>
+          <w:shd w:val="clear" w:color="auto" w:fill="BFBFBF" w:themeFill="background1" w:themeFillShade="BF"/>
+        </w:rPr>
+        <w:t xml:space="preserve"> + e ) ;</w:t>
+      </w:r>
+    </w:p>
+    <w:p>
+      <w:pPr>
+        <w:rPr>
+          <w:color w:val="0000CC"/>
+          <w:sz w:val="18"/>
+          <w:szCs w:val="18"/>
+          <w:shd w:val="clear" w:color="auto" w:fill="BFBFBF" w:themeFill="background1" w:themeFillShade="BF"/>
+        </w:rPr>
+      </w:pPr>
+      <w:proofErr w:type="gramStart"/>
+      <w:r>
+        <w:rPr>
+          <w:rFonts w:hint="eastAsia"/>
+          <w:color w:val="0000CC"/>
+          <w:sz w:val="18"/>
+          <w:szCs w:val="18"/>
+          <w:shd w:val="clear" w:color="auto" w:fill="BFBFBF" w:themeFill="background1" w:themeFillShade="BF"/>
+        </w:rPr>
+        <w:t>throw</w:t>
+      </w:r>
+      <w:proofErr w:type="gramEnd"/>
+      <w:r>
+        <w:rPr>
+          <w:rFonts w:hint="eastAsia"/>
+          <w:color w:val="0000CC"/>
+          <w:sz w:val="18"/>
+          <w:szCs w:val="18"/>
+          <w:shd w:val="clear" w:color="auto" w:fill="BFBFBF" w:themeFill="background1" w:themeFillShade="BF"/>
+        </w:rPr>
+        <w:t xml:space="preserve"> e ;</w:t>
+      </w:r>
+    </w:p>
+    <w:p>
+      <w:r>
+        <w:rPr>
+          <w:rFonts w:hint="eastAsia"/>
+        </w:rPr>
+        <w:t>也可以抛出字符串：</w:t>
+      </w:r>
+    </w:p>
+    <w:p>
+      <w:pPr>
+        <w:rPr>
+          <w:color w:val="0000CC"/>
+          <w:sz w:val="18"/>
+          <w:szCs w:val="18"/>
+          <w:shd w:val="clear" w:color="auto" w:fill="BFBFBF" w:themeFill="background1" w:themeFillShade="BF"/>
+        </w:rPr>
+      </w:pPr>
+      <w:proofErr w:type="gramStart"/>
+      <w:r>
+        <w:rPr>
+          <w:rFonts w:hint="eastAsia"/>
+          <w:color w:val="0000CC"/>
+          <w:sz w:val="18"/>
+          <w:szCs w:val="18"/>
+          <w:shd w:val="clear" w:color="auto" w:fill="BFBFBF" w:themeFill="background1" w:themeFillShade="BF"/>
+        </w:rPr>
+        <w:t>throw</w:t>
+      </w:r>
+      <w:proofErr w:type="gramEnd"/>
+      <w:r>
+        <w:rPr>
+          <w:rFonts w:hint="eastAsia"/>
+          <w:color w:val="0000CC"/>
+          <w:sz w:val="18"/>
+          <w:szCs w:val="18"/>
+          <w:shd w:val="clear" w:color="auto" w:fill="BFBFBF" w:themeFill="background1" w:themeFillShade="BF"/>
+        </w:rPr>
+        <w:t xml:space="preserve"> </w:t>
+      </w:r>
+      <w:r>
+        <w:rPr>
+          <w:color w:val="0000CC"/>
+          <w:sz w:val="18"/>
+          <w:szCs w:val="18"/>
+          <w:shd w:val="clear" w:color="auto" w:fill="BFBFBF" w:themeFill="background1" w:themeFillShade="BF"/>
+        </w:rPr>
+        <w:t>“</w:t>
+      </w:r>
+      <w:r>
+        <w:rPr>
+          <w:rFonts w:hint="eastAsia"/>
+          <w:color w:val="0000CC"/>
+          <w:sz w:val="18"/>
+          <w:szCs w:val="18"/>
+          <w:shd w:val="clear" w:color="auto" w:fill="BFBFBF" w:themeFill="background1" w:themeFillShade="BF"/>
+        </w:rPr>
+        <w:t>Create collection space failed</w:t>
+      </w:r>
+      <w:r>
+        <w:rPr>
+          <w:color w:val="0000CC"/>
+          <w:sz w:val="18"/>
+          <w:szCs w:val="18"/>
+          <w:shd w:val="clear" w:color="auto" w:fill="BFBFBF" w:themeFill="background1" w:themeFillShade="BF"/>
+        </w:rPr>
+        <w:t>”</w:t>
+      </w:r>
+      <w:r>
+        <w:rPr>
+          <w:rFonts w:hint="eastAsia"/>
+          <w:color w:val="0000CC"/>
+          <w:sz w:val="18"/>
+          <w:szCs w:val="18"/>
+          <w:shd w:val="clear" w:color="auto" w:fill="BFBFBF" w:themeFill="background1" w:themeFillShade="BF"/>
+        </w:rPr>
+        <w:t xml:space="preserve"> ;</w:t>
+      </w:r>
+    </w:p>
+    <w:p>
+      <w:r>
+        <w:rPr>
+          <w:rFonts w:hint="eastAsia"/>
+        </w:rPr>
+        <w:t>建议不要抛出无意义的</w:t>
+      </w:r>
+      <w:r>
+        <w:rPr>
+          <w:rFonts w:hint="eastAsia"/>
+        </w:rPr>
+        <w:t>-1</w:t>
+      </w:r>
+      <w:r>
+        <w:rPr>
+          <w:rFonts w:hint="eastAsia"/>
+        </w:rPr>
+        <w:t>，除非已经在抛出错误前标明了出错信息。</w:t>
+      </w:r>
+    </w:p>
+    <w:p/>
     <w:p>
       <w:pPr>
         <w:pStyle w:val="Heading2"/>
@@ -1684,254 +1521,24 @@
           <w:ilvl w:val="0"/>
           <w:numId w:val="1"/>
         </w:numPr>
-        <w:rPr>
-          <w:rFonts w:hint="eastAsia"/>
-        </w:rPr>
       </w:pPr>
       <w:r>
         <w:rPr>
           <w:rFonts w:hint="eastAsia"/>
         </w:rPr>
         <w:lastRenderedPageBreak/>
-        <w:t>测试用例中禁止写死公用参数</w:t>
-      </w:r>
-    </w:p>
-    <w:p>
-      <w:pPr>
-        <w:rPr>
-          <w:rFonts w:hint="eastAsia"/>
-        </w:rPr>
-      </w:pPr>
-      <w:r>
-        <w:rPr>
-          <w:rFonts w:hint="eastAsia"/>
-        </w:rPr>
-        <w:t>禁止在测试用写死公用参数，如</w:t>
-      </w:r>
-      <w:r>
-        <w:rPr>
-          <w:rFonts w:hint="eastAsia"/>
-        </w:rPr>
-        <w:t>Coordinate</w:t>
-      </w:r>
-      <w:r>
-        <w:rPr>
-          <w:rFonts w:hint="eastAsia"/>
-        </w:rPr>
-        <w:t>和</w:t>
-      </w:r>
-      <w:r>
-        <w:rPr>
-          <w:rFonts w:hint="eastAsia"/>
-        </w:rPr>
-        <w:t>Catalog</w:t>
-      </w:r>
-      <w:r>
-        <w:rPr>
-          <w:rFonts w:hint="eastAsia"/>
-        </w:rPr>
-        <w:t>的连接端口，需要用公用参数替代，从而可以保证可维护性，如：</w:t>
-      </w:r>
-    </w:p>
-    <w:p>
-      <w:pPr>
-        <w:rPr>
-          <w:rFonts w:hint="eastAsia"/>
-          <w:color w:val="0000CC"/>
-          <w:sz w:val="18"/>
-          <w:szCs w:val="18"/>
-          <w:shd w:val="clear" w:color="auto" w:fill="BFBFBF" w:themeFill="background1" w:themeFillShade="BF"/>
-        </w:rPr>
-      </w:pPr>
-      <w:proofErr w:type="gramStart"/>
-      <w:r>
-        <w:rPr>
-          <w:rFonts w:hint="eastAsia"/>
-          <w:color w:val="0000CC"/>
-          <w:sz w:val="18"/>
-          <w:szCs w:val="18"/>
-          <w:shd w:val="clear" w:color="auto" w:fill="BFBFBF" w:themeFill="background1" w:themeFillShade="BF"/>
-        </w:rPr>
-        <w:t>db</w:t>
-      </w:r>
-      <w:proofErr w:type="gramEnd"/>
-      <w:r>
-        <w:rPr>
-          <w:rFonts w:hint="eastAsia"/>
-          <w:color w:val="0000CC"/>
-          <w:sz w:val="18"/>
-          <w:szCs w:val="18"/>
-          <w:shd w:val="clear" w:color="auto" w:fill="BFBFBF" w:themeFill="background1" w:themeFillShade="BF"/>
-        </w:rPr>
-        <w:t xml:space="preserve"> = new </w:t>
-      </w:r>
-      <w:proofErr w:type="spellStart"/>
-      <w:r>
-        <w:rPr>
-          <w:rFonts w:hint="eastAsia"/>
-          <w:color w:val="0000CC"/>
-          <w:sz w:val="18"/>
-          <w:szCs w:val="18"/>
-          <w:shd w:val="clear" w:color="auto" w:fill="BFBFBF" w:themeFill="background1" w:themeFillShade="BF"/>
-        </w:rPr>
-        <w:t>Sdb</w:t>
-      </w:r>
-      <w:proofErr w:type="spellEnd"/>
-      <w:r>
-        <w:rPr>
-          <w:rFonts w:hint="eastAsia"/>
-          <w:color w:val="0000CC"/>
-          <w:sz w:val="18"/>
-          <w:szCs w:val="18"/>
-          <w:shd w:val="clear" w:color="auto" w:fill="BFBFBF" w:themeFill="background1" w:themeFillShade="BF"/>
-        </w:rPr>
-        <w:t>(</w:t>
-      </w:r>
-      <w:r>
-        <w:rPr>
-          <w:color w:val="0000CC"/>
-          <w:sz w:val="18"/>
-          <w:szCs w:val="18"/>
-          <w:shd w:val="clear" w:color="auto" w:fill="BFBFBF" w:themeFill="background1" w:themeFillShade="BF"/>
-        </w:rPr>
-        <w:t>‘</w:t>
-      </w:r>
-      <w:proofErr w:type="spellStart"/>
-      <w:r>
-        <w:rPr>
-          <w:rFonts w:hint="eastAsia"/>
-          <w:color w:val="0000CC"/>
-          <w:sz w:val="18"/>
-          <w:szCs w:val="18"/>
-          <w:shd w:val="clear" w:color="auto" w:fill="BFBFBF" w:themeFill="background1" w:themeFillShade="BF"/>
-        </w:rPr>
-        <w:t>localhost</w:t>
-      </w:r>
-      <w:proofErr w:type="spellEnd"/>
-      <w:r>
-        <w:rPr>
-          <w:color w:val="0000CC"/>
-          <w:sz w:val="18"/>
-          <w:szCs w:val="18"/>
-          <w:shd w:val="clear" w:color="auto" w:fill="BFBFBF" w:themeFill="background1" w:themeFillShade="BF"/>
-        </w:rPr>
-        <w:t>’</w:t>
-      </w:r>
-      <w:r>
-        <w:rPr>
-          <w:rFonts w:hint="eastAsia"/>
-          <w:color w:val="0000CC"/>
-          <w:sz w:val="18"/>
-          <w:szCs w:val="18"/>
-          <w:shd w:val="clear" w:color="auto" w:fill="BFBFBF" w:themeFill="background1" w:themeFillShade="BF"/>
-        </w:rPr>
-        <w:t>, COORDSVCNAME ) ;</w:t>
-      </w:r>
-    </w:p>
-    <w:p>
-      <w:pPr>
-        <w:rPr>
-          <w:rFonts w:hint="eastAsia"/>
-          <w:color w:val="0000CC"/>
-          <w:sz w:val="18"/>
-          <w:szCs w:val="18"/>
-          <w:shd w:val="clear" w:color="auto" w:fill="BFBFBF" w:themeFill="background1" w:themeFillShade="BF"/>
-        </w:rPr>
-      </w:pPr>
-      <w:proofErr w:type="spellStart"/>
-      <w:proofErr w:type="gramStart"/>
-      <w:r>
-        <w:rPr>
-          <w:rFonts w:hint="eastAsia"/>
-          <w:color w:val="0000CC"/>
-          <w:sz w:val="18"/>
-          <w:szCs w:val="18"/>
-          <w:shd w:val="clear" w:color="auto" w:fill="BFBFBF" w:themeFill="background1" w:themeFillShade="BF"/>
-        </w:rPr>
-        <w:t>dbcat</w:t>
-      </w:r>
-      <w:proofErr w:type="spellEnd"/>
-      <w:proofErr w:type="gramEnd"/>
-      <w:r>
-        <w:rPr>
-          <w:rFonts w:hint="eastAsia"/>
-          <w:color w:val="0000CC"/>
-          <w:sz w:val="18"/>
-          <w:szCs w:val="18"/>
-          <w:shd w:val="clear" w:color="auto" w:fill="BFBFBF" w:themeFill="background1" w:themeFillShade="BF"/>
-        </w:rPr>
-        <w:t xml:space="preserve"> = new </w:t>
-      </w:r>
-      <w:proofErr w:type="spellStart"/>
-      <w:r>
-        <w:rPr>
-          <w:rFonts w:hint="eastAsia"/>
-          <w:color w:val="0000CC"/>
-          <w:sz w:val="18"/>
-          <w:szCs w:val="18"/>
-          <w:shd w:val="clear" w:color="auto" w:fill="BFBFBF" w:themeFill="background1" w:themeFillShade="BF"/>
-        </w:rPr>
-        <w:t>Sdb</w:t>
-      </w:r>
-      <w:proofErr w:type="spellEnd"/>
-      <w:r>
-        <w:rPr>
-          <w:rFonts w:hint="eastAsia"/>
-          <w:color w:val="0000CC"/>
-          <w:sz w:val="18"/>
-          <w:szCs w:val="18"/>
-          <w:shd w:val="clear" w:color="auto" w:fill="BFBFBF" w:themeFill="background1" w:themeFillShade="BF"/>
-        </w:rPr>
-        <w:t>(</w:t>
-      </w:r>
-      <w:r>
-        <w:rPr>
-          <w:color w:val="0000CC"/>
-          <w:sz w:val="18"/>
-          <w:szCs w:val="18"/>
-          <w:shd w:val="clear" w:color="auto" w:fill="BFBFBF" w:themeFill="background1" w:themeFillShade="BF"/>
-        </w:rPr>
-        <w:t>‘</w:t>
-      </w:r>
-      <w:proofErr w:type="spellStart"/>
-      <w:r>
-        <w:rPr>
-          <w:rFonts w:hint="eastAsia"/>
-          <w:color w:val="0000CC"/>
-          <w:sz w:val="18"/>
-          <w:szCs w:val="18"/>
-          <w:shd w:val="clear" w:color="auto" w:fill="BFBFBF" w:themeFill="background1" w:themeFillShade="BF"/>
-        </w:rPr>
-        <w:t>localhost</w:t>
-      </w:r>
-      <w:proofErr w:type="spellEnd"/>
-      <w:r>
-        <w:rPr>
-          <w:color w:val="0000CC"/>
-          <w:sz w:val="18"/>
-          <w:szCs w:val="18"/>
-          <w:shd w:val="clear" w:color="auto" w:fill="BFBFBF" w:themeFill="background1" w:themeFillShade="BF"/>
-        </w:rPr>
-        <w:t>’</w:t>
-      </w:r>
-      <w:r>
-        <w:rPr>
-          <w:rFonts w:hint="eastAsia"/>
-          <w:color w:val="0000CC"/>
-          <w:sz w:val="18"/>
-          <w:szCs w:val="18"/>
-          <w:shd w:val="clear" w:color="auto" w:fill="BFBFBF" w:themeFill="background1" w:themeFillShade="BF"/>
-        </w:rPr>
-        <w:t>, CATASVCNAME ) ;</w:t>
-      </w:r>
-    </w:p>
-    <w:p>
-      <w:pPr>
-        <w:rPr>
-          <w:rFonts w:hint="eastAsia"/>
-        </w:rPr>
-      </w:pPr>
-    </w:p>
+        <w:t>建议测试用例在成功时不要打印过多信息</w:t>
+      </w:r>
+    </w:p>
+    <w:p>
+      <w:r>
+        <w:rPr>
+          <w:rFonts w:hint="eastAsia"/>
+        </w:rPr>
+        <w:t>打印过多信息会增加定位的难度和减慢执行效率。</w:t>
+      </w:r>
+    </w:p>
+    <w:p/>
     <w:p>
       <w:pPr>
         <w:pStyle w:val="Heading2"/>
@@ -1939,172 +1546,237 @@
           <w:ilvl w:val="0"/>
           <w:numId w:val="1"/>
         </w:numPr>
-        <w:rPr>
-          <w:rFonts w:hint="eastAsia"/>
-        </w:rPr>
-      </w:pPr>
-      <w:r>
-        <w:rPr>
-          <w:rFonts w:hint="eastAsia"/>
-        </w:rPr>
-        <w:t>测试用例优先使用公共库中的函数和类</w:t>
-      </w:r>
-    </w:p>
-    <w:p>
-      <w:pPr>
-        <w:rPr>
-          <w:rFonts w:hint="eastAsia"/>
-        </w:rPr>
-      </w:pPr>
-      <w:r>
-        <w:rPr>
-          <w:rFonts w:hint="eastAsia"/>
-        </w:rPr>
-        <w:t>公共库路径：</w:t>
+      </w:pPr>
+      <w:r>
+        <w:rPr>
+          <w:rFonts w:hint="eastAsia"/>
+        </w:rPr>
+        <w:t>测试用例中禁止写死公用参数</w:t>
+      </w:r>
+    </w:p>
+    <w:p>
+      <w:r>
+        <w:rPr>
+          <w:rFonts w:hint="eastAsia"/>
+        </w:rPr>
+        <w:t>禁止在测试用写死公用参数，如</w:t>
+      </w:r>
+      <w:r>
+        <w:rPr>
+          <w:rFonts w:hint="eastAsia"/>
+        </w:rPr>
+        <w:t>Coordinate</w:t>
+      </w:r>
+      <w:r>
+        <w:rPr>
+          <w:rFonts w:hint="eastAsia"/>
+        </w:rPr>
+        <w:t>和</w:t>
+      </w:r>
+      <w:r>
+        <w:rPr>
+          <w:rFonts w:hint="eastAsia"/>
+        </w:rPr>
+        <w:t>Catalog</w:t>
+      </w:r>
+      <w:r>
+        <w:rPr>
+          <w:rFonts w:hint="eastAsia"/>
+        </w:rPr>
+        <w:t>的连接端口，需要用公用参数替代，从而可以保证可维护性，如：</w:t>
+      </w:r>
+    </w:p>
+    <w:p>
+      <w:pPr>
+        <w:rPr>
+          <w:color w:val="0000CC"/>
+          <w:sz w:val="18"/>
+          <w:szCs w:val="18"/>
+          <w:shd w:val="clear" w:color="auto" w:fill="BFBFBF" w:themeFill="background1" w:themeFillShade="BF"/>
+        </w:rPr>
+      </w:pPr>
+      <w:proofErr w:type="gramStart"/>
+      <w:r>
+        <w:rPr>
+          <w:rFonts w:hint="eastAsia"/>
+          <w:color w:val="0000CC"/>
+          <w:sz w:val="18"/>
+          <w:szCs w:val="18"/>
+          <w:shd w:val="clear" w:color="auto" w:fill="BFBFBF" w:themeFill="background1" w:themeFillShade="BF"/>
+        </w:rPr>
+        <w:t>db</w:t>
+      </w:r>
+      <w:proofErr w:type="gramEnd"/>
+      <w:r>
+        <w:rPr>
+          <w:rFonts w:hint="eastAsia"/>
+          <w:color w:val="0000CC"/>
+          <w:sz w:val="18"/>
+          <w:szCs w:val="18"/>
+          <w:shd w:val="clear" w:color="auto" w:fill="BFBFBF" w:themeFill="background1" w:themeFillShade="BF"/>
+        </w:rPr>
+        <w:t xml:space="preserve"> = new </w:t>
       </w:r>
       <w:proofErr w:type="spellStart"/>
       <w:r>
         <w:rPr>
           <w:rFonts w:hint="eastAsia"/>
-        </w:rPr>
-        <w:t>testcase</w:t>
+          <w:color w:val="0000CC"/>
+          <w:sz w:val="18"/>
+          <w:szCs w:val="18"/>
+          <w:shd w:val="clear" w:color="auto" w:fill="BFBFBF" w:themeFill="background1" w:themeFillShade="BF"/>
+        </w:rPr>
+        <w:t>Sdb</w:t>
       </w:r>
       <w:proofErr w:type="spellEnd"/>
       <w:r>
         <w:rPr>
           <w:rFonts w:hint="eastAsia"/>
-        </w:rPr>
-        <w:t>/</w:t>
+          <w:color w:val="0000CC"/>
+          <w:sz w:val="18"/>
+          <w:szCs w:val="18"/>
+          <w:shd w:val="clear" w:color="auto" w:fill="BFBFBF" w:themeFill="background1" w:themeFillShade="BF"/>
+        </w:rPr>
+        <w:t>(</w:t>
+      </w:r>
+      <w:r>
+        <w:rPr>
+          <w:color w:val="0000CC"/>
+          <w:sz w:val="18"/>
+          <w:szCs w:val="18"/>
+          <w:shd w:val="clear" w:color="auto" w:fill="BFBFBF" w:themeFill="background1" w:themeFillShade="BF"/>
+        </w:rPr>
+        <w:t>‘</w:t>
       </w:r>
       <w:proofErr w:type="spellStart"/>
       <w:r>
         <w:rPr>
           <w:rFonts w:hint="eastAsia"/>
-        </w:rPr>
-        <w:t>hlt</w:t>
+          <w:color w:val="0000CC"/>
+          <w:sz w:val="18"/>
+          <w:szCs w:val="18"/>
+          <w:shd w:val="clear" w:color="auto" w:fill="BFBFBF" w:themeFill="background1" w:themeFillShade="BF"/>
+        </w:rPr>
+        <w:t>localhost</w:t>
       </w:r>
       <w:proofErr w:type="spellEnd"/>
       <w:r>
         <w:rPr>
-          <w:rFonts w:hint="eastAsia"/>
-        </w:rPr>
-        <w:t>/js_testcase/</w:t>
-      </w:r>
+          <w:color w:val="0000CC"/>
+          <w:sz w:val="18"/>
+          <w:szCs w:val="18"/>
+          <w:shd w:val="clear" w:color="auto" w:fill="BFBFBF" w:themeFill="background1" w:themeFillShade="BF"/>
+        </w:rPr>
+        <w:t>’</w:t>
+      </w:r>
+      <w:r>
+        <w:rPr>
+          <w:rFonts w:hint="eastAsia"/>
+          <w:color w:val="0000CC"/>
+          <w:sz w:val="18"/>
+          <w:szCs w:val="18"/>
+          <w:shd w:val="clear" w:color="auto" w:fill="BFBFBF" w:themeFill="background1" w:themeFillShade="BF"/>
+        </w:rPr>
+        <w:t>, COORDSVCNAME ) ;</w:t>
+      </w:r>
+    </w:p>
+    <w:p>
+      <w:pPr>
+        <w:rPr>
+          <w:color w:val="0000CC"/>
+          <w:sz w:val="18"/>
+          <w:szCs w:val="18"/>
+          <w:shd w:val="clear" w:color="auto" w:fill="BFBFBF" w:themeFill="background1" w:themeFillShade="BF"/>
+        </w:rPr>
+      </w:pPr>
       <w:proofErr w:type="spellStart"/>
-      <w:r>
-        <w:rPr>
-          <w:rFonts w:hint="eastAsia"/>
-        </w:rPr>
-        <w:t>js</w:t>
+      <w:proofErr w:type="gramStart"/>
+      <w:r>
+        <w:rPr>
+          <w:rFonts w:hint="eastAsia"/>
+          <w:color w:val="0000CC"/>
+          <w:sz w:val="18"/>
+          <w:szCs w:val="18"/>
+          <w:shd w:val="clear" w:color="auto" w:fill="BFBFBF" w:themeFill="background1" w:themeFillShade="BF"/>
+        </w:rPr>
+        <w:t>dbcat</w:t>
       </w:r>
       <w:proofErr w:type="spellEnd"/>
-      <w:r>
-        <w:rPr>
-          <w:rFonts w:hint="eastAsia"/>
-        </w:rPr>
-        <w:t>/lib/func.js</w:t>
-      </w:r>
-    </w:p>
-    <w:p>
-      <w:pPr>
-        <w:rPr>
-          <w:rFonts w:hint="eastAsia"/>
-        </w:rPr>
-      </w:pPr>
-      <w:r>
-        <w:rPr>
-          <w:rFonts w:hint="eastAsia"/>
-        </w:rPr>
-        <w:t>目前公用类：</w:t>
+      <w:proofErr w:type="gramEnd"/>
+      <w:r>
+        <w:rPr>
+          <w:rFonts w:hint="eastAsia"/>
+          <w:color w:val="0000CC"/>
+          <w:sz w:val="18"/>
+          <w:szCs w:val="18"/>
+          <w:shd w:val="clear" w:color="auto" w:fill="BFBFBF" w:themeFill="background1" w:themeFillShade="BF"/>
+        </w:rPr>
+        <w:t xml:space="preserve"> = new </w:t>
       </w:r>
       <w:proofErr w:type="spellStart"/>
       <w:r>
-        <w:t>RSize</w:t>
+        <w:rPr>
+          <w:rFonts w:hint="eastAsia"/>
+          <w:color w:val="0000CC"/>
+          <w:sz w:val="18"/>
+          <w:szCs w:val="18"/>
+          <w:shd w:val="clear" w:color="auto" w:fill="BFBFBF" w:themeFill="background1" w:themeFillShade="BF"/>
+        </w:rPr>
+        <w:t>Sdb</w:t>
       </w:r>
       <w:proofErr w:type="spellEnd"/>
-    </w:p>
-    <w:p>
-      <w:pPr>
-        <w:rPr>
-          <w:rFonts w:hint="eastAsia"/>
-        </w:rPr>
-      </w:pPr>
-      <w:r>
-        <w:rPr>
-          <w:rFonts w:hint="eastAsia"/>
-        </w:rPr>
-        <w:t>目前公用方法：</w:t>
+      <w:r>
+        <w:rPr>
+          <w:rFonts w:hint="eastAsia"/>
+          <w:color w:val="0000CC"/>
+          <w:sz w:val="18"/>
+          <w:szCs w:val="18"/>
+          <w:shd w:val="clear" w:color="auto" w:fill="BFBFBF" w:themeFill="background1" w:themeFillShade="BF"/>
+        </w:rPr>
+        <w:t>(</w:t>
+      </w:r>
+      <w:r>
+        <w:rPr>
+          <w:color w:val="0000CC"/>
+          <w:sz w:val="18"/>
+          <w:szCs w:val="18"/>
+          <w:shd w:val="clear" w:color="auto" w:fill="BFBFBF" w:themeFill="background1" w:themeFillShade="BF"/>
+        </w:rPr>
+        <w:t>‘</w:t>
       </w:r>
       <w:proofErr w:type="spellStart"/>
       <w:r>
-        <w:t>commIsStandalone</w:t>
+        <w:rPr>
+          <w:rFonts w:hint="eastAsia"/>
+          <w:color w:val="0000CC"/>
+          <w:sz w:val="18"/>
+          <w:szCs w:val="18"/>
+          <w:shd w:val="clear" w:color="auto" w:fill="BFBFBF" w:themeFill="background1" w:themeFillShade="BF"/>
+        </w:rPr>
+        <w:t>localhost</w:t>
       </w:r>
       <w:proofErr w:type="spellEnd"/>
       <w:r>
         <w:rPr>
-          <w:rFonts w:hint="eastAsia"/>
-        </w:rPr>
-        <w:t>、</w:t>
-      </w:r>
-      <w:proofErr w:type="spellStart"/>
-      <w:r>
-        <w:t>commCreateCS</w:t>
-      </w:r>
-      <w:proofErr w:type="spellEnd"/>
-      <w:r>
-        <w:rPr>
-          <w:rFonts w:hint="eastAsia"/>
-        </w:rPr>
-        <w:t>、</w:t>
-      </w:r>
-      <w:proofErr w:type="spellStart"/>
-      <w:r>
-        <w:t>commCreateCL</w:t>
-      </w:r>
-      <w:proofErr w:type="spellEnd"/>
-      <w:r>
-        <w:rPr>
-          <w:rFonts w:hint="eastAsia"/>
-        </w:rPr>
-        <w:t>、</w:t>
-      </w:r>
-      <w:proofErr w:type="spellStart"/>
-      <w:r>
-        <w:t>commDropCS</w:t>
-      </w:r>
-      <w:proofErr w:type="spellEnd"/>
-      <w:r>
-        <w:rPr>
-          <w:rFonts w:hint="eastAsia"/>
-        </w:rPr>
-        <w:t>、</w:t>
-      </w:r>
-      <w:proofErr w:type="spellStart"/>
-      <w:r>
-        <w:t>commDropCL</w:t>
-      </w:r>
-      <w:proofErr w:type="spellEnd"/>
-    </w:p>
-    <w:p>
-      <w:pPr>
-        <w:rPr>
-          <w:rFonts w:hint="eastAsia"/>
-        </w:rPr>
-      </w:pPr>
-      <w:r>
-        <w:rPr>
-          <w:rFonts w:hint="eastAsia"/>
-        </w:rPr>
-        <w:t>详细请参考该文件（该文件可能会定期增加新的函数或类，请以最新的文件为准）</w:t>
-      </w:r>
-    </w:p>
-    <w:p>
-      <w:pPr>
-        <w:rPr>
-          <w:rFonts w:hint="eastAsia"/>
-        </w:rPr>
-      </w:pPr>
-    </w:p>
+          <w:color w:val="0000CC"/>
+          <w:sz w:val="18"/>
+          <w:szCs w:val="18"/>
+          <w:shd w:val="clear" w:color="auto" w:fill="BFBFBF" w:themeFill="background1" w:themeFillShade="BF"/>
+        </w:rPr>
+        <w:t>’</w:t>
+      </w:r>
+      <w:r>
+        <w:rPr>
+          <w:rFonts w:hint="eastAsia"/>
+          <w:color w:val="0000CC"/>
+          <w:sz w:val="18"/>
+          <w:szCs w:val="18"/>
+          <w:shd w:val="clear" w:color="auto" w:fill="BFBFBF" w:themeFill="background1" w:themeFillShade="BF"/>
+        </w:rPr>
+        <w:t>, CATASVCNAME ) ;</w:t>
+      </w:r>
+    </w:p>
+    <w:p/>
     <w:p>
       <w:pPr>
         <w:pStyle w:val="Heading2"/>
@@ -2112,9 +1784,164 @@
           <w:ilvl w:val="0"/>
           <w:numId w:val="1"/>
         </w:numPr>
-        <w:rPr>
-          <w:rFonts w:hint="eastAsia"/>
-        </w:rPr>
+      </w:pPr>
+      <w:r>
+        <w:rPr>
+          <w:rFonts w:hint="eastAsia"/>
+        </w:rPr>
+        <w:t>测试用例优先使用公共库中的函数和类</w:t>
+      </w:r>
+    </w:p>
+    <w:p>
+      <w:r>
+        <w:rPr>
+          <w:rFonts w:hint="eastAsia"/>
+        </w:rPr>
+        <w:t>公共库路径：</w:t>
+      </w:r>
+      <w:proofErr w:type="spellStart"/>
+      <w:r>
+        <w:rPr>
+          <w:rFonts w:hint="eastAsia"/>
+        </w:rPr>
+        <w:t>testcase</w:t>
+      </w:r>
+      <w:proofErr w:type="spellEnd"/>
+      <w:r>
+        <w:rPr>
+          <w:rFonts w:hint="eastAsia"/>
+        </w:rPr>
+        <w:t>/</w:t>
+      </w:r>
+      <w:proofErr w:type="spellStart"/>
+      <w:r>
+        <w:rPr>
+          <w:rFonts w:hint="eastAsia"/>
+        </w:rPr>
+        <w:t>hlt</w:t>
+      </w:r>
+      <w:proofErr w:type="spellEnd"/>
+      <w:r>
+        <w:rPr>
+          <w:rFonts w:hint="eastAsia"/>
+        </w:rPr>
+        <w:t>/</w:t>
+      </w:r>
+      <w:proofErr w:type="spellStart"/>
+      <w:r>
+        <w:rPr>
+          <w:rFonts w:hint="eastAsia"/>
+        </w:rPr>
+        <w:t>js_testcase</w:t>
+      </w:r>
+      <w:proofErr w:type="spellEnd"/>
+      <w:r>
+        <w:rPr>
+          <w:rFonts w:hint="eastAsia"/>
+        </w:rPr>
+        <w:t>/</w:t>
+      </w:r>
+      <w:proofErr w:type="spellStart"/>
+      <w:r>
+        <w:rPr>
+          <w:rFonts w:hint="eastAsia"/>
+        </w:rPr>
+        <w:t>js</w:t>
+      </w:r>
+      <w:proofErr w:type="spellEnd"/>
+      <w:r>
+        <w:rPr>
+          <w:rFonts w:hint="eastAsia"/>
+        </w:rPr>
+        <w:t>/lib/func.js</w:t>
+      </w:r>
+    </w:p>
+    <w:p>
+      <w:r>
+        <w:rPr>
+          <w:rFonts w:hint="eastAsia"/>
+        </w:rPr>
+        <w:t>目前公用类：</w:t>
+      </w:r>
+      <w:proofErr w:type="spellStart"/>
+      <w:r>
+        <w:t>RSize</w:t>
+      </w:r>
+      <w:proofErr w:type="spellEnd"/>
+    </w:p>
+    <w:p>
+      <w:r>
+        <w:rPr>
+          <w:rFonts w:hint="eastAsia"/>
+        </w:rPr>
+        <w:t>目前公用方法：</w:t>
+      </w:r>
+      <w:proofErr w:type="spellStart"/>
+      <w:r>
+        <w:t>commIsStandalone</w:t>
+      </w:r>
+      <w:proofErr w:type="spellEnd"/>
+      <w:r>
+        <w:rPr>
+          <w:rFonts w:hint="eastAsia"/>
+        </w:rPr>
+        <w:t>、</w:t>
+      </w:r>
+      <w:proofErr w:type="spellStart"/>
+      <w:r>
+        <w:t>commCreateCS</w:t>
+      </w:r>
+      <w:proofErr w:type="spellEnd"/>
+      <w:r>
+        <w:rPr>
+          <w:rFonts w:hint="eastAsia"/>
+        </w:rPr>
+        <w:t>、</w:t>
+      </w:r>
+      <w:proofErr w:type="spellStart"/>
+      <w:r>
+        <w:t>commCreateCL</w:t>
+      </w:r>
+      <w:proofErr w:type="spellEnd"/>
+      <w:r>
+        <w:rPr>
+          <w:rFonts w:hint="eastAsia"/>
+        </w:rPr>
+        <w:t>、</w:t>
+      </w:r>
+      <w:proofErr w:type="spellStart"/>
+      <w:r>
+        <w:t>commDropCS</w:t>
+      </w:r>
+      <w:proofErr w:type="spellEnd"/>
+      <w:r>
+        <w:rPr>
+          <w:rFonts w:hint="eastAsia"/>
+        </w:rPr>
+        <w:t>、</w:t>
+      </w:r>
+      <w:proofErr w:type="spellStart"/>
+      <w:r>
+        <w:t>commDropCL</w:t>
+      </w:r>
+      <w:proofErr w:type="spellEnd"/>
+    </w:p>
+    <w:p>
+      <w:r>
+        <w:rPr>
+          <w:rFonts w:hint="eastAsia"/>
+        </w:rPr>
+        <w:t>详细请参考该文件（该文件可能会定期增加新的函数或类，请以最新的文件为准）</w:t>
+      </w:r>
+    </w:p>
+    <w:p/>
+    <w:p>
+      <w:pPr>
+        <w:pStyle w:val="Heading2"/>
+        <w:numPr>
+          <w:ilvl w:val="0"/>
+          <w:numId w:val="1"/>
+        </w:numPr>
       </w:pPr>
       <w:r>
         <w:rPr>
@@ -2136,11 +1963,6 @@
       </w:r>
     </w:p>
     <w:p>
-      <w:pPr>
-        <w:rPr>
-          <w:rFonts w:hint="eastAsia"/>
-        </w:rPr>
-      </w:pPr>
       <w:r>
         <w:rPr>
           <w:rFonts w:hint="eastAsia"/>
@@ -2181,7 +2003,6 @@
         </w:numPr>
         <w:ind w:firstLineChars="0"/>
         <w:rPr>
-          <w:rFonts w:hint="eastAsia"/>
           <w:color w:val="0000CC"/>
           <w:sz w:val="18"/>
           <w:szCs w:val="18"/>
@@ -2268,7 +2089,6 @@
         </w:numPr>
         <w:ind w:firstLineChars="0"/>
         <w:rPr>
-          <w:rFonts w:hint="eastAsia"/>
           <w:color w:val="0000CC"/>
           <w:sz w:val="18"/>
           <w:szCs w:val="18"/>
@@ -2338,13 +2158,7 @@
         <w:t>；</w:t>
       </w:r>
     </w:p>
-    <w:p>
-      <w:pPr>
-        <w:rPr>
-          <w:rFonts w:hint="eastAsia"/>
-        </w:rPr>
-      </w:pPr>
-    </w:p>
+    <w:p/>
     <w:p>
       <w:pPr>
         <w:pStyle w:val="Heading2"/>
@@ -2352,9 +2166,6 @@
           <w:ilvl w:val="0"/>
           <w:numId w:val="1"/>
         </w:numPr>
-        <w:rPr>
-          <w:rFonts w:hint="eastAsia"/>
-        </w:rPr>
       </w:pPr>
       <w:r>
         <w:rPr>
@@ -2376,11 +2187,6 @@
       </w:r>
     </w:p>
     <w:p>
-      <w:pPr>
-        <w:rPr>
-          <w:rFonts w:hint="eastAsia"/>
-        </w:rPr>
-      </w:pPr>
       <w:r>
         <w:rPr>
           <w:rFonts w:hint="eastAsia"/>
@@ -2412,13 +2218,7 @@
         <w:t>死循环。</w:t>
       </w:r>
     </w:p>
-    <w:p>
-      <w:pPr>
-        <w:rPr>
-          <w:rFonts w:hint="eastAsia"/>
-        </w:rPr>
-      </w:pPr>
-    </w:p>
+    <w:p/>
     <w:p>
       <w:pPr>
         <w:pStyle w:val="Heading2"/>
@@ -2426,9 +2226,6 @@
           <w:ilvl w:val="0"/>
           <w:numId w:val="1"/>
         </w:numPr>
-        <w:rPr>
-          <w:rFonts w:hint="eastAsia"/>
-        </w:rPr>
       </w:pPr>
       <w:r>
         <w:rPr>
@@ -2438,11 +2235,6 @@
       </w:r>
     </w:p>
     <w:p>
-      <w:pPr>
-        <w:rPr>
-          <w:rFonts w:hint="eastAsia"/>
-        </w:rPr>
-      </w:pPr>
       <w:r>
         <w:rPr>
           <w:rFonts w:hint="eastAsia"/>
@@ -2465,7 +2257,6 @@
     <w:p>
       <w:pPr>
         <w:rPr>
-          <w:rFonts w:hint="eastAsia"/>
           <w:color w:val="0000CC"/>
           <w:sz w:val="18"/>
           <w:szCs w:val="18"/>
@@ -2481,6 +2272,7 @@
           <w:szCs w:val="18"/>
           <w:shd w:val="clear" w:color="auto" w:fill="BFBFBF" w:themeFill="background1" w:themeFillShade="BF"/>
         </w:rPr>
+        <w:lastRenderedPageBreak/>
         <w:t>function</w:t>
       </w:r>
       <w:proofErr w:type="gramEnd"/>
@@ -2498,7 +2290,6 @@
     <w:p>
       <w:pPr>
         <w:rPr>
-          <w:rFonts w:hint="eastAsia"/>
           <w:color w:val="0000CC"/>
           <w:sz w:val="18"/>
           <w:szCs w:val="18"/>
@@ -2519,7 +2310,6 @@
     <w:p>
       <w:pPr>
         <w:rPr>
-          <w:rFonts w:hint="eastAsia"/>
           <w:color w:val="0000CC"/>
           <w:sz w:val="18"/>
           <w:szCs w:val="18"/>
@@ -2574,7 +2364,6 @@
     <w:p>
       <w:pPr>
         <w:rPr>
-          <w:rFonts w:hint="eastAsia"/>
           <w:color w:val="0000CC"/>
           <w:sz w:val="18"/>
           <w:szCs w:val="18"/>
@@ -2592,13 +2381,7 @@
         <w:t>}</w:t>
       </w:r>
     </w:p>
-    <w:p>
-      <w:pPr>
-        <w:rPr>
-          <w:rFonts w:hint="eastAsia"/>
-        </w:rPr>
-      </w:pPr>
-    </w:p>
+    <w:p/>
     <w:p>
       <w:pPr>
         <w:pStyle w:val="Heading2"/>
@@ -2606,15 +2389,11 @@
           <w:ilvl w:val="0"/>
           <w:numId w:val="1"/>
         </w:numPr>
-        <w:rPr>
-          <w:rFonts w:hint="eastAsia"/>
-        </w:rPr>
-      </w:pPr>
-      <w:r>
-        <w:rPr>
-          <w:rFonts w:hint="eastAsia"/>
-        </w:rPr>
-        <w:lastRenderedPageBreak/>
+      </w:pPr>
+      <w:r>
+        <w:rPr>
+          <w:rFonts w:hint="eastAsia"/>
+        </w:rPr>
         <w:t>测试用例需要在代码中注释测试逻辑</w:t>
       </w:r>
       <w:r>
@@ -2643,9 +2422,6 @@
           <w:ilvl w:val="0"/>
           <w:numId w:val="1"/>
         </w:numPr>
-        <w:rPr>
-          <w:rFonts w:hint="eastAsia"/>
-        </w:rPr>
       </w:pPr>
       <w:r>
         <w:rPr>
@@ -2655,11 +2431,6 @@
       </w:r>
     </w:p>
     <w:p>
-      <w:pPr>
-        <w:rPr>
-          <w:rFonts w:hint="eastAsia"/>
-        </w:rPr>
-      </w:pPr>
       <w:r>
         <w:rPr>
           <w:rFonts w:hint="eastAsia"/>
@@ -2694,7 +2465,6 @@
     <w:p>
       <w:pPr>
         <w:rPr>
-          <w:rFonts w:hint="eastAsia"/>
           <w:color w:val="0000CC"/>
           <w:sz w:val="18"/>
           <w:szCs w:val="18"/>
@@ -2749,7 +2519,6 @@
     <w:p>
       <w:pPr>
         <w:rPr>
-          <w:rFonts w:hint="eastAsia"/>
           <w:color w:val="0000CC"/>
           <w:sz w:val="18"/>
           <w:szCs w:val="18"/>
@@ -2770,7 +2539,6 @@
     <w:p>
       <w:pPr>
         <w:rPr>
-          <w:rFonts w:hint="eastAsia"/>
           <w:color w:val="0000CC"/>
           <w:sz w:val="18"/>
           <w:szCs w:val="18"/>
@@ -2813,7 +2581,6 @@
     <w:p>
       <w:pPr>
         <w:rPr>
-          <w:rFonts w:hint="eastAsia"/>
           <w:color w:val="0000CC"/>
           <w:sz w:val="18"/>
           <w:szCs w:val="18"/>
@@ -2834,7 +2601,6 @@
     <w:p>
       <w:pPr>
         <w:rPr>
-          <w:rFonts w:hint="eastAsia"/>
           <w:color w:val="0000CC"/>
           <w:sz w:val="18"/>
           <w:szCs w:val="18"/>
@@ -2915,7 +2681,6 @@
     <w:p>
       <w:pPr>
         <w:rPr>
-          <w:rFonts w:hint="eastAsia"/>
           <w:color w:val="0000CC"/>
           <w:sz w:val="18"/>
           <w:szCs w:val="18"/>
@@ -2936,7 +2701,6 @@
     <w:p>
       <w:pPr>
         <w:rPr>
-          <w:rFonts w:hint="eastAsia"/>
           <w:color w:val="0000CC"/>
           <w:sz w:val="18"/>
           <w:szCs w:val="18"/>
@@ -3001,7 +2765,6 @@
     <w:p>
       <w:pPr>
         <w:rPr>
-          <w:rFonts w:hint="eastAsia"/>
           <w:color w:val="0000CC"/>
           <w:sz w:val="18"/>
           <w:szCs w:val="18"/>
@@ -3022,7 +2785,6 @@
     <w:p>
       <w:pPr>
         <w:rPr>
-          <w:rFonts w:hint="eastAsia"/>
           <w:color w:val="0000CC"/>
           <w:sz w:val="18"/>
           <w:szCs w:val="18"/>
@@ -3105,7 +2867,6 @@
     <w:p>
       <w:pPr>
         <w:rPr>
-          <w:rFonts w:hint="eastAsia"/>
           <w:color w:val="0000CC"/>
           <w:sz w:val="18"/>
           <w:szCs w:val="18"/>
@@ -3126,7 +2887,6 @@
     <w:p>
       <w:pPr>
         <w:rPr>
-          <w:rFonts w:hint="eastAsia"/>
           <w:color w:val="0000CC"/>
           <w:sz w:val="18"/>
           <w:szCs w:val="18"/>
@@ -3145,11 +2905,6 @@
       </w:r>
     </w:p>
     <w:p>
-      <w:pPr>
-        <w:rPr>
-          <w:rFonts w:hint="eastAsia"/>
-        </w:rPr>
-      </w:pPr>
       <w:r>
         <w:rPr>
           <w:rFonts w:hint="eastAsia"/>
@@ -3160,7 +2915,6 @@
     <w:p>
       <w:pPr>
         <w:rPr>
-          <w:rFonts w:hint="eastAsia"/>
           <w:color w:val="0000CC"/>
           <w:sz w:val="18"/>
           <w:szCs w:val="18"/>
@@ -3215,7 +2969,6 @@
     <w:p>
       <w:pPr>
         <w:rPr>
-          <w:rFonts w:hint="eastAsia"/>
           <w:color w:val="0000CC"/>
           <w:sz w:val="18"/>
           <w:szCs w:val="18"/>
@@ -3236,7 +2989,6 @@
     <w:p>
       <w:pPr>
         <w:rPr>
-          <w:rFonts w:hint="eastAsia"/>
           <w:color w:val="0000CC"/>
           <w:sz w:val="18"/>
           <w:szCs w:val="18"/>
@@ -3347,7 +3099,6 @@
     <w:p>
       <w:pPr>
         <w:rPr>
-          <w:rFonts w:hint="eastAsia"/>
           <w:color w:val="0000CC"/>
           <w:sz w:val="18"/>
           <w:szCs w:val="18"/>
@@ -3452,7 +3203,6 @@
     <w:p>
       <w:pPr>
         <w:rPr>
-          <w:rFonts w:hint="eastAsia"/>
           <w:color w:val="0000CC"/>
           <w:sz w:val="18"/>
           <w:szCs w:val="18"/>
@@ -3470,13 +3220,7 @@
         <w:t>}</w:t>
       </w:r>
     </w:p>
-    <w:p>
-      <w:pPr>
-        <w:rPr>
-          <w:rFonts w:hint="eastAsia"/>
-        </w:rPr>
-      </w:pPr>
-    </w:p>
+    <w:p/>
     <w:p>
       <w:pPr>
         <w:pStyle w:val="Heading2"/>
@@ -3484,9 +3228,6 @@
           <w:ilvl w:val="0"/>
           <w:numId w:val="1"/>
         </w:numPr>
-        <w:rPr>
-          <w:rFonts w:hint="eastAsia"/>
-        </w:rPr>
       </w:pPr>
       <w:r>
         <w:rPr>
@@ -3495,31 +3236,17 @@
         <w:t>测试用例在开始时确保环境正确，结束时清理环境</w:t>
       </w:r>
     </w:p>
-    <w:p>
-      <w:pPr>
-        <w:rPr>
-          <w:rFonts w:hint="eastAsia"/>
-        </w:rPr>
-      </w:pPr>
-    </w:p>
-    <w:p>
-      <w:pPr>
-        <w:rPr>
-          <w:rFonts w:hint="eastAsia"/>
-        </w:rPr>
-      </w:pPr>
-    </w:p>
+    <w:p/>
+    <w:p/>
     <w:p>
       <w:pPr>
         <w:pStyle w:val="Heading1"/>
-        <w:rPr>
-          <w:rFonts w:hint="eastAsia"/>
-        </w:rPr>
-      </w:pPr>
-      <w:r>
-        <w:rPr>
-          <w:rFonts w:hint="eastAsia"/>
-        </w:rPr>
+      </w:pPr>
+      <w:r>
+        <w:rPr>
+          <w:rFonts w:hint="eastAsia"/>
+        </w:rPr>
+        <w:lastRenderedPageBreak/>
         <w:t>【测试用例出错定位】</w:t>
       </w:r>
     </w:p>
@@ -3530,9 +3257,6 @@
           <w:ilvl w:val="0"/>
           <w:numId w:val="5"/>
         </w:numPr>
-        <w:rPr>
-          <w:rFonts w:hint="eastAsia"/>
-        </w:rPr>
       </w:pPr>
       <w:r>
         <w:rPr>
@@ -3554,11 +3278,6 @@
       </w:r>
     </w:p>
     <w:p>
-      <w:pPr>
-        <w:rPr>
-          <w:rFonts w:hint="eastAsia"/>
-        </w:rPr>
-      </w:pPr>
       <w:r>
         <w:rPr>
           <w:rFonts w:hint="eastAsia"/>
@@ -3567,11 +3286,6 @@
       </w:r>
     </w:p>
     <w:p>
-      <w:pPr>
-        <w:rPr>
-          <w:rFonts w:hint="eastAsia"/>
-        </w:rPr>
-      </w:pPr>
       <w:hyperlink r:id="rId6" w:history="1">
         <w:r>
           <w:rPr>
@@ -3581,13 +3295,7 @@
         </w:r>
       </w:hyperlink>
     </w:p>
-    <w:p>
-      <w:pPr>
-        <w:rPr>
-          <w:rFonts w:hint="eastAsia"/>
-        </w:rPr>
-      </w:pPr>
-    </w:p>
+    <w:p/>
     <w:p>
       <w:pPr>
         <w:pStyle w:val="Heading2"/>
@@ -3595,24 +3303,15 @@
           <w:ilvl w:val="0"/>
           <w:numId w:val="5"/>
         </w:numPr>
-        <w:rPr>
-          <w:rFonts w:hint="eastAsia"/>
-        </w:rPr>
-      </w:pPr>
-      <w:r>
-        <w:rPr>
-          <w:rFonts w:hint="eastAsia"/>
-        </w:rPr>
-        <w:lastRenderedPageBreak/>
+      </w:pPr>
+      <w:r>
+        <w:rPr>
+          <w:rFonts w:hint="eastAsia"/>
+        </w:rPr>
         <w:t>查看屏该出错用例的屏幕打印</w:t>
       </w:r>
     </w:p>
     <w:p>
-      <w:pPr>
-        <w:rPr>
-          <w:rFonts w:hint="eastAsia"/>
-        </w:rPr>
-      </w:pPr>
       <w:r>
         <w:rPr>
           <w:rFonts w:hint="eastAsia"/>
@@ -4092,13 +3791,7 @@
         <w:t xml:space="preserve"> is /tmp/sequoiadb_test/deploy/hlt/js_testcases/js/countHint/countHint_many.js.106 </w:t>
       </w:r>
     </w:p>
-    <w:p>
-      <w:pPr>
-        <w:rPr>
-          <w:rFonts w:hint="eastAsia"/>
-        </w:rPr>
-      </w:pPr>
-    </w:p>
+    <w:p/>
     <w:p>
       <w:pPr>
         <w:pStyle w:val="Heading2"/>
@@ -4106,9 +3799,6 @@
           <w:ilvl w:val="0"/>
           <w:numId w:val="5"/>
         </w:numPr>
-        <w:rPr>
-          <w:rFonts w:hint="eastAsia"/>
-        </w:rPr>
       </w:pPr>
       <w:r>
         <w:rPr>
@@ -4118,11 +3808,6 @@
       </w:r>
     </w:p>
     <w:p>
-      <w:pPr>
-        <w:rPr>
-          <w:rFonts w:hint="eastAsia"/>
-        </w:rPr>
-      </w:pPr>
       <w:r>
         <w:rPr>
           <w:rFonts w:hint="eastAsia"/>
@@ -4491,6 +4176,7 @@
           <w:szCs w:val="18"/>
           <w:shd w:val="clear" w:color="auto" w:fill="BFBFBF" w:themeFill="background1" w:themeFillShade="BF"/>
         </w:rPr>
+        <w:lastRenderedPageBreak/>
         <w:tab/>
       </w:r>
       <w:r>
@@ -4910,7 +4596,6 @@
     <w:p>
       <w:pPr>
         <w:rPr>
-          <w:rFonts w:hint="eastAsia"/>
           <w:color w:val="0000CC"/>
           <w:sz w:val="18"/>
           <w:szCs w:val="18"/>
@@ -4937,13 +4622,7 @@
         <w:tab/>
       </w:r>
     </w:p>
-    <w:p>
-      <w:pPr>
-        <w:rPr>
-          <w:rFonts w:hint="eastAsia"/>
-        </w:rPr>
-      </w:pPr>
-    </w:p>
+    <w:p/>
     <w:p>
       <w:pPr>
         <w:pStyle w:val="Heading2"/>
@@ -4951,25 +4630,15 @@
           <w:ilvl w:val="0"/>
           <w:numId w:val="5"/>
         </w:numPr>
-        <w:rPr>
-          <w:rFonts w:hint="eastAsia"/>
-        </w:rPr>
-      </w:pPr>
-      <w:r>
-        <w:rPr>
-          <w:rFonts w:hint="eastAsia"/>
-        </w:rPr>
-        <w:lastRenderedPageBreak/>
+      </w:pPr>
+      <w:r>
+        <w:rPr>
+          <w:rFonts w:hint="eastAsia"/>
+        </w:rPr>
         <w:t>分析测试用例代码，搞清测试逻辑和出错原因</w:t>
       </w:r>
     </w:p>
-    <w:p>
-      <w:pPr>
-        <w:rPr>
-          <w:rFonts w:hint="eastAsia"/>
-        </w:rPr>
-      </w:pPr>
-    </w:p>
+    <w:p/>
     <w:p>
       <w:pPr>
         <w:pStyle w:val="Heading2"/>
@@ -4977,9 +4646,6 @@
           <w:ilvl w:val="0"/>
           <w:numId w:val="5"/>
         </w:numPr>
-        <w:rPr>
-          <w:rFonts w:hint="eastAsia"/>
-        </w:rPr>
       </w:pPr>
       <w:r>
         <w:rPr>
@@ -5154,7 +4820,16 @@
                 <w:sz w:val="12"/>
                 <w:szCs w:val="12"/>
               </w:rPr>
-              <w:t>ubun-test2</w:t>
+              <w:t>ubun-test</w:t>
+            </w:r>
+            <w:r>
+              <w:rPr>
+                <w:rFonts w:ascii="Verdana" w:eastAsia="宋体" w:hAnsi="Verdana" w:cs="宋体" w:hint="eastAsia"/>
+                <w:kern w:val="0"/>
+                <w:sz w:val="12"/>
+                <w:szCs w:val="12"/>
+              </w:rPr>
+              <w:t>3</w:t>
             </w:r>
           </w:p>
         </w:tc>
@@ -5187,18 +4862,22 @@
                 <w:sz w:val="12"/>
                 <w:szCs w:val="12"/>
               </w:rPr>
-              <w:t>192.168.20.201</w:t>
+              <w:t>192.168.20.20</w:t>
+            </w:r>
+            <w:r>
+              <w:rPr>
+                <w:rFonts w:ascii="Verdana" w:eastAsia="宋体" w:hAnsi="Verdana" w:cs="宋体" w:hint="eastAsia"/>
+                <w:kern w:val="0"/>
+                <w:sz w:val="12"/>
+                <w:szCs w:val="12"/>
+              </w:rPr>
+              <w:t>2</w:t>
             </w:r>
           </w:p>
         </w:tc>
       </w:tr>
     </w:tbl>
     <w:p>
-      <w:pPr>
-        <w:rPr>
-          <w:rFonts w:hint="eastAsia"/>
-        </w:rPr>
-      </w:pPr>
       <w:r>
         <w:rPr>
           <w:rFonts w:hint="eastAsia"/>
@@ -5375,11 +5054,6 @@
       </w:r>
     </w:p>
     <w:p>
-      <w:pPr>
-        <w:rPr>
-          <w:rFonts w:hint="eastAsia"/>
-        </w:rPr>
-      </w:pPr>
       <w:r>
         <w:rPr>
           <w:rFonts w:hint="eastAsia"/>
@@ -5402,11 +5076,6 @@
       </w:r>
     </w:p>
     <w:p>
-      <w:pPr>
-        <w:rPr>
-          <w:rFonts w:hint="eastAsia"/>
-        </w:rPr>
-      </w:pPr>
       <w:r>
         <w:rPr>
           <w:rFonts w:hint="eastAsia"/>
@@ -5428,19 +5097,10 @@
         <w:t>搜索日志，找到相应的日志段，并分析出错原因。</w:t>
       </w:r>
     </w:p>
-    <w:p>
-      <w:pPr>
-        <w:rPr>
-          <w:rFonts w:hint="eastAsia"/>
-        </w:rPr>
-      </w:pPr>
-    </w:p>
+    <w:p/>
     <w:p>
       <w:pPr>
         <w:pStyle w:val="Heading1"/>
-        <w:rPr>
-          <w:rFonts w:hint="eastAsia"/>
-        </w:rPr>
       </w:pPr>
       <w:r>
         <w:rPr>
@@ -5468,9 +5128,6 @@
           <w:ilvl w:val="0"/>
           <w:numId w:val="4"/>
         </w:numPr>
-        <w:rPr>
-          <w:rFonts w:hint="eastAsia"/>
-        </w:rPr>
       </w:pPr>
       <w:r>
         <w:rPr>
@@ -5660,6 +5317,7 @@
           <w:szCs w:val="18"/>
           <w:shd w:val="clear" w:color="auto" w:fill="BFBFBF" w:themeFill="background1" w:themeFillShade="BF"/>
         </w:rPr>
+        <w:lastRenderedPageBreak/>
         <w:t xml:space="preserve">     </w:t>
       </w:r>
       <w:proofErr w:type="spellStart"/>
@@ -6137,31 +5795,23 @@
     <w:p>
       <w:pPr>
         <w:rPr>
-          <w:rFonts w:hint="eastAsia"/>
-          <w:color w:val="0000CC"/>
-          <w:sz w:val="18"/>
-          <w:szCs w:val="18"/>
-          <w:shd w:val="clear" w:color="auto" w:fill="BFBFBF" w:themeFill="background1" w:themeFillShade="BF"/>
-        </w:rPr>
-      </w:pPr>
-      <w:r>
-        <w:rPr>
-          <w:color w:val="0000CC"/>
-          <w:sz w:val="18"/>
-          <w:szCs w:val="18"/>
-          <w:shd w:val="clear" w:color="auto" w:fill="BFBFBF" w:themeFill="background1" w:themeFillShade="BF"/>
-        </w:rPr>
-        <w:lastRenderedPageBreak/>
+          <w:color w:val="0000CC"/>
+          <w:sz w:val="18"/>
+          <w:szCs w:val="18"/>
+          <w:shd w:val="clear" w:color="auto" w:fill="BFBFBF" w:themeFill="background1" w:themeFillShade="BF"/>
+        </w:rPr>
+      </w:pPr>
+      <w:r>
+        <w:rPr>
+          <w:color w:val="0000CC"/>
+          <w:sz w:val="18"/>
+          <w:szCs w:val="18"/>
+          <w:shd w:val="clear" w:color="auto" w:fill="BFBFBF" w:themeFill="background1" w:themeFillShade="BF"/>
+        </w:rPr>
         <w:t>}</w:t>
       </w:r>
     </w:p>
-    <w:p>
-      <w:pPr>
-        <w:rPr>
-          <w:rFonts w:hint="eastAsia"/>
-        </w:rPr>
-      </w:pPr>
-    </w:p>
+    <w:p/>
     <w:p>
       <w:pPr>
         <w:pStyle w:val="Heading2"/>
@@ -6169,9 +5819,6 @@
           <w:ilvl w:val="0"/>
           <w:numId w:val="4"/>
         </w:numPr>
-        <w:rPr>
-          <w:rFonts w:hint="eastAsia"/>
-        </w:rPr>
       </w:pPr>
       <w:r>
         <w:rPr>
@@ -6204,13 +5851,7 @@
         <w:t>，导致用例延时增大</w:t>
       </w:r>
     </w:p>
-    <w:p>
-      <w:pPr>
-        <w:rPr>
-          <w:rFonts w:hint="eastAsia"/>
-        </w:rPr>
-      </w:pPr>
-    </w:p>
+    <w:p/>
     <w:p>
       <w:pPr>
         <w:pStyle w:val="Heading2"/>
@@ -6218,9 +5859,6 @@
           <w:ilvl w:val="0"/>
           <w:numId w:val="4"/>
         </w:numPr>
-        <w:rPr>
-          <w:rFonts w:hint="eastAsia"/>
-        </w:rPr>
       </w:pPr>
       <w:r>
         <w:rPr>
@@ -6241,13 +5879,7 @@
         <w:t>重复代码拷贝严重</w:t>
       </w:r>
     </w:p>
-    <w:p>
-      <w:pPr>
-        <w:rPr>
-          <w:rFonts w:hint="eastAsia"/>
-        </w:rPr>
-      </w:pPr>
-    </w:p>
+    <w:p/>
     <w:p>
       <w:pPr>
         <w:pStyle w:val="Heading2"/>
@@ -6255,9 +5887,6 @@
           <w:ilvl w:val="0"/>
           <w:numId w:val="4"/>
         </w:numPr>
-        <w:rPr>
-          <w:rFonts w:hint="eastAsia"/>
-        </w:rPr>
       </w:pPr>
       <w:r>
         <w:rPr>
@@ -6278,13 +5907,7 @@
         <w:t>格式混乱</w:t>
       </w:r>
     </w:p>
-    <w:p>
-      <w:pPr>
-        <w:rPr>
-          <w:rFonts w:hint="eastAsia"/>
-        </w:rPr>
-      </w:pPr>
-    </w:p>
+    <w:p/>
     <w:sectPr>
       <w:pgSz w:w="11906" w:h="16838"/>
       <w:pgMar w:top="1440" w:right="1800" w:bottom="1440" w:left="1800" w:header="851" w:footer="992" w:gutter="0"/>
@@ -6904,6 +6527,7 @@
   <w:style w:type="paragraph" w:default="1" w:styleId="Normal">
     <w:name w:val="Normal"/>
     <w:qFormat/>
+    <w:rsid w:val="00D34883"/>
     <w:pPr>
       <w:widowControl w:val="0"/>
       <w:jc w:val="both"/>

--- a/internal_doc/09.规范模板/JS测试用例规范和注意事项.docx
+++ b/internal_doc/09.规范模板/JS测试用例规范和注意事项.docx
@@ -106,17 +106,179 @@
           <w:tcPr>
             <w:tcW w:w="2518" w:type="dxa"/>
           </w:tcPr>
-          <w:p/>
+          <w:p>
+            <w:pPr>
+              <w:pStyle w:val="ListParagraph"/>
+              <w:numPr>
+                <w:ilvl w:val="2"/>
+                <w:numId w:val="6"/>
+              </w:numPr>
+              <w:ind w:firstLineChars="0"/>
+              <w:rPr>
+                <w:rFonts w:hint="eastAsia"/>
+              </w:rPr>
+            </w:pPr>
+            <w:r>
+              <w:rPr>
+                <w:rFonts w:hint="eastAsia"/>
+              </w:rPr>
+              <w:t>修订运行机制</w:t>
+            </w:r>
+          </w:p>
+          <w:p>
+            <w:pPr>
+              <w:pStyle w:val="ListParagraph"/>
+              <w:ind w:left="720" w:firstLineChars="0" w:firstLine="0"/>
+            </w:pPr>
+            <w:r>
+              <w:rPr>
+                <w:rFonts w:hint="eastAsia"/>
+              </w:rPr>
+              <w:t>新增测试执行</w:t>
+            </w:r>
+          </w:p>
         </w:tc>
         <w:tc>
           <w:tcPr>
             <w:tcW w:w="6004" w:type="dxa"/>
           </w:tcPr>
-          <w:p/>
+          <w:p>
+            <w:proofErr w:type="spellStart"/>
+            <w:r>
+              <w:rPr>
+                <w:rFonts w:hint="eastAsia"/>
+              </w:rPr>
+              <w:t>JIanhui</w:t>
+            </w:r>
+            <w:proofErr w:type="spellEnd"/>
+            <w:r>
+              <w:rPr>
+                <w:rFonts w:hint="eastAsia"/>
+              </w:rPr>
+              <w:t xml:space="preserve"> </w:t>
+            </w:r>
+            <w:proofErr w:type="spellStart"/>
+            <w:r>
+              <w:rPr>
+                <w:rFonts w:hint="eastAsia"/>
+              </w:rPr>
+              <w:t>Xu</w:t>
+            </w:r>
+            <w:proofErr w:type="spellEnd"/>
+            <w:r>
+              <w:rPr>
+                <w:rFonts w:hint="eastAsia"/>
+              </w:rPr>
+              <w:t xml:space="preserve"> </w:t>
+            </w:r>
+            <w:r>
+              <w:t>2014/2/25</w:t>
+            </w:r>
+          </w:p>
         </w:tc>
       </w:tr>
     </w:tbl>
     <w:p/>
+    <w:p>
+      <w:pPr>
+        <w:pStyle w:val="Heading1"/>
+        <w:rPr>
+          <w:rFonts w:hint="eastAsia"/>
+        </w:rPr>
+      </w:pPr>
+      <w:r>
+        <w:rPr>
+          <w:rFonts w:hint="eastAsia"/>
+        </w:rPr>
+        <w:t>【本地测试执行】</w:t>
+      </w:r>
+    </w:p>
+    <w:p>
+      <w:pPr>
+        <w:rPr>
+          <w:rFonts w:hint="eastAsia"/>
+        </w:rPr>
+      </w:pPr>
+      <w:r>
+        <w:rPr>
+          <w:rFonts w:hint="eastAsia"/>
+        </w:rPr>
+        <w:t>原则上所有功能修改提交前必须在本地运行测试用例；可以通过</w:t>
+      </w:r>
+      <w:proofErr w:type="spellStart"/>
+      <w:r>
+        <w:rPr>
+          <w:rFonts w:hint="eastAsia"/>
+        </w:rPr>
+        <w:t>svn</w:t>
+      </w:r>
+      <w:proofErr w:type="spellEnd"/>
+      <w:r>
+        <w:rPr>
+          <w:rFonts w:hint="eastAsia"/>
+        </w:rPr>
+        <w:t>/</w:t>
+      </w:r>
+      <w:proofErr w:type="spellStart"/>
+      <w:r>
+        <w:rPr>
+          <w:rFonts w:hint="eastAsia"/>
+        </w:rPr>
+        <w:t>sequoiadb</w:t>
+      </w:r>
+      <w:proofErr w:type="spellEnd"/>
+      <w:r>
+        <w:rPr>
+          <w:rFonts w:hint="eastAsia"/>
+        </w:rPr>
+        <w:t>/trunk</w:t>
+      </w:r>
+      <w:r>
+        <w:rPr>
+          <w:rFonts w:hint="eastAsia"/>
+        </w:rPr>
+        <w:t>目录下的“</w:t>
+      </w:r>
+      <w:r>
+        <w:rPr>
+          <w:rFonts w:hint="eastAsia"/>
+        </w:rPr>
+        <w:t>runtest.sh</w:t>
+      </w:r>
+      <w:r>
+        <w:rPr>
+          <w:rFonts w:hint="eastAsia"/>
+        </w:rPr>
+        <w:t>”来执行，并确保所有用例通过才能提交代码。</w:t>
+      </w:r>
+    </w:p>
+    <w:p>
+      <w:pPr>
+        <w:rPr>
+          <w:rFonts w:hint="eastAsia"/>
+        </w:rPr>
+      </w:pPr>
+    </w:p>
+    <w:p>
+      <w:pPr>
+        <w:rPr>
+          <w:rFonts w:hint="eastAsia"/>
+        </w:rPr>
+      </w:pPr>
+      <w:r>
+        <w:rPr>
+          <w:rFonts w:hint="eastAsia"/>
+        </w:rPr>
+        <w:t>所有新增用例提交前必须在本地运行通过。</w:t>
+      </w:r>
+    </w:p>
+    <w:p>
+      <w:pPr>
+        <w:rPr>
+          <w:rFonts w:hint="eastAsia"/>
+        </w:rPr>
+      </w:pPr>
+    </w:p>
     <w:p>
       <w:pPr>
         <w:pStyle w:val="Heading1"/>
@@ -156,111 +318,153 @@
       </w:r>
     </w:p>
     <w:p>
-      <w:r>
-        <w:rPr>
-          <w:rFonts w:hint="eastAsia"/>
+      <w:pPr>
+        <w:rPr>
+          <w:strike/>
+          <w:color w:val="E36C0A" w:themeColor="accent6" w:themeShade="BF"/>
+        </w:rPr>
+      </w:pPr>
+      <w:r>
+        <w:rPr>
+          <w:rFonts w:hint="eastAsia"/>
+          <w:strike/>
+          <w:color w:val="E36C0A" w:themeColor="accent6" w:themeShade="BF"/>
         </w:rPr>
         <w:t>由于</w:t>
       </w:r>
       <w:r>
         <w:rPr>
           <w:rFonts w:hint="eastAsia"/>
+          <w:strike/>
+          <w:color w:val="E36C0A" w:themeColor="accent6" w:themeShade="BF"/>
         </w:rPr>
         <w:t>JS</w:t>
       </w:r>
       <w:r>
         <w:rPr>
           <w:rFonts w:hint="eastAsia"/>
+          <w:strike/>
+          <w:color w:val="E36C0A" w:themeColor="accent6" w:themeShade="BF"/>
         </w:rPr>
         <w:t>用例中无法</w:t>
       </w:r>
       <w:r>
         <w:rPr>
           <w:rFonts w:hint="eastAsia"/>
+          <w:strike/>
+          <w:color w:val="E36C0A" w:themeColor="accent6" w:themeShade="BF"/>
         </w:rPr>
         <w:t>包含另外一个</w:t>
       </w:r>
       <w:r>
         <w:rPr>
           <w:rFonts w:hint="eastAsia"/>
+          <w:strike/>
+          <w:color w:val="E36C0A" w:themeColor="accent6" w:themeShade="BF"/>
         </w:rPr>
         <w:t>JS</w:t>
       </w:r>
       <w:r>
         <w:rPr>
           <w:rFonts w:hint="eastAsia"/>
+          <w:strike/>
+          <w:color w:val="E36C0A" w:themeColor="accent6" w:themeShade="BF"/>
         </w:rPr>
         <w:t>，因此我们公用的</w:t>
       </w:r>
       <w:r>
         <w:rPr>
           <w:rFonts w:hint="eastAsia"/>
+          <w:strike/>
+          <w:color w:val="E36C0A" w:themeColor="accent6" w:themeShade="BF"/>
         </w:rPr>
         <w:t>JS</w:t>
       </w:r>
       <w:r>
         <w:rPr>
           <w:rFonts w:hint="eastAsia"/>
+          <w:strike/>
+          <w:color w:val="E36C0A" w:themeColor="accent6" w:themeShade="BF"/>
         </w:rPr>
         <w:t>库无法直接导入测试的</w:t>
       </w:r>
       <w:r>
         <w:rPr>
           <w:rFonts w:hint="eastAsia"/>
+          <w:strike/>
+          <w:color w:val="E36C0A" w:themeColor="accent6" w:themeShade="BF"/>
         </w:rPr>
         <w:t>JS</w:t>
       </w:r>
       <w:r>
         <w:rPr>
           <w:rFonts w:hint="eastAsia"/>
+          <w:strike/>
+          <w:color w:val="E36C0A" w:themeColor="accent6" w:themeShade="BF"/>
         </w:rPr>
         <w:t>用例中，在执行每一个测试用例</w:t>
       </w:r>
       <w:r>
         <w:rPr>
           <w:rFonts w:hint="eastAsia"/>
+          <w:strike/>
+          <w:color w:val="E36C0A" w:themeColor="accent6" w:themeShade="BF"/>
         </w:rPr>
         <w:t>JS</w:t>
       </w:r>
       <w:r>
         <w:rPr>
           <w:rFonts w:hint="eastAsia"/>
+          <w:strike/>
+          <w:color w:val="E36C0A" w:themeColor="accent6" w:themeShade="BF"/>
         </w:rPr>
         <w:t>时，只能把公用</w:t>
       </w:r>
       <w:r>
         <w:rPr>
           <w:rFonts w:hint="eastAsia"/>
+          <w:strike/>
+          <w:color w:val="E36C0A" w:themeColor="accent6" w:themeShade="BF"/>
         </w:rPr>
         <w:t>JS</w:t>
       </w:r>
       <w:r>
         <w:rPr>
           <w:rFonts w:hint="eastAsia"/>
+          <w:strike/>
+          <w:color w:val="E36C0A" w:themeColor="accent6" w:themeShade="BF"/>
         </w:rPr>
         <w:t>库和</w:t>
       </w:r>
       <w:r>
         <w:rPr>
           <w:rFonts w:hint="eastAsia"/>
+          <w:strike/>
+          <w:color w:val="E36C0A" w:themeColor="accent6" w:themeShade="BF"/>
         </w:rPr>
         <w:t>JS</w:t>
       </w:r>
       <w:r>
         <w:rPr>
           <w:rFonts w:hint="eastAsia"/>
+          <w:strike/>
+          <w:color w:val="E36C0A" w:themeColor="accent6" w:themeShade="BF"/>
         </w:rPr>
         <w:t>用例文件重新生成一个新的</w:t>
       </w:r>
       <w:r>
         <w:rPr>
           <w:rFonts w:hint="eastAsia"/>
+          <w:strike/>
+          <w:color w:val="E36C0A" w:themeColor="accent6" w:themeShade="BF"/>
         </w:rPr>
         <w:t>JS</w:t>
       </w:r>
       <w:r>
         <w:rPr>
           <w:rFonts w:hint="eastAsia"/>
+          <w:strike/>
+          <w:color w:val="E36C0A" w:themeColor="accent6" w:themeShade="BF"/>
         </w:rPr>
         <w:t>文件，而测试用例真正执行的是该文件，如：</w:t>
       </w:r>
@@ -268,15 +472,16 @@
     <w:p>
       <w:pPr>
         <w:rPr>
-          <w:color w:val="0000CC"/>
-          <w:sz w:val="18"/>
-          <w:szCs w:val="18"/>
-          <w:shd w:val="clear" w:color="auto" w:fill="BFBFBF" w:themeFill="background1" w:themeFillShade="BF"/>
-        </w:rPr>
-      </w:pPr>
-      <w:r>
-        <w:rPr>
-          <w:color w:val="0000CC"/>
+          <w:color w:val="E36C0A" w:themeColor="accent6" w:themeShade="BF"/>
+          <w:sz w:val="18"/>
+          <w:szCs w:val="18"/>
+          <w:shd w:val="clear" w:color="auto" w:fill="BFBFBF" w:themeFill="background1" w:themeFillShade="BF"/>
+        </w:rPr>
+      </w:pPr>
+      <w:r>
+        <w:rPr>
+          <w:strike/>
+          <w:color w:val="E36C0A" w:themeColor="accent6" w:themeShade="BF"/>
           <w:sz w:val="18"/>
           <w:szCs w:val="18"/>
           <w:shd w:val="clear" w:color="auto" w:fill="BFBFBF" w:themeFill="background1" w:themeFillShade="BF"/>
@@ -286,7 +491,8 @@
       <w:r>
         <w:rPr>
           <w:rFonts w:hint="eastAsia"/>
-          <w:color w:val="0000CC"/>
+          <w:strike/>
+          <w:color w:val="E36C0A" w:themeColor="accent6" w:themeShade="BF"/>
           <w:sz w:val="18"/>
           <w:szCs w:val="18"/>
           <w:shd w:val="clear" w:color="auto" w:fill="BFBFBF" w:themeFill="background1" w:themeFillShade="BF"/>
@@ -296,7 +502,8 @@
       <w:r>
         <w:rPr>
           <w:rFonts w:hint="eastAsia"/>
-          <w:color w:val="0000CC"/>
+          <w:strike/>
+          <w:color w:val="E36C0A" w:themeColor="accent6" w:themeShade="BF"/>
           <w:sz w:val="18"/>
           <w:szCs w:val="18"/>
           <w:shd w:val="clear" w:color="auto" w:fill="BFBFBF" w:themeFill="background1" w:themeFillShade="BF"/>
@@ -306,7 +513,8 @@
       <w:r>
         <w:rPr>
           <w:rFonts w:hint="eastAsia"/>
-          <w:color w:val="0000CC"/>
+          <w:strike/>
+          <w:color w:val="E36C0A" w:themeColor="accent6" w:themeShade="BF"/>
           <w:sz w:val="18"/>
           <w:szCs w:val="18"/>
           <w:shd w:val="clear" w:color="auto" w:fill="BFBFBF" w:themeFill="background1" w:themeFillShade="BF"/>
@@ -315,7 +523,8 @@
       </w:r>
       <w:r>
         <w:rPr>
-          <w:color w:val="0000CC"/>
+          <w:strike/>
+          <w:color w:val="E36C0A" w:themeColor="accent6" w:themeShade="BF"/>
           <w:sz w:val="18"/>
           <w:szCs w:val="18"/>
           <w:shd w:val="clear" w:color="auto" w:fill="BFBFBF" w:themeFill="background1" w:themeFillShade="BF"/>
@@ -325,7 +534,8 @@
       <w:r>
         <w:rPr>
           <w:rFonts w:hint="eastAsia"/>
-          <w:color w:val="0000CC"/>
+          <w:strike/>
+          <w:color w:val="E36C0A" w:themeColor="accent6" w:themeShade="BF"/>
           <w:sz w:val="18"/>
           <w:szCs w:val="18"/>
           <w:shd w:val="clear" w:color="auto" w:fill="BFBFBF" w:themeFill="background1" w:themeFillShade="BF"/>
@@ -335,27 +545,19 @@
       <w:r>
         <w:rPr>
           <w:rFonts w:hint="eastAsia"/>
-          <w:color w:val="0000CC"/>
-          <w:sz w:val="18"/>
-          <w:szCs w:val="18"/>
-          <w:shd w:val="clear" w:color="auto" w:fill="BFBFBF" w:themeFill="background1" w:themeFillShade="BF"/>
-        </w:rPr>
-        <w:t>文件</w:t>
-      </w:r>
-      <w:r>
-        <w:rPr>
-          <w:rFonts w:hint="eastAsia"/>
-          <w:color w:val="0000CC"/>
-          <w:sz w:val="18"/>
-          <w:szCs w:val="18"/>
-          <w:shd w:val="clear" w:color="auto" w:fill="BFBFBF" w:themeFill="background1" w:themeFillShade="BF"/>
-        </w:rPr>
-        <w:t>（后缀为</w:t>
-      </w:r>
-      <w:r>
-        <w:rPr>
-          <w:rFonts w:hint="eastAsia"/>
-          <w:color w:val="0000CC"/>
+          <w:strike/>
+          <w:color w:val="E36C0A" w:themeColor="accent6" w:themeShade="BF"/>
+          <w:sz w:val="18"/>
+          <w:szCs w:val="18"/>
+          <w:shd w:val="clear" w:color="auto" w:fill="BFBFBF" w:themeFill="background1" w:themeFillShade="BF"/>
+        </w:rPr>
+        <w:t>文件（后缀为</w:t>
+      </w:r>
+      <w:r>
+        <w:rPr>
+          <w:rFonts w:hint="eastAsia"/>
+          <w:strike/>
+          <w:color w:val="E36C0A" w:themeColor="accent6" w:themeShade="BF"/>
           <w:sz w:val="18"/>
           <w:szCs w:val="18"/>
           <w:shd w:val="clear" w:color="auto" w:fill="BFBFBF" w:themeFill="background1" w:themeFillShade="BF"/>
@@ -365,12 +567,327 @@
       <w:r>
         <w:rPr>
           <w:rFonts w:hint="eastAsia"/>
-          <w:color w:val="0000CC"/>
+          <w:strike/>
+          <w:color w:val="E36C0A" w:themeColor="accent6" w:themeShade="BF"/>
           <w:sz w:val="18"/>
           <w:szCs w:val="18"/>
           <w:shd w:val="clear" w:color="auto" w:fill="BFBFBF" w:themeFill="background1" w:themeFillShade="BF"/>
         </w:rPr>
         <w:t>中的行号，在并发执行时会有区别）</w:t>
+      </w:r>
+    </w:p>
+    <w:p>
+      <w:pPr>
+        <w:rPr>
+          <w:rFonts w:hint="eastAsia"/>
+        </w:rPr>
+      </w:pPr>
+      <w:r>
+        <w:rPr>
+          <w:rFonts w:hint="eastAsia"/>
+        </w:rPr>
+        <w:t>JS</w:t>
+      </w:r>
+      <w:r>
+        <w:rPr>
+          <w:rFonts w:hint="eastAsia"/>
+        </w:rPr>
+        <w:t>没有</w:t>
+      </w:r>
+      <w:r>
+        <w:rPr>
+          <w:rFonts w:hint="eastAsia"/>
+        </w:rPr>
+        <w:t>文件包含的功能，因此，</w:t>
+      </w:r>
+      <w:proofErr w:type="spellStart"/>
+      <w:r>
+        <w:rPr>
+          <w:rFonts w:hint="eastAsia"/>
+        </w:rPr>
+        <w:t>sdb</w:t>
+      </w:r>
+      <w:proofErr w:type="spellEnd"/>
+      <w:r>
+        <w:rPr>
+          <w:rFonts w:hint="eastAsia"/>
+        </w:rPr>
+        <w:t>在执行</w:t>
+      </w:r>
+      <w:r>
+        <w:rPr>
+          <w:rFonts w:hint="eastAsia"/>
+        </w:rPr>
+        <w:t>JS</w:t>
+      </w:r>
+      <w:r>
+        <w:rPr>
+          <w:rFonts w:hint="eastAsia"/>
+        </w:rPr>
+        <w:t>时支持输入多个文件，从而解决了</w:t>
+      </w:r>
+      <w:r>
+        <w:rPr>
+          <w:rFonts w:hint="eastAsia"/>
+        </w:rPr>
+        <w:t>JS</w:t>
+      </w:r>
+      <w:r>
+        <w:rPr>
+          <w:rFonts w:hint="eastAsia"/>
+        </w:rPr>
+        <w:t>公共库包含的问是，如：</w:t>
+      </w:r>
+    </w:p>
+    <w:p>
+      <w:pPr>
+        <w:rPr>
+          <w:rFonts w:hint="eastAsia"/>
+          <w:color w:val="0000CC"/>
+          <w:sz w:val="18"/>
+          <w:szCs w:val="18"/>
+          <w:shd w:val="clear" w:color="auto" w:fill="BFBFBF" w:themeFill="background1" w:themeFillShade="BF"/>
+        </w:rPr>
+      </w:pPr>
+      <w:proofErr w:type="gramStart"/>
+      <w:r>
+        <w:rPr>
+          <w:rFonts w:hint="eastAsia"/>
+          <w:color w:val="0000CC"/>
+          <w:sz w:val="18"/>
+          <w:szCs w:val="18"/>
+          <w:shd w:val="clear" w:color="auto" w:fill="BFBFBF" w:themeFill="background1" w:themeFillShade="BF"/>
+        </w:rPr>
+        <w:t>bin/</w:t>
+      </w:r>
+      <w:proofErr w:type="spellStart"/>
+      <w:r>
+        <w:rPr>
+          <w:rFonts w:hint="eastAsia"/>
+          <w:color w:val="0000CC"/>
+          <w:sz w:val="18"/>
+          <w:szCs w:val="18"/>
+          <w:shd w:val="clear" w:color="auto" w:fill="BFBFBF" w:themeFill="background1" w:themeFillShade="BF"/>
+        </w:rPr>
+        <w:t>sdb</w:t>
+      </w:r>
+      <w:proofErr w:type="spellEnd"/>
+      <w:proofErr w:type="gramEnd"/>
+      <w:r>
+        <w:rPr>
+          <w:rFonts w:hint="eastAsia"/>
+          <w:color w:val="0000CC"/>
+          <w:sz w:val="18"/>
+          <w:szCs w:val="18"/>
+          <w:shd w:val="clear" w:color="auto" w:fill="BFBFBF" w:themeFill="background1" w:themeFillShade="BF"/>
+        </w:rPr>
+        <w:t xml:space="preserve"> </w:t>
+      </w:r>
+      <w:r>
+        <w:rPr>
+          <w:color w:val="0000CC"/>
+          <w:sz w:val="18"/>
+          <w:szCs w:val="18"/>
+          <w:shd w:val="clear" w:color="auto" w:fill="BFBFBF" w:themeFill="background1" w:themeFillShade="BF"/>
+        </w:rPr>
+        <w:t>–</w:t>
+      </w:r>
+      <w:r>
+        <w:rPr>
+          <w:rFonts w:hint="eastAsia"/>
+          <w:color w:val="0000CC"/>
+          <w:sz w:val="18"/>
+          <w:szCs w:val="18"/>
+          <w:shd w:val="clear" w:color="auto" w:fill="BFBFBF" w:themeFill="background1" w:themeFillShade="BF"/>
+        </w:rPr>
+        <w:t xml:space="preserve">e </w:t>
+      </w:r>
+      <w:r>
+        <w:rPr>
+          <w:color w:val="0000CC"/>
+          <w:sz w:val="18"/>
+          <w:szCs w:val="18"/>
+          <w:shd w:val="clear" w:color="auto" w:fill="BFBFBF" w:themeFill="background1" w:themeFillShade="BF"/>
+        </w:rPr>
+        <w:t>–f “</w:t>
+      </w:r>
+      <w:proofErr w:type="spellStart"/>
+      <w:r>
+        <w:rPr>
+          <w:rFonts w:hint="eastAsia"/>
+          <w:color w:val="0000CC"/>
+          <w:sz w:val="18"/>
+          <w:szCs w:val="18"/>
+          <w:shd w:val="clear" w:color="auto" w:fill="BFBFBF" w:themeFill="background1" w:themeFillShade="BF"/>
+        </w:rPr>
+        <w:t>func.js,lib.js,test.js</w:t>
+      </w:r>
+      <w:proofErr w:type="spellEnd"/>
+      <w:r>
+        <w:rPr>
+          <w:color w:val="0000CC"/>
+          <w:sz w:val="18"/>
+          <w:szCs w:val="18"/>
+          <w:shd w:val="clear" w:color="auto" w:fill="BFBFBF" w:themeFill="background1" w:themeFillShade="BF"/>
+        </w:rPr>
+        <w:t>”</w:t>
+      </w:r>
+    </w:p>
+    <w:p>
+      <w:pPr>
+        <w:rPr>
+          <w:rFonts w:hint="eastAsia"/>
+        </w:rPr>
+      </w:pPr>
+      <w:proofErr w:type="spellStart"/>
+      <w:r>
+        <w:rPr>
+          <w:rFonts w:hint="eastAsia"/>
+        </w:rPr>
+        <w:t>sdb</w:t>
+      </w:r>
+      <w:proofErr w:type="spellEnd"/>
+      <w:r>
+        <w:rPr>
+          <w:rFonts w:hint="eastAsia"/>
+        </w:rPr>
+        <w:t>按顺序执行多个文件，文件之间用“</w:t>
+      </w:r>
+      <w:r>
+        <w:rPr>
+          <w:rFonts w:hint="eastAsia"/>
+        </w:rPr>
+        <w:t>,</w:t>
+      </w:r>
+      <w:r>
+        <w:rPr>
+          <w:rFonts w:hint="eastAsia"/>
+        </w:rPr>
+        <w:t>”或“</w:t>
+      </w:r>
+      <w:r>
+        <w:rPr>
+          <w:rFonts w:hint="eastAsia"/>
+        </w:rPr>
+        <w:t>;</w:t>
+      </w:r>
+      <w:r>
+        <w:rPr>
+          <w:rFonts w:hint="eastAsia"/>
+        </w:rPr>
+        <w:t>”隔开</w:t>
+      </w:r>
+    </w:p>
+    <w:p>
+      <w:pPr>
+        <w:rPr>
+          <w:rFonts w:hint="eastAsia"/>
+        </w:rPr>
+      </w:pPr>
+    </w:p>
+    <w:p>
+      <w:pPr>
+        <w:rPr>
+          <w:rFonts w:hint="eastAsia"/>
+        </w:rPr>
+      </w:pPr>
+      <w:r>
+        <w:rPr>
+          <w:rFonts w:hint="eastAsia"/>
+        </w:rPr>
+        <w:t>CI</w:t>
+      </w:r>
+      <w:r>
+        <w:rPr>
+          <w:rFonts w:hint="eastAsia"/>
+        </w:rPr>
+        <w:t>在执行测试用例时，文件顺序为：“</w:t>
+      </w:r>
+      <w:proofErr w:type="spellStart"/>
+      <w:r>
+        <w:rPr>
+          <w:rFonts w:hint="eastAsia"/>
+          <w:color w:val="0000CC"/>
+          <w:sz w:val="18"/>
+          <w:szCs w:val="18"/>
+          <w:shd w:val="clear" w:color="auto" w:fill="BFBFBF" w:themeFill="background1" w:themeFillShade="BF"/>
+        </w:rPr>
+        <w:t>libs</w:t>
+      </w:r>
+      <w:proofErr w:type="spellEnd"/>
+      <w:r>
+        <w:rPr>
+          <w:rFonts w:hint="eastAsia"/>
+          <w:color w:val="0000CC"/>
+          <w:sz w:val="18"/>
+          <w:szCs w:val="18"/>
+          <w:shd w:val="clear" w:color="auto" w:fill="BFBFBF" w:themeFill="background1" w:themeFillShade="BF"/>
+        </w:rPr>
+        <w:t>/func.js, [commlib.js</w:t>
+      </w:r>
+      <w:r>
+        <w:rPr>
+          <w:rFonts w:hint="eastAsia"/>
+          <w:color w:val="0000CC"/>
+          <w:sz w:val="18"/>
+          <w:szCs w:val="18"/>
+          <w:shd w:val="clear" w:color="auto" w:fill="BFBFBF" w:themeFill="background1" w:themeFillShade="BF"/>
+        </w:rPr>
+        <w:t>,</w:t>
+      </w:r>
+      <w:r>
+        <w:rPr>
+          <w:rFonts w:hint="eastAsia"/>
+          <w:color w:val="0000CC"/>
+          <w:sz w:val="18"/>
+          <w:szCs w:val="18"/>
+          <w:shd w:val="clear" w:color="auto" w:fill="BFBFBF" w:themeFill="background1" w:themeFillShade="BF"/>
+        </w:rPr>
+        <w:t>]</w:t>
+      </w:r>
+      <w:r>
+        <w:rPr>
+          <w:rFonts w:hint="eastAsia"/>
+          <w:color w:val="0000CC"/>
+          <w:sz w:val="18"/>
+          <w:szCs w:val="18"/>
+          <w:shd w:val="clear" w:color="auto" w:fill="BFBFBF" w:themeFill="background1" w:themeFillShade="BF"/>
+        </w:rPr>
+        <w:t xml:space="preserve"> </w:t>
+      </w:r>
+      <w:r>
+        <w:rPr>
+          <w:rFonts w:hint="eastAsia"/>
+          <w:color w:val="0000CC"/>
+          <w:sz w:val="18"/>
+          <w:szCs w:val="18"/>
+          <w:shd w:val="clear" w:color="auto" w:fill="BFBFBF" w:themeFill="background1" w:themeFillShade="BF"/>
+        </w:rPr>
+        <w:t>testcase.js</w:t>
+      </w:r>
+      <w:r>
+        <w:rPr>
+          <w:rFonts w:hint="eastAsia"/>
+        </w:rPr>
+        <w:t>”其中</w:t>
+      </w:r>
+      <w:r>
+        <w:rPr>
+          <w:rFonts w:hint="eastAsia"/>
+        </w:rPr>
+        <w:t xml:space="preserve"> commlib.js</w:t>
+      </w:r>
+      <w:r>
+        <w:rPr>
+          <w:rFonts w:hint="eastAsia"/>
+        </w:rPr>
+        <w:t>如果在测试用例目录下存在</w:t>
+      </w:r>
+      <w:r>
+        <w:rPr>
+          <w:rFonts w:hint="eastAsia"/>
+        </w:rPr>
+        <w:t>测加上，如果不存在则不加上。</w:t>
       </w:r>
     </w:p>
     <w:p/>
@@ -598,6 +1115,7 @@
           <w:szCs w:val="18"/>
           <w:shd w:val="clear" w:color="auto" w:fill="BFBFBF" w:themeFill="background1" w:themeFillShade="BF"/>
         </w:rPr>
+        <w:lastRenderedPageBreak/>
         <w:t>var</w:t>
       </w:r>
       <w:proofErr w:type="spellEnd"/>
@@ -775,7 +1293,13 @@
         <w:t>，编号可以省略，当同一个测试点有多个文件时，请加上编号区分；</w:t>
       </w:r>
     </w:p>
-    <w:p/>
+    <w:p>
+      <w:pPr>
+        <w:rPr>
+          <w:rFonts w:hint="eastAsia"/>
+        </w:rPr>
+      </w:pPr>
+    </w:p>
     <w:p>
       <w:pPr>
         <w:pStyle w:val="Heading2"/>
@@ -783,173 +1307,70 @@
           <w:ilvl w:val="0"/>
           <w:numId w:val="1"/>
         </w:numPr>
-      </w:pPr>
-      <w:r>
-        <w:rPr>
-          <w:rFonts w:hint="eastAsia"/>
-        </w:rPr>
-        <w:t>测试用例文件注释</w:t>
-      </w:r>
-    </w:p>
-    <w:p>
-      <w:r>
-        <w:rPr>
-          <w:rFonts w:hint="eastAsia"/>
-        </w:rPr>
-        <w:t>每一个</w:t>
-      </w:r>
-      <w:r>
-        <w:rPr>
-          <w:rFonts w:hint="eastAsia"/>
-        </w:rPr>
-        <w:t>JS</w:t>
-      </w:r>
-      <w:r>
-        <w:rPr>
-          <w:rFonts w:hint="eastAsia"/>
-        </w:rPr>
-        <w:t>文件头必须加上如下注释：</w:t>
-      </w:r>
-    </w:p>
-    <w:p>
-      <w:pPr>
-        <w:rPr>
-          <w:color w:val="0000CC"/>
-          <w:sz w:val="18"/>
-          <w:szCs w:val="18"/>
-          <w:shd w:val="clear" w:color="auto" w:fill="BFBFBF" w:themeFill="background1" w:themeFillShade="BF"/>
-        </w:rPr>
-      </w:pPr>
-      <w:r>
-        <w:rPr>
-          <w:color w:val="0000CC"/>
-          <w:sz w:val="18"/>
-          <w:szCs w:val="18"/>
-          <w:shd w:val="clear" w:color="auto" w:fill="BFBFBF" w:themeFill="background1" w:themeFillShade="BF"/>
-        </w:rPr>
-        <w:t>/* *****************************************************************************</w:t>
-      </w:r>
-    </w:p>
-    <w:p>
-      <w:pPr>
-        <w:rPr>
-          <w:color w:val="0000CC"/>
-          <w:sz w:val="18"/>
-          <w:szCs w:val="18"/>
-          <w:shd w:val="clear" w:color="auto" w:fill="BFBFBF" w:themeFill="background1" w:themeFillShade="BF"/>
-        </w:rPr>
-      </w:pPr>
-      <w:r>
-        <w:rPr>
-          <w:color w:val="0000CC"/>
-          <w:sz w:val="18"/>
-          <w:szCs w:val="18"/>
-          <w:shd w:val="clear" w:color="auto" w:fill="BFBFBF" w:themeFill="background1" w:themeFillShade="BF"/>
-        </w:rPr>
-        <w:t xml:space="preserve">@discretion: JavaScript common function library </w:t>
-      </w:r>
-    </w:p>
-    <w:p>
-      <w:pPr>
-        <w:rPr>
-          <w:color w:val="0000CC"/>
-          <w:sz w:val="18"/>
-          <w:szCs w:val="18"/>
-          <w:shd w:val="clear" w:color="auto" w:fill="BFBFBF" w:themeFill="background1" w:themeFillShade="BF"/>
-        </w:rPr>
-      </w:pPr>
-      <w:r>
-        <w:rPr>
-          <w:color w:val="0000CC"/>
-          <w:sz w:val="18"/>
-          <w:szCs w:val="18"/>
-          <w:shd w:val="clear" w:color="auto" w:fill="BFBFBF" w:themeFill="background1" w:themeFillShade="BF"/>
-        </w:rPr>
-        <w:t>@modify list:</w:t>
-      </w:r>
-    </w:p>
-    <w:p>
-      <w:pPr>
-        <w:rPr>
-          <w:color w:val="0000CC"/>
-          <w:sz w:val="18"/>
-          <w:szCs w:val="18"/>
-          <w:shd w:val="clear" w:color="auto" w:fill="BFBFBF" w:themeFill="background1" w:themeFillShade="BF"/>
-        </w:rPr>
-      </w:pPr>
-      <w:r>
-        <w:rPr>
-          <w:color w:val="0000CC"/>
-          <w:sz w:val="18"/>
-          <w:szCs w:val="18"/>
-          <w:shd w:val="clear" w:color="auto" w:fill="BFBFBF" w:themeFill="background1" w:themeFillShade="BF"/>
-        </w:rPr>
-        <w:t xml:space="preserve">   2014-2-24 </w:t>
-      </w:r>
-      <w:proofErr w:type="spellStart"/>
-      <w:r>
-        <w:rPr>
-          <w:color w:val="0000CC"/>
-          <w:sz w:val="18"/>
-          <w:szCs w:val="18"/>
-          <w:shd w:val="clear" w:color="auto" w:fill="BFBFBF" w:themeFill="background1" w:themeFillShade="BF"/>
-        </w:rPr>
-        <w:t>Jianhui</w:t>
-      </w:r>
-      <w:proofErr w:type="spellEnd"/>
-      <w:r>
-        <w:rPr>
-          <w:color w:val="0000CC"/>
-          <w:sz w:val="18"/>
-          <w:szCs w:val="18"/>
-          <w:shd w:val="clear" w:color="auto" w:fill="BFBFBF" w:themeFill="background1" w:themeFillShade="BF"/>
-        </w:rPr>
-        <w:t xml:space="preserve"> </w:t>
-      </w:r>
-      <w:proofErr w:type="spellStart"/>
-      <w:proofErr w:type="gramStart"/>
-      <w:r>
-        <w:rPr>
-          <w:color w:val="0000CC"/>
-          <w:sz w:val="18"/>
-          <w:szCs w:val="18"/>
-          <w:shd w:val="clear" w:color="auto" w:fill="BFBFBF" w:themeFill="background1" w:themeFillShade="BF"/>
-        </w:rPr>
-        <w:t>Xu</w:t>
-      </w:r>
-      <w:proofErr w:type="spellEnd"/>
-      <w:r>
-        <w:rPr>
-          <w:color w:val="0000CC"/>
-          <w:sz w:val="18"/>
-          <w:szCs w:val="18"/>
-          <w:shd w:val="clear" w:color="auto" w:fill="BFBFBF" w:themeFill="background1" w:themeFillShade="BF"/>
-        </w:rPr>
-        <w:t xml:space="preserve">  Init</w:t>
-      </w:r>
-      <w:proofErr w:type="gramEnd"/>
-    </w:p>
-    <w:p>
-      <w:pPr>
-        <w:rPr>
-          <w:color w:val="0000CC"/>
-          <w:sz w:val="18"/>
-          <w:szCs w:val="18"/>
-          <w:shd w:val="clear" w:color="auto" w:fill="BFBFBF" w:themeFill="background1" w:themeFillShade="BF"/>
-        </w:rPr>
-      </w:pPr>
-      <w:r>
-        <w:rPr>
-          <w:color w:val="0000CC"/>
-          <w:sz w:val="18"/>
-          <w:szCs w:val="18"/>
-          <w:shd w:val="clear" w:color="auto" w:fill="BFBFBF" w:themeFill="background1" w:themeFillShade="BF"/>
-        </w:rPr>
-        <w:lastRenderedPageBreak/>
-        <w:t>***************************************************************************** */</w:t>
-      </w:r>
-    </w:p>
-    <w:p/>
+        <w:rPr>
+          <w:rFonts w:hint="eastAsia"/>
+        </w:rPr>
+      </w:pPr>
+      <w:r>
+        <w:rPr>
+          <w:rFonts w:hint="eastAsia"/>
+        </w:rPr>
+        <w:t>在用例目录下可以抽象公共函数库，命名必须为“</w:t>
+      </w:r>
+      <w:r>
+        <w:rPr>
+          <w:rFonts w:hint="eastAsia"/>
+        </w:rPr>
+        <w:t>commlib.js</w:t>
+      </w:r>
+      <w:r>
+        <w:rPr>
+          <w:rFonts w:hint="eastAsia"/>
+        </w:rPr>
+        <w:t>”</w:t>
+      </w:r>
+    </w:p>
+    <w:p>
+      <w:pPr>
+        <w:rPr>
+          <w:rFonts w:hint="eastAsia"/>
+        </w:rPr>
+      </w:pPr>
+      <w:r>
+        <w:rPr>
+          <w:rFonts w:hint="eastAsia"/>
+        </w:rPr>
+        <w:t>在测试用例的目录下，可以将该目录下的所有用例抽象出公共函数库的功能，从而减少重复代码；抽象的公共函数库必须命名为“</w:t>
+      </w:r>
+      <w:r>
+        <w:t>commlib.js</w:t>
+      </w:r>
+      <w:r>
+        <w:rPr>
+          <w:rFonts w:hint="eastAsia"/>
+        </w:rPr>
+        <w:t>”，</w:t>
+      </w:r>
+      <w:r>
+        <w:rPr>
+          <w:rFonts w:hint="eastAsia"/>
+        </w:rPr>
+        <w:t>CI</w:t>
+      </w:r>
+      <w:r>
+        <w:rPr>
+          <w:rFonts w:hint="eastAsia"/>
+        </w:rPr>
+        <w:t>会自己检测和运行。</w:t>
+      </w:r>
+    </w:p>
+    <w:p>
+      <w:pPr>
+        <w:rPr>
+          <w:rFonts w:hint="eastAsia"/>
+        </w:rPr>
+      </w:pPr>
+    </w:p>
     <w:p>
       <w:pPr>
         <w:pStyle w:val="Heading2"/>
@@ -962,97 +1383,167 @@
         <w:rPr>
           <w:rFonts w:hint="eastAsia"/>
         </w:rPr>
-        <w:t>测试用例编辑规范</w:t>
-      </w:r>
-    </w:p>
-    <w:p>
-      <w:r>
-        <w:rPr>
-          <w:rFonts w:hint="eastAsia"/>
-        </w:rPr>
-        <w:t>测试用例和</w:t>
-      </w:r>
-      <w:r>
-        <w:rPr>
-          <w:rFonts w:hint="eastAsia"/>
-        </w:rPr>
-        <w:t>C/C++</w:t>
-      </w:r>
-      <w:r>
-        <w:rPr>
-          <w:rFonts w:hint="eastAsia"/>
-        </w:rPr>
-        <w:t>代码保持一致风格，用</w:t>
-      </w:r>
-      <w:r>
-        <w:rPr>
-          <w:rFonts w:hint="eastAsia"/>
-        </w:rPr>
-        <w:t>3</w:t>
-      </w:r>
-      <w:r>
-        <w:rPr>
-          <w:rFonts w:hint="eastAsia"/>
-        </w:rPr>
-        <w:t>个空格来缩进，保持代码美观和易读性；</w:t>
-      </w:r>
-    </w:p>
-    <w:p>
-      <w:pPr>
-        <w:rPr>
-          <w:rFonts w:hint="eastAsia"/>
-        </w:rPr>
-      </w:pPr>
-      <w:r>
-        <w:rPr>
-          <w:rFonts w:hint="eastAsia"/>
-        </w:rPr>
-        <w:t>禁止使用</w:t>
-      </w:r>
-      <w:r>
-        <w:rPr>
-          <w:rFonts w:hint="eastAsia"/>
-        </w:rPr>
-        <w:t>TAB</w:t>
-      </w:r>
-      <w:r>
-        <w:rPr>
-          <w:rFonts w:hint="eastAsia"/>
-        </w:rPr>
-        <w:t>键；可以在编辑工具中将</w:t>
-      </w:r>
-      <w:r>
-        <w:rPr>
-          <w:rFonts w:hint="eastAsia"/>
-        </w:rPr>
-        <w:t>TAB</w:t>
-      </w:r>
-      <w:r>
-        <w:rPr>
-          <w:rFonts w:hint="eastAsia"/>
-        </w:rPr>
-        <w:t>键替换成</w:t>
-      </w:r>
-      <w:r>
-        <w:rPr>
-          <w:rFonts w:hint="eastAsia"/>
-        </w:rPr>
-        <w:t>3</w:t>
-      </w:r>
-      <w:r>
-        <w:rPr>
-          <w:rFonts w:hint="eastAsia"/>
-        </w:rPr>
-        <w:t>个空格。</w:t>
-      </w:r>
-    </w:p>
-    <w:p>
-      <w:pPr>
-        <w:rPr>
-          <w:rFonts w:hint="eastAsia"/>
-        </w:rPr>
-      </w:pPr>
-    </w:p>
+        <w:t>测试用例文件注释</w:t>
+      </w:r>
+    </w:p>
+    <w:p>
+      <w:r>
+        <w:rPr>
+          <w:rFonts w:hint="eastAsia"/>
+        </w:rPr>
+        <w:t>每一个</w:t>
+      </w:r>
+      <w:r>
+        <w:rPr>
+          <w:rFonts w:hint="eastAsia"/>
+        </w:rPr>
+        <w:t>JS</w:t>
+      </w:r>
+      <w:r>
+        <w:rPr>
+          <w:rFonts w:hint="eastAsia"/>
+        </w:rPr>
+        <w:t>文件头必须加上如下注释：</w:t>
+      </w:r>
+    </w:p>
+    <w:p>
+      <w:pPr>
+        <w:rPr>
+          <w:color w:val="0000CC"/>
+          <w:sz w:val="18"/>
+          <w:szCs w:val="18"/>
+          <w:shd w:val="clear" w:color="auto" w:fill="BFBFBF" w:themeFill="background1" w:themeFillShade="BF"/>
+        </w:rPr>
+      </w:pPr>
+      <w:r>
+        <w:rPr>
+          <w:color w:val="0000CC"/>
+          <w:sz w:val="18"/>
+          <w:szCs w:val="18"/>
+          <w:shd w:val="clear" w:color="auto" w:fill="BFBFBF" w:themeFill="background1" w:themeFillShade="BF"/>
+        </w:rPr>
+        <w:t>/* *****************************************************************************</w:t>
+      </w:r>
+    </w:p>
+    <w:p>
+      <w:pPr>
+        <w:rPr>
+          <w:color w:val="0000CC"/>
+          <w:sz w:val="18"/>
+          <w:szCs w:val="18"/>
+          <w:shd w:val="clear" w:color="auto" w:fill="BFBFBF" w:themeFill="background1" w:themeFillShade="BF"/>
+        </w:rPr>
+      </w:pPr>
+      <w:r>
+        <w:rPr>
+          <w:color w:val="0000CC"/>
+          <w:sz w:val="18"/>
+          <w:szCs w:val="18"/>
+          <w:shd w:val="clear" w:color="auto" w:fill="BFBFBF" w:themeFill="background1" w:themeFillShade="BF"/>
+        </w:rPr>
+        <w:t xml:space="preserve">@discretion: JavaScript common function library </w:t>
+      </w:r>
+    </w:p>
+    <w:p>
+      <w:pPr>
+        <w:rPr>
+          <w:color w:val="0000CC"/>
+          <w:sz w:val="18"/>
+          <w:szCs w:val="18"/>
+          <w:shd w:val="clear" w:color="auto" w:fill="BFBFBF" w:themeFill="background1" w:themeFillShade="BF"/>
+        </w:rPr>
+      </w:pPr>
+      <w:r>
+        <w:rPr>
+          <w:color w:val="0000CC"/>
+          <w:sz w:val="18"/>
+          <w:szCs w:val="18"/>
+          <w:shd w:val="clear" w:color="auto" w:fill="BFBFBF" w:themeFill="background1" w:themeFillShade="BF"/>
+        </w:rPr>
+        <w:t>@modify list:</w:t>
+      </w:r>
+    </w:p>
+    <w:p>
+      <w:pPr>
+        <w:rPr>
+          <w:color w:val="0000CC"/>
+          <w:sz w:val="18"/>
+          <w:szCs w:val="18"/>
+          <w:shd w:val="clear" w:color="auto" w:fill="BFBFBF" w:themeFill="background1" w:themeFillShade="BF"/>
+        </w:rPr>
+      </w:pPr>
+      <w:r>
+        <w:rPr>
+          <w:color w:val="0000CC"/>
+          <w:sz w:val="18"/>
+          <w:szCs w:val="18"/>
+          <w:shd w:val="clear" w:color="auto" w:fill="BFBFBF" w:themeFill="background1" w:themeFillShade="BF"/>
+        </w:rPr>
+        <w:t xml:space="preserve">   2014-2-24 </w:t>
+      </w:r>
+      <w:proofErr w:type="spellStart"/>
+      <w:r>
+        <w:rPr>
+          <w:color w:val="0000CC"/>
+          <w:sz w:val="18"/>
+          <w:szCs w:val="18"/>
+          <w:shd w:val="clear" w:color="auto" w:fill="BFBFBF" w:themeFill="background1" w:themeFillShade="BF"/>
+        </w:rPr>
+        <w:t>Jianhui</w:t>
+      </w:r>
+      <w:proofErr w:type="spellEnd"/>
+      <w:r>
+        <w:rPr>
+          <w:color w:val="0000CC"/>
+          <w:sz w:val="18"/>
+          <w:szCs w:val="18"/>
+          <w:shd w:val="clear" w:color="auto" w:fill="BFBFBF" w:themeFill="background1" w:themeFillShade="BF"/>
+        </w:rPr>
+        <w:t xml:space="preserve"> </w:t>
+      </w:r>
+      <w:proofErr w:type="spellStart"/>
+      <w:proofErr w:type="gramStart"/>
+      <w:r>
+        <w:rPr>
+          <w:color w:val="0000CC"/>
+          <w:sz w:val="18"/>
+          <w:szCs w:val="18"/>
+          <w:shd w:val="clear" w:color="auto" w:fill="BFBFBF" w:themeFill="background1" w:themeFillShade="BF"/>
+        </w:rPr>
+        <w:t>Xu</w:t>
+      </w:r>
+      <w:proofErr w:type="spellEnd"/>
+      <w:r>
+        <w:rPr>
+          <w:color w:val="0000CC"/>
+          <w:sz w:val="18"/>
+          <w:szCs w:val="18"/>
+          <w:shd w:val="clear" w:color="auto" w:fill="BFBFBF" w:themeFill="background1" w:themeFillShade="BF"/>
+        </w:rPr>
+        <w:t xml:space="preserve">  Init</w:t>
+      </w:r>
+      <w:proofErr w:type="gramEnd"/>
+    </w:p>
+    <w:p>
+      <w:pPr>
+        <w:rPr>
+          <w:color w:val="0000CC"/>
+          <w:sz w:val="18"/>
+          <w:szCs w:val="18"/>
+          <w:shd w:val="clear" w:color="auto" w:fill="BFBFBF" w:themeFill="background1" w:themeFillShade="BF"/>
+        </w:rPr>
+      </w:pPr>
+      <w:r>
+        <w:rPr>
+          <w:color w:val="0000CC"/>
+          <w:sz w:val="18"/>
+          <w:szCs w:val="18"/>
+          <w:shd w:val="clear" w:color="auto" w:fill="BFBFBF" w:themeFill="background1" w:themeFillShade="BF"/>
+        </w:rPr>
+        <w:t>***************************************************************************** */</w:t>
+      </w:r>
+    </w:p>
+    <w:p/>
     <w:p>
       <w:pPr>
         <w:pStyle w:val="Heading2"/>
@@ -1065,22 +1556,97 @@
         <w:rPr>
           <w:rFonts w:hint="eastAsia"/>
         </w:rPr>
-        <w:t>测试用例统一使用</w:t>
-      </w:r>
-      <w:r>
-        <w:rPr>
-          <w:rFonts w:hint="eastAsia"/>
-        </w:rPr>
-        <w:t>UTF-8</w:t>
-      </w:r>
-      <w:r>
-        <w:rPr>
-          <w:rFonts w:hint="eastAsia"/>
-        </w:rPr>
-        <w:t>格式</w:t>
-      </w:r>
-    </w:p>
-    <w:p/>
+        <w:t>测试用例编辑规范</w:t>
+      </w:r>
+    </w:p>
+    <w:p>
+      <w:r>
+        <w:rPr>
+          <w:rFonts w:hint="eastAsia"/>
+        </w:rPr>
+        <w:t>测试用例和</w:t>
+      </w:r>
+      <w:r>
+        <w:rPr>
+          <w:rFonts w:hint="eastAsia"/>
+        </w:rPr>
+        <w:t>C/C++</w:t>
+      </w:r>
+      <w:r>
+        <w:rPr>
+          <w:rFonts w:hint="eastAsia"/>
+        </w:rPr>
+        <w:t>代码保持一致风格，用</w:t>
+      </w:r>
+      <w:r>
+        <w:rPr>
+          <w:rFonts w:hint="eastAsia"/>
+        </w:rPr>
+        <w:t>3</w:t>
+      </w:r>
+      <w:r>
+        <w:rPr>
+          <w:rFonts w:hint="eastAsia"/>
+        </w:rPr>
+        <w:t>个空格来缩进，保持代码美观和易读性；</w:t>
+      </w:r>
+    </w:p>
+    <w:p>
+      <w:pPr>
+        <w:rPr>
+          <w:rFonts w:hint="eastAsia"/>
+        </w:rPr>
+      </w:pPr>
+      <w:r>
+        <w:rPr>
+          <w:rFonts w:hint="eastAsia"/>
+        </w:rPr>
+        <w:t>禁止使用</w:t>
+      </w:r>
+      <w:r>
+        <w:rPr>
+          <w:rFonts w:hint="eastAsia"/>
+        </w:rPr>
+        <w:t>TAB</w:t>
+      </w:r>
+      <w:r>
+        <w:rPr>
+          <w:rFonts w:hint="eastAsia"/>
+        </w:rPr>
+        <w:t>键；可以在编辑工具中将</w:t>
+      </w:r>
+      <w:r>
+        <w:rPr>
+          <w:rFonts w:hint="eastAsia"/>
+        </w:rPr>
+        <w:t>TAB</w:t>
+      </w:r>
+      <w:r>
+        <w:rPr>
+          <w:rFonts w:hint="eastAsia"/>
+        </w:rPr>
+        <w:t>键替换成</w:t>
+      </w:r>
+      <w:r>
+        <w:rPr>
+          <w:rFonts w:hint="eastAsia"/>
+        </w:rPr>
+        <w:t>3</w:t>
+      </w:r>
+      <w:r>
+        <w:rPr>
+          <w:rFonts w:hint="eastAsia"/>
+        </w:rPr>
+        <w:t>个空格。</w:t>
+      </w:r>
+    </w:p>
+    <w:p>
+      <w:pPr>
+        <w:rPr>
+          <w:rFonts w:hint="eastAsia"/>
+        </w:rPr>
+      </w:pPr>
+    </w:p>
     <w:p>
       <w:pPr>
         <w:pStyle w:val="Heading2"/>
@@ -1093,86 +1659,19 @@
         <w:rPr>
           <w:rFonts w:hint="eastAsia"/>
         </w:rPr>
-        <w:t>测试用例必须考虑“运行模式”</w:t>
-      </w:r>
-    </w:p>
-    <w:p>
-      <w:r>
-        <w:rPr>
-          <w:rFonts w:hint="eastAsia"/>
-        </w:rPr>
-        <w:t>在公共</w:t>
-      </w:r>
-      <w:r>
-        <w:rPr>
-          <w:rFonts w:hint="eastAsia"/>
-        </w:rPr>
-        <w:t>JS</w:t>
-      </w:r>
-      <w:r>
-        <w:rPr>
-          <w:rFonts w:hint="eastAsia"/>
-        </w:rPr>
-        <w:t>库中，函数：</w:t>
-      </w:r>
-      <w:r>
-        <w:rPr>
-          <w:b/>
-          <w:color w:val="0000CC"/>
-        </w:rPr>
-        <w:t xml:space="preserve">function </w:t>
-      </w:r>
-      <w:proofErr w:type="spellStart"/>
-      <w:r>
-        <w:rPr>
-          <w:b/>
-          <w:color w:val="0000CC"/>
-        </w:rPr>
-        <w:t>commIsStandalone</w:t>
-      </w:r>
-      <w:proofErr w:type="spellEnd"/>
-      <w:r>
-        <w:rPr>
-          <w:b/>
-          <w:color w:val="0000CC"/>
-        </w:rPr>
-        <w:t>( db )</w:t>
-      </w:r>
-      <w:r>
-        <w:rPr>
-          <w:rFonts w:hint="eastAsia"/>
-        </w:rPr>
-        <w:t xml:space="preserve"> </w:t>
-      </w:r>
-      <w:r>
-        <w:rPr>
-          <w:rFonts w:hint="eastAsia"/>
-        </w:rPr>
-        <w:t>可以判断是否为“</w:t>
-      </w:r>
-      <w:r>
-        <w:rPr>
-          <w:rFonts w:hint="eastAsia"/>
-        </w:rPr>
-        <w:t>Standalone</w:t>
-      </w:r>
-      <w:r>
-        <w:rPr>
-          <w:rFonts w:hint="eastAsia"/>
-        </w:rPr>
-        <w:t>”模式，当用例不能在</w:t>
-      </w:r>
-      <w:r>
-        <w:rPr>
-          <w:rFonts w:hint="eastAsia"/>
-        </w:rPr>
-        <w:t>Standalone</w:t>
-      </w:r>
-      <w:r>
-        <w:rPr>
-          <w:rFonts w:hint="eastAsia"/>
-        </w:rPr>
-        <w:t>模式执行或存在区别时，请用该函数判断。</w:t>
+        <w:t>测试用例统一使用</w:t>
+      </w:r>
+      <w:r>
+        <w:rPr>
+          <w:rFonts w:hint="eastAsia"/>
+        </w:rPr>
+        <w:t>UTF-8</w:t>
+      </w:r>
+      <w:r>
+        <w:rPr>
+          <w:rFonts w:hint="eastAsia"/>
+        </w:rPr>
+        <w:t>格式</w:t>
       </w:r>
     </w:p>
     <w:p/>
@@ -1188,93 +1687,87 @@
         <w:rPr>
           <w:rFonts w:hint="eastAsia"/>
         </w:rPr>
-        <w:t>测试用例必须考虑“并发”运行</w:t>
-      </w:r>
-    </w:p>
-    <w:p>
-      <w:r>
-        <w:rPr>
-          <w:rFonts w:hint="eastAsia"/>
-        </w:rPr>
-        <w:t>CI</w:t>
-      </w:r>
-      <w:r>
-        <w:rPr>
-          <w:rFonts w:hint="eastAsia"/>
-        </w:rPr>
-        <w:t>调度框架有“并行”模式，如果测试用例不考虑并发运行的影响，则用例会存在随机失败的风险</w:t>
-      </w:r>
-      <w:r>
-        <w:rPr>
-          <w:rFonts w:hint="eastAsia"/>
-        </w:rPr>
-        <w:t>。在用例中，不能固定</w:t>
-      </w:r>
-      <w:r>
-        <w:rPr>
-          <w:rFonts w:hint="eastAsia"/>
-        </w:rPr>
-        <w:t>Collection space</w:t>
-      </w:r>
-      <w:r>
-        <w:rPr>
-          <w:rFonts w:hint="eastAsia"/>
-        </w:rPr>
-        <w:t>、</w:t>
-      </w:r>
-      <w:r>
-        <w:rPr>
-          <w:rFonts w:hint="eastAsia"/>
-        </w:rPr>
-        <w:t>Collection</w:t>
-      </w:r>
-      <w:r>
-        <w:rPr>
-          <w:rFonts w:hint="eastAsia"/>
-        </w:rPr>
-        <w:t>、</w:t>
-      </w:r>
-      <w:r>
-        <w:rPr>
-          <w:rFonts w:hint="eastAsia"/>
-        </w:rPr>
-        <w:t>Backup name, Backup path</w:t>
-      </w:r>
-      <w:r>
-        <w:rPr>
-          <w:rFonts w:hint="eastAsia"/>
-        </w:rPr>
-        <w:t>等可能导致并发冲突的参数，</w:t>
-      </w:r>
-      <w:r>
-        <w:rPr>
-          <w:rFonts w:hint="eastAsia"/>
+        <w:lastRenderedPageBreak/>
+        <w:t>测试用例必须考虑“运行模式”</w:t>
+      </w:r>
+    </w:p>
+    <w:p>
+      <w:r>
+        <w:rPr>
+          <w:rFonts w:hint="eastAsia"/>
+        </w:rPr>
+        <w:t>在公共</w:t>
+      </w:r>
+      <w:r>
+        <w:rPr>
+          <w:rFonts w:hint="eastAsia"/>
+        </w:rPr>
+        <w:t>JS</w:t>
+      </w:r>
+      <w:r>
+        <w:rPr>
+          <w:rFonts w:hint="eastAsia"/>
+        </w:rPr>
+        <w:t>库中，函数：</w:t>
+      </w:r>
+      <w:r>
+        <w:rPr>
           <w:b/>
           <w:color w:val="0000CC"/>
         </w:rPr>
-        <w:t>需要运用“</w:t>
-      </w:r>
-      <w:r>
-        <w:rPr>
-          <w:rFonts w:hint="eastAsia"/>
+        <w:t xml:space="preserve">function </w:t>
+      </w:r>
+      <w:proofErr w:type="spellStart"/>
+      <w:r>
+        <w:rPr>
           <w:b/>
           <w:color w:val="0000CC"/>
         </w:rPr>
-        <w:t>CSPREFIX</w:t>
-      </w:r>
-      <w:r>
-        <w:rPr>
-          <w:rFonts w:hint="eastAsia"/>
+        <w:t>commIsStandalone</w:t>
+      </w:r>
+      <w:proofErr w:type="spellEnd"/>
+      <w:r>
+        <w:rPr>
           <w:b/>
           <w:color w:val="0000CC"/>
         </w:rPr>
-        <w:t>”变量作前缀</w:t>
-      </w:r>
-      <w:r>
-        <w:rPr>
-          <w:rFonts w:hint="eastAsia"/>
-        </w:rPr>
-        <w:t>，从而可以保证并发运行时名字不会冲突。</w:t>
+        <w:t>( db )</w:t>
+      </w:r>
+      <w:r>
+        <w:rPr>
+          <w:rFonts w:hint="eastAsia"/>
+        </w:rPr>
+        <w:t xml:space="preserve"> </w:t>
+      </w:r>
+      <w:r>
+        <w:rPr>
+          <w:rFonts w:hint="eastAsia"/>
+        </w:rPr>
+        <w:t>可以判断是否为“</w:t>
+      </w:r>
+      <w:r>
+        <w:rPr>
+          <w:rFonts w:hint="eastAsia"/>
+        </w:rPr>
+        <w:t>Standalone</w:t>
+      </w:r>
+      <w:r>
+        <w:rPr>
+          <w:rFonts w:hint="eastAsia"/>
+        </w:rPr>
+        <w:t>”模式，当用例不能在</w:t>
+      </w:r>
+      <w:r>
+        <w:rPr>
+          <w:rFonts w:hint="eastAsia"/>
+        </w:rPr>
+        <w:t>Standalone</w:t>
+      </w:r>
+      <w:r>
+        <w:rPr>
+          <w:rFonts w:hint="eastAsia"/>
+        </w:rPr>
+        <w:t>模式执行或存在区别时，请用该函数判断。</w:t>
       </w:r>
     </w:p>
     <w:p/>
@@ -1290,227 +1783,93 @@
         <w:rPr>
           <w:rFonts w:hint="eastAsia"/>
         </w:rPr>
-        <w:t>测试用例需要在出错时打印错误信息</w:t>
-      </w:r>
-    </w:p>
-    <w:p>
-      <w:r>
-        <w:rPr>
-          <w:rFonts w:hint="eastAsia"/>
-        </w:rPr>
-        <w:t>测试用例在抛出错误时，需打印有效的错误信息，并且能够根据该错误定位到用例行号（因各个错误抛出的描述应不同）；如：</w:t>
-      </w:r>
-    </w:p>
-    <w:p>
-      <w:pPr>
-        <w:rPr>
-          <w:color w:val="0000CC"/>
-          <w:sz w:val="18"/>
-          <w:szCs w:val="18"/>
-          <w:shd w:val="clear" w:color="auto" w:fill="BFBFBF" w:themeFill="background1" w:themeFillShade="BF"/>
-        </w:rPr>
-      </w:pPr>
-      <w:proofErr w:type="spellStart"/>
-      <w:proofErr w:type="gramStart"/>
-      <w:r>
-        <w:rPr>
-          <w:rFonts w:hint="eastAsia"/>
-          <w:color w:val="0000CC"/>
-          <w:sz w:val="18"/>
-          <w:szCs w:val="18"/>
-          <w:shd w:val="clear" w:color="auto" w:fill="BFBFBF" w:themeFill="background1" w:themeFillShade="BF"/>
-        </w:rPr>
-        <w:t>println</w:t>
-      </w:r>
-      <w:proofErr w:type="spellEnd"/>
-      <w:r>
-        <w:rPr>
-          <w:rFonts w:hint="eastAsia"/>
-          <w:color w:val="0000CC"/>
-          <w:sz w:val="18"/>
-          <w:szCs w:val="18"/>
-          <w:shd w:val="clear" w:color="auto" w:fill="BFBFBF" w:themeFill="background1" w:themeFillShade="BF"/>
-        </w:rPr>
-        <w:t>(</w:t>
-      </w:r>
-      <w:proofErr w:type="gramEnd"/>
-      <w:r>
-        <w:rPr>
-          <w:rFonts w:hint="eastAsia"/>
-          <w:color w:val="0000CC"/>
-          <w:sz w:val="18"/>
-          <w:szCs w:val="18"/>
-          <w:shd w:val="clear" w:color="auto" w:fill="BFBFBF" w:themeFill="background1" w:themeFillShade="BF"/>
-        </w:rPr>
-        <w:t xml:space="preserve"> </w:t>
-      </w:r>
-      <w:r>
-        <w:rPr>
-          <w:color w:val="0000CC"/>
-          <w:sz w:val="18"/>
-          <w:szCs w:val="18"/>
-          <w:shd w:val="clear" w:color="auto" w:fill="BFBFBF" w:themeFill="background1" w:themeFillShade="BF"/>
-        </w:rPr>
-        <w:t>“</w:t>
-      </w:r>
-      <w:r>
-        <w:rPr>
-          <w:rFonts w:hint="eastAsia"/>
-          <w:color w:val="0000CC"/>
-          <w:sz w:val="18"/>
-          <w:szCs w:val="18"/>
-          <w:shd w:val="clear" w:color="auto" w:fill="BFBFBF" w:themeFill="background1" w:themeFillShade="BF"/>
-        </w:rPr>
-        <w:t xml:space="preserve">Create collection failed: </w:t>
-      </w:r>
-      <w:r>
-        <w:rPr>
-          <w:color w:val="0000CC"/>
-          <w:sz w:val="18"/>
-          <w:szCs w:val="18"/>
-          <w:shd w:val="clear" w:color="auto" w:fill="BFBFBF" w:themeFill="background1" w:themeFillShade="BF"/>
-        </w:rPr>
-        <w:t>“</w:t>
-      </w:r>
-      <w:r>
-        <w:rPr>
-          <w:rFonts w:hint="eastAsia"/>
-          <w:color w:val="0000CC"/>
-          <w:sz w:val="18"/>
-          <w:szCs w:val="18"/>
-          <w:shd w:val="clear" w:color="auto" w:fill="BFBFBF" w:themeFill="background1" w:themeFillShade="BF"/>
-        </w:rPr>
-        <w:t xml:space="preserve"> + e ) ;</w:t>
-      </w:r>
-    </w:p>
-    <w:p>
-      <w:pPr>
-        <w:rPr>
-          <w:color w:val="0000CC"/>
-          <w:sz w:val="18"/>
-          <w:szCs w:val="18"/>
-          <w:shd w:val="clear" w:color="auto" w:fill="BFBFBF" w:themeFill="background1" w:themeFillShade="BF"/>
-        </w:rPr>
-      </w:pPr>
-      <w:proofErr w:type="gramStart"/>
-      <w:r>
-        <w:rPr>
-          <w:rFonts w:hint="eastAsia"/>
-          <w:color w:val="0000CC"/>
-          <w:sz w:val="18"/>
-          <w:szCs w:val="18"/>
-          <w:shd w:val="clear" w:color="auto" w:fill="BFBFBF" w:themeFill="background1" w:themeFillShade="BF"/>
-        </w:rPr>
-        <w:t>throw</w:t>
-      </w:r>
-      <w:proofErr w:type="gramEnd"/>
-      <w:r>
-        <w:rPr>
-          <w:rFonts w:hint="eastAsia"/>
-          <w:color w:val="0000CC"/>
-          <w:sz w:val="18"/>
-          <w:szCs w:val="18"/>
-          <w:shd w:val="clear" w:color="auto" w:fill="BFBFBF" w:themeFill="background1" w:themeFillShade="BF"/>
-        </w:rPr>
-        <w:t xml:space="preserve"> e ;</w:t>
-      </w:r>
-    </w:p>
-    <w:p>
-      <w:r>
-        <w:rPr>
-          <w:rFonts w:hint="eastAsia"/>
-        </w:rPr>
-        <w:t>也可以抛出字符串：</w:t>
-      </w:r>
-    </w:p>
-    <w:p>
-      <w:pPr>
-        <w:rPr>
-          <w:color w:val="0000CC"/>
-          <w:sz w:val="18"/>
-          <w:szCs w:val="18"/>
-          <w:shd w:val="clear" w:color="auto" w:fill="BFBFBF" w:themeFill="background1" w:themeFillShade="BF"/>
-        </w:rPr>
-      </w:pPr>
-      <w:proofErr w:type="gramStart"/>
-      <w:r>
-        <w:rPr>
-          <w:rFonts w:hint="eastAsia"/>
-          <w:color w:val="0000CC"/>
-          <w:sz w:val="18"/>
-          <w:szCs w:val="18"/>
-          <w:shd w:val="clear" w:color="auto" w:fill="BFBFBF" w:themeFill="background1" w:themeFillShade="BF"/>
-        </w:rPr>
-        <w:t>throw</w:t>
-      </w:r>
-      <w:proofErr w:type="gramEnd"/>
-      <w:r>
-        <w:rPr>
-          <w:rFonts w:hint="eastAsia"/>
-          <w:color w:val="0000CC"/>
-          <w:sz w:val="18"/>
-          <w:szCs w:val="18"/>
-          <w:shd w:val="clear" w:color="auto" w:fill="BFBFBF" w:themeFill="background1" w:themeFillShade="BF"/>
-        </w:rPr>
-        <w:t xml:space="preserve"> </w:t>
-      </w:r>
-      <w:r>
-        <w:rPr>
-          <w:color w:val="0000CC"/>
-          <w:sz w:val="18"/>
-          <w:szCs w:val="18"/>
-          <w:shd w:val="clear" w:color="auto" w:fill="BFBFBF" w:themeFill="background1" w:themeFillShade="BF"/>
-        </w:rPr>
-        <w:t>“</w:t>
-      </w:r>
-      <w:r>
-        <w:rPr>
-          <w:rFonts w:hint="eastAsia"/>
-          <w:color w:val="0000CC"/>
-          <w:sz w:val="18"/>
-          <w:szCs w:val="18"/>
-          <w:shd w:val="clear" w:color="auto" w:fill="BFBFBF" w:themeFill="background1" w:themeFillShade="BF"/>
-        </w:rPr>
-        <w:t>Create collection space failed</w:t>
-      </w:r>
-      <w:r>
-        <w:rPr>
-          <w:color w:val="0000CC"/>
-          <w:sz w:val="18"/>
-          <w:szCs w:val="18"/>
-          <w:shd w:val="clear" w:color="auto" w:fill="BFBFBF" w:themeFill="background1" w:themeFillShade="BF"/>
-        </w:rPr>
-        <w:t>”</w:t>
-      </w:r>
-      <w:r>
-        <w:rPr>
-          <w:rFonts w:hint="eastAsia"/>
-          <w:color w:val="0000CC"/>
-          <w:sz w:val="18"/>
-          <w:szCs w:val="18"/>
-          <w:shd w:val="clear" w:color="auto" w:fill="BFBFBF" w:themeFill="background1" w:themeFillShade="BF"/>
-        </w:rPr>
-        <w:t xml:space="preserve"> ;</w:t>
-      </w:r>
-    </w:p>
-    <w:p>
-      <w:r>
-        <w:rPr>
-          <w:rFonts w:hint="eastAsia"/>
-        </w:rPr>
-        <w:t>建议不要抛出无意义的</w:t>
-      </w:r>
-      <w:r>
-        <w:rPr>
-          <w:rFonts w:hint="eastAsia"/>
-        </w:rPr>
-        <w:t>-1</w:t>
-      </w:r>
-      <w:r>
-        <w:rPr>
-          <w:rFonts w:hint="eastAsia"/>
-        </w:rPr>
-        <w:t>，除非已经在抛出错误前标明了出错信息。</w:t>
+        <w:t>测试用例必须考虑“并发”运行</w:t>
+      </w:r>
+    </w:p>
+    <w:p>
+      <w:r>
+        <w:rPr>
+          <w:rFonts w:hint="eastAsia"/>
+        </w:rPr>
+        <w:t>CI</w:t>
+      </w:r>
+      <w:r>
+        <w:rPr>
+          <w:rFonts w:hint="eastAsia"/>
+        </w:rPr>
+        <w:t>调度框架有“并行”模式，如果测试用例不考虑并发运行的影响，则用例会存在随机失败的风险</w:t>
+      </w:r>
+      <w:r>
+        <w:rPr>
+          <w:rFonts w:hint="eastAsia"/>
+        </w:rPr>
+        <w:t>。在用例中，不能固定</w:t>
+      </w:r>
+      <w:r>
+        <w:rPr>
+          <w:rFonts w:hint="eastAsia"/>
+        </w:rPr>
+        <w:t>Collection space</w:t>
+      </w:r>
+      <w:r>
+        <w:rPr>
+          <w:rFonts w:hint="eastAsia"/>
+        </w:rPr>
+        <w:t>、</w:t>
+      </w:r>
+      <w:r>
+        <w:rPr>
+          <w:rFonts w:hint="eastAsia"/>
+        </w:rPr>
+        <w:t>Collection</w:t>
+      </w:r>
+      <w:r>
+        <w:rPr>
+          <w:rFonts w:hint="eastAsia"/>
+        </w:rPr>
+        <w:t>、</w:t>
+      </w:r>
+      <w:r>
+        <w:rPr>
+          <w:rFonts w:hint="eastAsia"/>
+        </w:rPr>
+        <w:t>Backup name, Backup path</w:t>
+      </w:r>
+      <w:r>
+        <w:rPr>
+          <w:rFonts w:hint="eastAsia"/>
+        </w:rPr>
+        <w:t>等可能导致并发冲突的参数，</w:t>
+      </w:r>
+      <w:r>
+        <w:rPr>
+          <w:rFonts w:hint="eastAsia"/>
+          <w:b/>
+          <w:color w:val="0000CC"/>
+        </w:rPr>
+        <w:t>需要运用“</w:t>
+      </w:r>
+      <w:r>
+        <w:rPr>
+          <w:rFonts w:hint="eastAsia"/>
+          <w:b/>
+          <w:color w:val="0000CC"/>
+        </w:rPr>
+        <w:t>CSPREFIX</w:t>
+      </w:r>
+      <w:r>
+        <w:rPr>
+          <w:rFonts w:hint="eastAsia"/>
+          <w:b/>
+          <w:color w:val="0000CC"/>
+        </w:rPr>
+        <w:t>”变量作前缀</w:t>
+      </w:r>
+      <w:r>
+        <w:rPr>
+          <w:rFonts w:hint="eastAsia"/>
+        </w:rPr>
+        <w:t>，从而可以保证并发运行时名字不会冲突。</w:t>
       </w:r>
     </w:p>
     <w:p/>
@@ -1526,16 +1885,227 @@
         <w:rPr>
           <w:rFonts w:hint="eastAsia"/>
         </w:rPr>
-        <w:lastRenderedPageBreak/>
-        <w:t>建议测试用例在成功时不要打印过多信息</w:t>
-      </w:r>
-    </w:p>
-    <w:p>
-      <w:r>
-        <w:rPr>
-          <w:rFonts w:hint="eastAsia"/>
-        </w:rPr>
-        <w:t>打印过多信息会增加定位的难度和减慢执行效率。</w:t>
+        <w:t>测试用例需要在出错时打印错误信息</w:t>
+      </w:r>
+    </w:p>
+    <w:p>
+      <w:r>
+        <w:rPr>
+          <w:rFonts w:hint="eastAsia"/>
+        </w:rPr>
+        <w:t>测试用例在抛出错误时，需打印有效的错误信息，并且能够根据该错误定位到用例行号（因各个错误抛出的描述应不同）；如：</w:t>
+      </w:r>
+    </w:p>
+    <w:p>
+      <w:pPr>
+        <w:rPr>
+          <w:color w:val="0000CC"/>
+          <w:sz w:val="18"/>
+          <w:szCs w:val="18"/>
+          <w:shd w:val="clear" w:color="auto" w:fill="BFBFBF" w:themeFill="background1" w:themeFillShade="BF"/>
+        </w:rPr>
+      </w:pPr>
+      <w:proofErr w:type="spellStart"/>
+      <w:proofErr w:type="gramStart"/>
+      <w:r>
+        <w:rPr>
+          <w:rFonts w:hint="eastAsia"/>
+          <w:color w:val="0000CC"/>
+          <w:sz w:val="18"/>
+          <w:szCs w:val="18"/>
+          <w:shd w:val="clear" w:color="auto" w:fill="BFBFBF" w:themeFill="background1" w:themeFillShade="BF"/>
+        </w:rPr>
+        <w:t>println</w:t>
+      </w:r>
+      <w:proofErr w:type="spellEnd"/>
+      <w:r>
+        <w:rPr>
+          <w:rFonts w:hint="eastAsia"/>
+          <w:color w:val="0000CC"/>
+          <w:sz w:val="18"/>
+          <w:szCs w:val="18"/>
+          <w:shd w:val="clear" w:color="auto" w:fill="BFBFBF" w:themeFill="background1" w:themeFillShade="BF"/>
+        </w:rPr>
+        <w:t>(</w:t>
+      </w:r>
+      <w:proofErr w:type="gramEnd"/>
+      <w:r>
+        <w:rPr>
+          <w:rFonts w:hint="eastAsia"/>
+          <w:color w:val="0000CC"/>
+          <w:sz w:val="18"/>
+          <w:szCs w:val="18"/>
+          <w:shd w:val="clear" w:color="auto" w:fill="BFBFBF" w:themeFill="background1" w:themeFillShade="BF"/>
+        </w:rPr>
+        <w:t xml:space="preserve"> </w:t>
+      </w:r>
+      <w:r>
+        <w:rPr>
+          <w:color w:val="0000CC"/>
+          <w:sz w:val="18"/>
+          <w:szCs w:val="18"/>
+          <w:shd w:val="clear" w:color="auto" w:fill="BFBFBF" w:themeFill="background1" w:themeFillShade="BF"/>
+        </w:rPr>
+        <w:t>“</w:t>
+      </w:r>
+      <w:r>
+        <w:rPr>
+          <w:rFonts w:hint="eastAsia"/>
+          <w:color w:val="0000CC"/>
+          <w:sz w:val="18"/>
+          <w:szCs w:val="18"/>
+          <w:shd w:val="clear" w:color="auto" w:fill="BFBFBF" w:themeFill="background1" w:themeFillShade="BF"/>
+        </w:rPr>
+        <w:t xml:space="preserve">Create collection failed: </w:t>
+      </w:r>
+      <w:r>
+        <w:rPr>
+          <w:color w:val="0000CC"/>
+          <w:sz w:val="18"/>
+          <w:szCs w:val="18"/>
+          <w:shd w:val="clear" w:color="auto" w:fill="BFBFBF" w:themeFill="background1" w:themeFillShade="BF"/>
+        </w:rPr>
+        <w:t>“</w:t>
+      </w:r>
+      <w:r>
+        <w:rPr>
+          <w:rFonts w:hint="eastAsia"/>
+          <w:color w:val="0000CC"/>
+          <w:sz w:val="18"/>
+          <w:szCs w:val="18"/>
+          <w:shd w:val="clear" w:color="auto" w:fill="BFBFBF" w:themeFill="background1" w:themeFillShade="BF"/>
+        </w:rPr>
+        <w:t xml:space="preserve"> + e ) ;</w:t>
+      </w:r>
+    </w:p>
+    <w:p>
+      <w:pPr>
+        <w:rPr>
+          <w:color w:val="0000CC"/>
+          <w:sz w:val="18"/>
+          <w:szCs w:val="18"/>
+          <w:shd w:val="clear" w:color="auto" w:fill="BFBFBF" w:themeFill="background1" w:themeFillShade="BF"/>
+        </w:rPr>
+      </w:pPr>
+      <w:proofErr w:type="gramStart"/>
+      <w:r>
+        <w:rPr>
+          <w:rFonts w:hint="eastAsia"/>
+          <w:color w:val="0000CC"/>
+          <w:sz w:val="18"/>
+          <w:szCs w:val="18"/>
+          <w:shd w:val="clear" w:color="auto" w:fill="BFBFBF" w:themeFill="background1" w:themeFillShade="BF"/>
+        </w:rPr>
+        <w:t>throw</w:t>
+      </w:r>
+      <w:proofErr w:type="gramEnd"/>
+      <w:r>
+        <w:rPr>
+          <w:rFonts w:hint="eastAsia"/>
+          <w:color w:val="0000CC"/>
+          <w:sz w:val="18"/>
+          <w:szCs w:val="18"/>
+          <w:shd w:val="clear" w:color="auto" w:fill="BFBFBF" w:themeFill="background1" w:themeFillShade="BF"/>
+        </w:rPr>
+        <w:t xml:space="preserve"> e ;</w:t>
+      </w:r>
+    </w:p>
+    <w:p>
+      <w:r>
+        <w:rPr>
+          <w:rFonts w:hint="eastAsia"/>
+        </w:rPr>
+        <w:t>也可以抛出字符串：</w:t>
+      </w:r>
+    </w:p>
+    <w:p>
+      <w:pPr>
+        <w:rPr>
+          <w:color w:val="0000CC"/>
+          <w:sz w:val="18"/>
+          <w:szCs w:val="18"/>
+          <w:shd w:val="clear" w:color="auto" w:fill="BFBFBF" w:themeFill="background1" w:themeFillShade="BF"/>
+        </w:rPr>
+      </w:pPr>
+      <w:proofErr w:type="gramStart"/>
+      <w:r>
+        <w:rPr>
+          <w:rFonts w:hint="eastAsia"/>
+          <w:color w:val="0000CC"/>
+          <w:sz w:val="18"/>
+          <w:szCs w:val="18"/>
+          <w:shd w:val="clear" w:color="auto" w:fill="BFBFBF" w:themeFill="background1" w:themeFillShade="BF"/>
+        </w:rPr>
+        <w:t>throw</w:t>
+      </w:r>
+      <w:proofErr w:type="gramEnd"/>
+      <w:r>
+        <w:rPr>
+          <w:rFonts w:hint="eastAsia"/>
+          <w:color w:val="0000CC"/>
+          <w:sz w:val="18"/>
+          <w:szCs w:val="18"/>
+          <w:shd w:val="clear" w:color="auto" w:fill="BFBFBF" w:themeFill="background1" w:themeFillShade="BF"/>
+        </w:rPr>
+        <w:t xml:space="preserve"> </w:t>
+      </w:r>
+      <w:r>
+        <w:rPr>
+          <w:color w:val="0000CC"/>
+          <w:sz w:val="18"/>
+          <w:szCs w:val="18"/>
+          <w:shd w:val="clear" w:color="auto" w:fill="BFBFBF" w:themeFill="background1" w:themeFillShade="BF"/>
+        </w:rPr>
+        <w:t>“</w:t>
+      </w:r>
+      <w:r>
+        <w:rPr>
+          <w:rFonts w:hint="eastAsia"/>
+          <w:color w:val="0000CC"/>
+          <w:sz w:val="18"/>
+          <w:szCs w:val="18"/>
+          <w:shd w:val="clear" w:color="auto" w:fill="BFBFBF" w:themeFill="background1" w:themeFillShade="BF"/>
+        </w:rPr>
+        <w:t>Create collection space failed</w:t>
+      </w:r>
+      <w:r>
+        <w:rPr>
+          <w:color w:val="0000CC"/>
+          <w:sz w:val="18"/>
+          <w:szCs w:val="18"/>
+          <w:shd w:val="clear" w:color="auto" w:fill="BFBFBF" w:themeFill="background1" w:themeFillShade="BF"/>
+        </w:rPr>
+        <w:t>”</w:t>
+      </w:r>
+      <w:r>
+        <w:rPr>
+          <w:rFonts w:hint="eastAsia"/>
+          <w:color w:val="0000CC"/>
+          <w:sz w:val="18"/>
+          <w:szCs w:val="18"/>
+          <w:shd w:val="clear" w:color="auto" w:fill="BFBFBF" w:themeFill="background1" w:themeFillShade="BF"/>
+        </w:rPr>
+        <w:t xml:space="preserve"> ;</w:t>
+      </w:r>
+    </w:p>
+    <w:p>
+      <w:r>
+        <w:rPr>
+          <w:rFonts w:hint="eastAsia"/>
+        </w:rPr>
+        <w:t>建议不要抛出无意义的</w:t>
+      </w:r>
+      <w:r>
+        <w:rPr>
+          <w:rFonts w:hint="eastAsia"/>
+        </w:rPr>
+        <w:t>-1</w:t>
+      </w:r>
+      <w:r>
+        <w:rPr>
+          <w:rFonts w:hint="eastAsia"/>
+        </w:rPr>
+        <w:t>，除非已经在抛出错误前标明了出错信息。</w:t>
       </w:r>
     </w:p>
     <w:p/>
@@ -1551,229 +2121,15 @@
         <w:rPr>
           <w:rFonts w:hint="eastAsia"/>
         </w:rPr>
-        <w:t>测试用例中禁止写死公用参数</w:t>
-      </w:r>
-    </w:p>
-    <w:p>
-      <w:r>
-        <w:rPr>
-          <w:rFonts w:hint="eastAsia"/>
-        </w:rPr>
-        <w:t>禁止在测试用写死公用参数，如</w:t>
-      </w:r>
-      <w:r>
-        <w:rPr>
-          <w:rFonts w:hint="eastAsia"/>
-        </w:rPr>
-        <w:t>Coordinate</w:t>
-      </w:r>
-      <w:r>
-        <w:rPr>
-          <w:rFonts w:hint="eastAsia"/>
-        </w:rPr>
-        <w:t>和</w:t>
-      </w:r>
-      <w:r>
-        <w:rPr>
-          <w:rFonts w:hint="eastAsia"/>
-        </w:rPr>
-        <w:t>Catalog</w:t>
-      </w:r>
-      <w:r>
-        <w:rPr>
-          <w:rFonts w:hint="eastAsia"/>
-        </w:rPr>
-        <w:t>的连接端口，需要用公用参数替代，从而可以保证可维护性，如：</w:t>
-      </w:r>
-    </w:p>
-    <w:p>
-      <w:pPr>
-        <w:rPr>
-          <w:color w:val="0000CC"/>
-          <w:sz w:val="18"/>
-          <w:szCs w:val="18"/>
-          <w:shd w:val="clear" w:color="auto" w:fill="BFBFBF" w:themeFill="background1" w:themeFillShade="BF"/>
-        </w:rPr>
-      </w:pPr>
-      <w:proofErr w:type="gramStart"/>
-      <w:r>
-        <w:rPr>
-          <w:rFonts w:hint="eastAsia"/>
-          <w:color w:val="0000CC"/>
-          <w:sz w:val="18"/>
-          <w:szCs w:val="18"/>
-          <w:shd w:val="clear" w:color="auto" w:fill="BFBFBF" w:themeFill="background1" w:themeFillShade="BF"/>
-        </w:rPr>
-        <w:t>db</w:t>
-      </w:r>
-      <w:proofErr w:type="gramEnd"/>
-      <w:r>
-        <w:rPr>
-          <w:rFonts w:hint="eastAsia"/>
-          <w:color w:val="0000CC"/>
-          <w:sz w:val="18"/>
-          <w:szCs w:val="18"/>
-          <w:shd w:val="clear" w:color="auto" w:fill="BFBFBF" w:themeFill="background1" w:themeFillShade="BF"/>
-        </w:rPr>
-        <w:t xml:space="preserve"> = new </w:t>
-      </w:r>
-      <w:proofErr w:type="spellStart"/>
-      <w:r>
-        <w:rPr>
-          <w:rFonts w:hint="eastAsia"/>
-          <w:color w:val="0000CC"/>
-          <w:sz w:val="18"/>
-          <w:szCs w:val="18"/>
-          <w:shd w:val="clear" w:color="auto" w:fill="BFBFBF" w:themeFill="background1" w:themeFillShade="BF"/>
-        </w:rPr>
-        <w:t>Sdb</w:t>
-      </w:r>
-      <w:proofErr w:type="spellEnd"/>
-      <w:r>
-        <w:rPr>
-          <w:rFonts w:hint="eastAsia"/>
-          <w:color w:val="0000CC"/>
-          <w:sz w:val="18"/>
-          <w:szCs w:val="18"/>
-          <w:shd w:val="clear" w:color="auto" w:fill="BFBFBF" w:themeFill="background1" w:themeFillShade="BF"/>
-        </w:rPr>
-        <w:t>(</w:t>
-      </w:r>
-      <w:r>
-        <w:rPr>
-          <w:color w:val="0000CC"/>
-          <w:sz w:val="18"/>
-          <w:szCs w:val="18"/>
-          <w:shd w:val="clear" w:color="auto" w:fill="BFBFBF" w:themeFill="background1" w:themeFillShade="BF"/>
-        </w:rPr>
-        <w:t>‘</w:t>
-      </w:r>
-      <w:proofErr w:type="spellStart"/>
-      <w:r>
-        <w:rPr>
-          <w:rFonts w:hint="eastAsia"/>
-          <w:color w:val="0000CC"/>
-          <w:sz w:val="18"/>
-          <w:szCs w:val="18"/>
-          <w:shd w:val="clear" w:color="auto" w:fill="BFBFBF" w:themeFill="background1" w:themeFillShade="BF"/>
-        </w:rPr>
-        <w:t>localhost</w:t>
-      </w:r>
-      <w:proofErr w:type="spellEnd"/>
-      <w:r>
-        <w:rPr>
-          <w:color w:val="0000CC"/>
-          <w:sz w:val="18"/>
-          <w:szCs w:val="18"/>
-          <w:shd w:val="clear" w:color="auto" w:fill="BFBFBF" w:themeFill="background1" w:themeFillShade="BF"/>
-        </w:rPr>
-        <w:t>’</w:t>
-      </w:r>
-      <w:r>
-        <w:rPr>
-          <w:rFonts w:hint="eastAsia"/>
-          <w:color w:val="0000CC"/>
-          <w:sz w:val="18"/>
-          <w:szCs w:val="18"/>
-          <w:shd w:val="clear" w:color="auto" w:fill="BFBFBF" w:themeFill="background1" w:themeFillShade="BF"/>
-        </w:rPr>
-        <w:t>, COORDSVCNAME ) ;</w:t>
-      </w:r>
-    </w:p>
-    <w:p>
-      <w:pPr>
-        <w:rPr>
-          <w:color w:val="0000CC"/>
-          <w:sz w:val="18"/>
-          <w:szCs w:val="18"/>
-          <w:shd w:val="clear" w:color="auto" w:fill="BFBFBF" w:themeFill="background1" w:themeFillShade="BF"/>
-        </w:rPr>
-      </w:pPr>
-      <w:proofErr w:type="spellStart"/>
-      <w:proofErr w:type="gramStart"/>
-      <w:r>
-        <w:rPr>
-          <w:rFonts w:hint="eastAsia"/>
-          <w:color w:val="0000CC"/>
-          <w:sz w:val="18"/>
-          <w:szCs w:val="18"/>
-          <w:shd w:val="clear" w:color="auto" w:fill="BFBFBF" w:themeFill="background1" w:themeFillShade="BF"/>
-        </w:rPr>
-        <w:t>dbcat</w:t>
-      </w:r>
-      <w:proofErr w:type="spellEnd"/>
-      <w:proofErr w:type="gramEnd"/>
-      <w:r>
-        <w:rPr>
-          <w:rFonts w:hint="eastAsia"/>
-          <w:color w:val="0000CC"/>
-          <w:sz w:val="18"/>
-          <w:szCs w:val="18"/>
-          <w:shd w:val="clear" w:color="auto" w:fill="BFBFBF" w:themeFill="background1" w:themeFillShade="BF"/>
-        </w:rPr>
-        <w:t xml:space="preserve"> = new </w:t>
-      </w:r>
-      <w:proofErr w:type="spellStart"/>
-      <w:r>
-        <w:rPr>
-          <w:rFonts w:hint="eastAsia"/>
-          <w:color w:val="0000CC"/>
-          <w:sz w:val="18"/>
-          <w:szCs w:val="18"/>
-          <w:shd w:val="clear" w:color="auto" w:fill="BFBFBF" w:themeFill="background1" w:themeFillShade="BF"/>
-        </w:rPr>
-        <w:t>Sdb</w:t>
-      </w:r>
-      <w:proofErr w:type="spellEnd"/>
-      <w:r>
-        <w:rPr>
-          <w:rFonts w:hint="eastAsia"/>
-          <w:color w:val="0000CC"/>
-          <w:sz w:val="18"/>
-          <w:szCs w:val="18"/>
-          <w:shd w:val="clear" w:color="auto" w:fill="BFBFBF" w:themeFill="background1" w:themeFillShade="BF"/>
-        </w:rPr>
-        <w:t>(</w:t>
-      </w:r>
-      <w:r>
-        <w:rPr>
-          <w:color w:val="0000CC"/>
-          <w:sz w:val="18"/>
-          <w:szCs w:val="18"/>
-          <w:shd w:val="clear" w:color="auto" w:fill="BFBFBF" w:themeFill="background1" w:themeFillShade="BF"/>
-        </w:rPr>
-        <w:t>‘</w:t>
-      </w:r>
-      <w:proofErr w:type="spellStart"/>
-      <w:r>
-        <w:rPr>
-          <w:rFonts w:hint="eastAsia"/>
-          <w:color w:val="0000CC"/>
-          <w:sz w:val="18"/>
-          <w:szCs w:val="18"/>
-          <w:shd w:val="clear" w:color="auto" w:fill="BFBFBF" w:themeFill="background1" w:themeFillShade="BF"/>
-        </w:rPr>
-        <w:t>localhost</w:t>
-      </w:r>
-      <w:proofErr w:type="spellEnd"/>
-      <w:r>
-        <w:rPr>
-          <w:color w:val="0000CC"/>
-          <w:sz w:val="18"/>
-          <w:szCs w:val="18"/>
-          <w:shd w:val="clear" w:color="auto" w:fill="BFBFBF" w:themeFill="background1" w:themeFillShade="BF"/>
-        </w:rPr>
-        <w:t>’</w:t>
-      </w:r>
-      <w:r>
-        <w:rPr>
-          <w:rFonts w:hint="eastAsia"/>
-          <w:color w:val="0000CC"/>
-          <w:sz w:val="18"/>
-          <w:szCs w:val="18"/>
-          <w:shd w:val="clear" w:color="auto" w:fill="BFBFBF" w:themeFill="background1" w:themeFillShade="BF"/>
-        </w:rPr>
-        <w:t>, CATASVCNAME ) ;</w:t>
+        <w:t>建议测试用例在成功时不要打印过多信息</w:t>
+      </w:r>
+    </w:p>
+    <w:p>
+      <w:r>
+        <w:rPr>
+          <w:rFonts w:hint="eastAsia"/>
+        </w:rPr>
+        <w:t>打印过多信息会增加定位的难度和减慢执行效率。</w:t>
       </w:r>
     </w:p>
     <w:p/>
@@ -1789,6 +2145,245 @@
         <w:rPr>
           <w:rFonts w:hint="eastAsia"/>
         </w:rPr>
+        <w:t>测试用例中禁止写死公用参数</w:t>
+      </w:r>
+    </w:p>
+    <w:p>
+      <w:r>
+        <w:rPr>
+          <w:rFonts w:hint="eastAsia"/>
+        </w:rPr>
+        <w:t>禁止在测试用写死公用参数，如</w:t>
+      </w:r>
+      <w:r>
+        <w:rPr>
+          <w:rFonts w:hint="eastAsia"/>
+        </w:rPr>
+        <w:t>Coordinate</w:t>
+      </w:r>
+      <w:r>
+        <w:rPr>
+          <w:rFonts w:hint="eastAsia"/>
+        </w:rPr>
+        <w:t>和</w:t>
+      </w:r>
+      <w:r>
+        <w:rPr>
+          <w:rFonts w:hint="eastAsia"/>
+        </w:rPr>
+        <w:t>Catalog</w:t>
+      </w:r>
+      <w:r>
+        <w:rPr>
+          <w:rFonts w:hint="eastAsia"/>
+        </w:rPr>
+        <w:t>的连接端口，需要用公用参数替代，从而可以保证可维护性，如：</w:t>
+      </w:r>
+    </w:p>
+    <w:p>
+      <w:pPr>
+        <w:rPr>
+          <w:color w:val="0000CC"/>
+          <w:sz w:val="18"/>
+          <w:szCs w:val="18"/>
+          <w:shd w:val="clear" w:color="auto" w:fill="BFBFBF" w:themeFill="background1" w:themeFillShade="BF"/>
+        </w:rPr>
+      </w:pPr>
+      <w:proofErr w:type="gramStart"/>
+      <w:r>
+        <w:rPr>
+          <w:rFonts w:hint="eastAsia"/>
+          <w:color w:val="0000CC"/>
+          <w:sz w:val="18"/>
+          <w:szCs w:val="18"/>
+          <w:shd w:val="clear" w:color="auto" w:fill="BFBFBF" w:themeFill="background1" w:themeFillShade="BF"/>
+        </w:rPr>
+        <w:t>db</w:t>
+      </w:r>
+      <w:proofErr w:type="gramEnd"/>
+      <w:r>
+        <w:rPr>
+          <w:rFonts w:hint="eastAsia"/>
+          <w:color w:val="0000CC"/>
+          <w:sz w:val="18"/>
+          <w:szCs w:val="18"/>
+          <w:shd w:val="clear" w:color="auto" w:fill="BFBFBF" w:themeFill="background1" w:themeFillShade="BF"/>
+        </w:rPr>
+        <w:t xml:space="preserve"> = new </w:t>
+      </w:r>
+      <w:proofErr w:type="spellStart"/>
+      <w:r>
+        <w:rPr>
+          <w:rFonts w:hint="eastAsia"/>
+          <w:color w:val="0000CC"/>
+          <w:sz w:val="18"/>
+          <w:szCs w:val="18"/>
+          <w:shd w:val="clear" w:color="auto" w:fill="BFBFBF" w:themeFill="background1" w:themeFillShade="BF"/>
+        </w:rPr>
+        <w:t>Sdb</w:t>
+      </w:r>
+      <w:proofErr w:type="spellEnd"/>
+      <w:r>
+        <w:rPr>
+          <w:rFonts w:hint="eastAsia"/>
+          <w:color w:val="0000CC"/>
+          <w:sz w:val="18"/>
+          <w:szCs w:val="18"/>
+          <w:shd w:val="clear" w:color="auto" w:fill="BFBFBF" w:themeFill="background1" w:themeFillShade="BF"/>
+        </w:rPr>
+        <w:t>(</w:t>
+      </w:r>
+      <w:r>
+        <w:rPr>
+          <w:color w:val="0000CC"/>
+          <w:sz w:val="18"/>
+          <w:szCs w:val="18"/>
+          <w:shd w:val="clear" w:color="auto" w:fill="BFBFBF" w:themeFill="background1" w:themeFillShade="BF"/>
+        </w:rPr>
+        <w:t>‘</w:t>
+      </w:r>
+      <w:proofErr w:type="spellStart"/>
+      <w:r>
+        <w:rPr>
+          <w:rFonts w:hint="eastAsia"/>
+          <w:color w:val="0000CC"/>
+          <w:sz w:val="18"/>
+          <w:szCs w:val="18"/>
+          <w:shd w:val="clear" w:color="auto" w:fill="BFBFBF" w:themeFill="background1" w:themeFillShade="BF"/>
+        </w:rPr>
+        <w:t>localhost</w:t>
+      </w:r>
+      <w:proofErr w:type="spellEnd"/>
+      <w:r>
+        <w:rPr>
+          <w:color w:val="0000CC"/>
+          <w:sz w:val="18"/>
+          <w:szCs w:val="18"/>
+          <w:shd w:val="clear" w:color="auto" w:fill="BFBFBF" w:themeFill="background1" w:themeFillShade="BF"/>
+        </w:rPr>
+        <w:t>’</w:t>
+      </w:r>
+      <w:r>
+        <w:rPr>
+          <w:rFonts w:hint="eastAsia"/>
+          <w:color w:val="0000CC"/>
+          <w:sz w:val="18"/>
+          <w:szCs w:val="18"/>
+          <w:shd w:val="clear" w:color="auto" w:fill="BFBFBF" w:themeFill="background1" w:themeFillShade="BF"/>
+        </w:rPr>
+        <w:t>, COORDSVCNAME ) ;</w:t>
+      </w:r>
+    </w:p>
+    <w:p>
+      <w:pPr>
+        <w:rPr>
+          <w:color w:val="0000CC"/>
+          <w:sz w:val="18"/>
+          <w:szCs w:val="18"/>
+          <w:shd w:val="clear" w:color="auto" w:fill="BFBFBF" w:themeFill="background1" w:themeFillShade="BF"/>
+        </w:rPr>
+      </w:pPr>
+      <w:proofErr w:type="spellStart"/>
+      <w:proofErr w:type="gramStart"/>
+      <w:r>
+        <w:rPr>
+          <w:rFonts w:hint="eastAsia"/>
+          <w:color w:val="0000CC"/>
+          <w:sz w:val="18"/>
+          <w:szCs w:val="18"/>
+          <w:shd w:val="clear" w:color="auto" w:fill="BFBFBF" w:themeFill="background1" w:themeFillShade="BF"/>
+        </w:rPr>
+        <w:t>dbcat</w:t>
+      </w:r>
+      <w:proofErr w:type="spellEnd"/>
+      <w:proofErr w:type="gramEnd"/>
+      <w:r>
+        <w:rPr>
+          <w:rFonts w:hint="eastAsia"/>
+          <w:color w:val="0000CC"/>
+          <w:sz w:val="18"/>
+          <w:szCs w:val="18"/>
+          <w:shd w:val="clear" w:color="auto" w:fill="BFBFBF" w:themeFill="background1" w:themeFillShade="BF"/>
+        </w:rPr>
+        <w:t xml:space="preserve"> = new </w:t>
+      </w:r>
+      <w:proofErr w:type="spellStart"/>
+      <w:r>
+        <w:rPr>
+          <w:rFonts w:hint="eastAsia"/>
+          <w:color w:val="0000CC"/>
+          <w:sz w:val="18"/>
+          <w:szCs w:val="18"/>
+          <w:shd w:val="clear" w:color="auto" w:fill="BFBFBF" w:themeFill="background1" w:themeFillShade="BF"/>
+        </w:rPr>
+        <w:t>Sdb</w:t>
+      </w:r>
+      <w:proofErr w:type="spellEnd"/>
+      <w:r>
+        <w:rPr>
+          <w:rFonts w:hint="eastAsia"/>
+          <w:color w:val="0000CC"/>
+          <w:sz w:val="18"/>
+          <w:szCs w:val="18"/>
+          <w:shd w:val="clear" w:color="auto" w:fill="BFBFBF" w:themeFill="background1" w:themeFillShade="BF"/>
+        </w:rPr>
+        <w:t>(</w:t>
+      </w:r>
+      <w:r>
+        <w:rPr>
+          <w:color w:val="0000CC"/>
+          <w:sz w:val="18"/>
+          <w:szCs w:val="18"/>
+          <w:shd w:val="clear" w:color="auto" w:fill="BFBFBF" w:themeFill="background1" w:themeFillShade="BF"/>
+        </w:rPr>
+        <w:t>‘</w:t>
+      </w:r>
+      <w:proofErr w:type="spellStart"/>
+      <w:r>
+        <w:rPr>
+          <w:rFonts w:hint="eastAsia"/>
+          <w:color w:val="0000CC"/>
+          <w:sz w:val="18"/>
+          <w:szCs w:val="18"/>
+          <w:shd w:val="clear" w:color="auto" w:fill="BFBFBF" w:themeFill="background1" w:themeFillShade="BF"/>
+        </w:rPr>
+        <w:t>localhost</w:t>
+      </w:r>
+      <w:proofErr w:type="spellEnd"/>
+      <w:r>
+        <w:rPr>
+          <w:color w:val="0000CC"/>
+          <w:sz w:val="18"/>
+          <w:szCs w:val="18"/>
+          <w:shd w:val="clear" w:color="auto" w:fill="BFBFBF" w:themeFill="background1" w:themeFillShade="BF"/>
+        </w:rPr>
+        <w:t>’</w:t>
+      </w:r>
+      <w:r>
+        <w:rPr>
+          <w:rFonts w:hint="eastAsia"/>
+          <w:color w:val="0000CC"/>
+          <w:sz w:val="18"/>
+          <w:szCs w:val="18"/>
+          <w:shd w:val="clear" w:color="auto" w:fill="BFBFBF" w:themeFill="background1" w:themeFillShade="BF"/>
+        </w:rPr>
+        <w:t>, CATASVCNAME ) ;</w:t>
+      </w:r>
+    </w:p>
+    <w:p/>
+    <w:p>
+      <w:pPr>
+        <w:pStyle w:val="Heading2"/>
+        <w:numPr>
+          <w:ilvl w:val="0"/>
+          <w:numId w:val="1"/>
+        </w:numPr>
+      </w:pPr>
+      <w:r>
+        <w:rPr>
+          <w:rFonts w:hint="eastAsia"/>
+        </w:rPr>
+        <w:lastRenderedPageBreak/>
         <w:t>测试用例优先使用公共库中的函数和类</w:t>
       </w:r>
     </w:p>
@@ -2272,7 +2867,6 @@
           <w:szCs w:val="18"/>
           <w:shd w:val="clear" w:color="auto" w:fill="BFBFBF" w:themeFill="background1" w:themeFillShade="BF"/>
         </w:rPr>
-        <w:lastRenderedPageBreak/>
         <w:t>function</w:t>
       </w:r>
       <w:proofErr w:type="gramEnd"/>
@@ -2533,6 +3127,7 @@
           <w:szCs w:val="18"/>
           <w:shd w:val="clear" w:color="auto" w:fill="BFBFBF" w:themeFill="background1" w:themeFillShade="BF"/>
         </w:rPr>
+        <w:lastRenderedPageBreak/>
         <w:t>{</w:t>
       </w:r>
     </w:p>
@@ -3246,7 +3841,6 @@
         <w:rPr>
           <w:rFonts w:hint="eastAsia"/>
         </w:rPr>
-        <w:lastRenderedPageBreak/>
         <w:t>【测试用例出错定位】</w:t>
       </w:r>
     </w:p>
@@ -3514,6 +4108,7 @@
           <w:szCs w:val="18"/>
           <w:shd w:val="clear" w:color="auto" w:fill="BFBFBF" w:themeFill="background1" w:themeFillShade="BF"/>
         </w:rPr>
+        <w:lastRenderedPageBreak/>
         <w:t>Success to create collections and space</w:t>
       </w:r>
     </w:p>
@@ -4176,7 +4771,6 @@
           <w:szCs w:val="18"/>
           <w:shd w:val="clear" w:color="auto" w:fill="BFBFBF" w:themeFill="background1" w:themeFillShade="BF"/>
         </w:rPr>
-        <w:lastRenderedPageBreak/>
         <w:tab/>
       </w:r>
       <w:r>
@@ -4749,6 +5343,7 @@
                 <w:sz w:val="12"/>
                 <w:szCs w:val="12"/>
               </w:rPr>
+              <w:lastRenderedPageBreak/>
               <w:t>suse-test3</w:t>
             </w:r>
           </w:p>
@@ -5317,7 +5912,6 @@
           <w:szCs w:val="18"/>
           <w:shd w:val="clear" w:color="auto" w:fill="BFBFBF" w:themeFill="background1" w:themeFillShade="BF"/>
         </w:rPr>
-        <w:lastRenderedPageBreak/>
         <w:t xml:space="preserve">     </w:t>
       </w:r>
       <w:proofErr w:type="spellStart"/>
@@ -5864,6 +6458,7 @@
         <w:rPr>
           <w:rFonts w:hint="eastAsia"/>
         </w:rPr>
+        <w:lastRenderedPageBreak/>
         <w:t>问题</w:t>
       </w:r>
       <w:r>
@@ -5933,7 +6528,7 @@
         <w:ind w:left="420" w:hanging="420"/>
       </w:pPr>
     </w:lvl>
-    <w:lvl w:ilvl="1" w:tplc="04090019" w:tentative="1">
+    <w:lvl w:ilvl="1" w:tplc="04090019">
       <w:start w:val="1"/>
       <w:numFmt w:val="lowerLetter"/>
       <w:lvlText w:val="%2)"/>
@@ -6265,6 +6860,118 @@
     </w:lvl>
   </w:abstractNum>
   <w:abstractNum w:abstractNumId="4">
+    <w:nsid w:val="52BD6F70"/>
+    <w:multiLevelType w:val="multilevel"/>
+    <w:tmpl w:val="FBAA5AC2"/>
+    <w:lvl w:ilvl="0">
+      <w:start w:val="1"/>
+      <w:numFmt w:val="decimal"/>
+      <w:lvlText w:val="%1"/>
+      <w:lvlJc w:val="left"/>
+      <w:pPr>
+        <w:ind w:left="510" w:hanging="510"/>
+      </w:pPr>
+      <w:rPr>
+        <w:rFonts w:hint="default"/>
+      </w:rPr>
+    </w:lvl>
+    <w:lvl w:ilvl="1">
+      <w:numFmt w:val="decimal"/>
+      <w:lvlText w:val="%1.%2"/>
+      <w:lvlJc w:val="left"/>
+      <w:pPr>
+        <w:ind w:left="510" w:hanging="510"/>
+      </w:pPr>
+      <w:rPr>
+        <w:rFonts w:hint="default"/>
+      </w:rPr>
+    </w:lvl>
+    <w:lvl w:ilvl="2">
+      <w:start w:val="1"/>
+      <w:numFmt w:val="decimal"/>
+      <w:lvlText w:val="%1.%2.%3"/>
+      <w:lvlJc w:val="left"/>
+      <w:pPr>
+        <w:ind w:left="720" w:hanging="720"/>
+      </w:pPr>
+      <w:rPr>
+        <w:rFonts w:hint="default"/>
+      </w:rPr>
+    </w:lvl>
+    <w:lvl w:ilvl="3">
+      <w:start w:val="1"/>
+      <w:numFmt w:val="decimal"/>
+      <w:lvlText w:val="%1.%2.%3.%4"/>
+      <w:lvlJc w:val="left"/>
+      <w:pPr>
+        <w:ind w:left="720" w:hanging="720"/>
+      </w:pPr>
+      <w:rPr>
+        <w:rFonts w:hint="default"/>
+      </w:rPr>
+    </w:lvl>
+    <w:lvl w:ilvl="4">
+      <w:start w:val="1"/>
+      <w:numFmt w:val="decimal"/>
+      <w:lvlText w:val="%1.%2.%3.%4.%5"/>
+      <w:lvlJc w:val="left"/>
+      <w:pPr>
+        <w:ind w:left="1080" w:hanging="1080"/>
+      </w:pPr>
+      <w:rPr>
+        <w:rFonts w:hint="default"/>
+      </w:rPr>
+    </w:lvl>
+    <w:lvl w:ilvl="5">
+      <w:start w:val="1"/>
+      <w:numFmt w:val="decimal"/>
+      <w:lvlText w:val="%1.%2.%3.%4.%5.%6"/>
+      <w:lvlJc w:val="left"/>
+      <w:pPr>
+        <w:ind w:left="1080" w:hanging="1080"/>
+      </w:pPr>
+      <w:rPr>
+        <w:rFonts w:hint="default"/>
+      </w:rPr>
+    </w:lvl>
+    <w:lvl w:ilvl="6">
+      <w:start w:val="1"/>
+      <w:numFmt w:val="decimal"/>
+      <w:lvlText w:val="%1.%2.%3.%4.%5.%6.%7"/>
+      <w:lvlJc w:val="left"/>
+      <w:pPr>
+        <w:ind w:left="1080" w:hanging="1080"/>
+      </w:pPr>
+      <w:rPr>
+        <w:rFonts w:hint="default"/>
+      </w:rPr>
+    </w:lvl>
+    <w:lvl w:ilvl="7">
+      <w:start w:val="1"/>
+      <w:numFmt w:val="decimal"/>
+      <w:lvlText w:val="%1.%2.%3.%4.%5.%6.%7.%8"/>
+      <w:lvlJc w:val="left"/>
+      <w:pPr>
+        <w:ind w:left="1440" w:hanging="1440"/>
+      </w:pPr>
+      <w:rPr>
+        <w:rFonts w:hint="default"/>
+      </w:rPr>
+    </w:lvl>
+    <w:lvl w:ilvl="8">
+      <w:start w:val="1"/>
+      <w:numFmt w:val="decimal"/>
+      <w:lvlText w:val="%1.%2.%3.%4.%5.%6.%7.%8.%9"/>
+      <w:lvlJc w:val="left"/>
+      <w:pPr>
+        <w:ind w:left="1440" w:hanging="1440"/>
+      </w:pPr>
+      <w:rPr>
+        <w:rFonts w:hint="default"/>
+      </w:rPr>
+    </w:lvl>
+  </w:abstractNum>
+  <w:abstractNum w:abstractNumId="5">
     <w:nsid w:val="58DA7636"/>
     <w:multiLevelType w:val="hybridMultilevel"/>
     <w:tmpl w:val="494E8B14"/>
@@ -6357,7 +7064,7 @@
     <w:abstractNumId w:val="0"/>
   </w:num>
   <w:num w:numId="2">
-    <w:abstractNumId w:val="4"/>
+    <w:abstractNumId w:val="5"/>
   </w:num>
   <w:num w:numId="3">
     <w:abstractNumId w:val="1"/>
@@ -6367,6 +7074,9 @@
   </w:num>
   <w:num w:numId="5">
     <w:abstractNumId w:val="2"/>
+  </w:num>
+  <w:num w:numId="6">
+    <w:abstractNumId w:val="4"/>
   </w:num>
 </w:numbering>
 </file>

--- a/internal_doc/09.规范模板/JS测试用例规范和注意事项.docx
+++ b/internal_doc/09.规范模板/JS测试用例规范和注意事项.docx
@@ -67,33 +67,11 @@
             <w:tcW w:w="6004" w:type="dxa"/>
           </w:tcPr>
           <w:p>
-            <w:proofErr w:type="spellStart"/>
             <w:r>
               <w:rPr>
                 <w:rFonts w:hint="eastAsia"/>
               </w:rPr>
-              <w:t>Jianhui</w:t>
-            </w:r>
-            <w:proofErr w:type="spellEnd"/>
-            <w:r>
-              <w:rPr>
-                <w:rFonts w:hint="eastAsia"/>
-              </w:rPr>
-              <w:t xml:space="preserve"> </w:t>
-            </w:r>
-            <w:proofErr w:type="spellStart"/>
-            <w:r>
-              <w:rPr>
-                <w:rFonts w:hint="eastAsia"/>
-              </w:rPr>
-              <w:t>Xu</w:t>
-            </w:r>
-            <w:proofErr w:type="spellEnd"/>
-            <w:r>
-              <w:rPr>
-                <w:rFonts w:hint="eastAsia"/>
-              </w:rPr>
-              <w:t xml:space="preserve"> </w:t>
+              <w:t xml:space="preserve">Jianhui Xu </w:t>
             </w:r>
             <w:r>
               <w:t>2014/2/24</w:t>
@@ -114,9 +92,6 @@
                 <w:numId w:val="6"/>
               </w:numPr>
               <w:ind w:firstLineChars="0"/>
-              <w:rPr>
-                <w:rFonts w:hint="eastAsia"/>
-              </w:rPr>
             </w:pPr>
             <w:r>
               <w:rPr>
@@ -143,33 +118,11 @@
             <w:tcW w:w="6004" w:type="dxa"/>
           </w:tcPr>
           <w:p>
-            <w:proofErr w:type="spellStart"/>
             <w:r>
               <w:rPr>
                 <w:rFonts w:hint="eastAsia"/>
               </w:rPr>
-              <w:t>JIanhui</w:t>
-            </w:r>
-            <w:proofErr w:type="spellEnd"/>
-            <w:r>
-              <w:rPr>
-                <w:rFonts w:hint="eastAsia"/>
-              </w:rPr>
-              <w:t xml:space="preserve"> </w:t>
-            </w:r>
-            <w:proofErr w:type="spellStart"/>
-            <w:r>
-              <w:rPr>
-                <w:rFonts w:hint="eastAsia"/>
-              </w:rPr>
-              <w:t>Xu</w:t>
-            </w:r>
-            <w:proofErr w:type="spellEnd"/>
-            <w:r>
-              <w:rPr>
-                <w:rFonts w:hint="eastAsia"/>
-              </w:rPr>
-              <w:t xml:space="preserve"> </w:t>
+              <w:t xml:space="preserve">JIanhui Xu </w:t>
             </w:r>
             <w:r>
               <w:t>2014/2/25</w:t>
@@ -177,14 +130,61 @@
           </w:p>
         </w:tc>
       </w:tr>
+      <w:tr>
+        <w:tc>
+          <w:tcPr>
+            <w:tcW w:w="2518" w:type="dxa"/>
+          </w:tcPr>
+          <w:p>
+            <w:pPr>
+              <w:pStyle w:val="ListParagraph"/>
+              <w:numPr>
+                <w:ilvl w:val="2"/>
+                <w:numId w:val="6"/>
+              </w:numPr>
+              <w:ind w:firstLineChars="0"/>
+              <w:rPr>
+                <w:rFonts w:hint="eastAsia"/>
+              </w:rPr>
+            </w:pPr>
+            <w:r>
+              <w:rPr>
+                <w:rFonts w:hint="eastAsia"/>
+              </w:rPr>
+              <w:t>添加测试用例规范</w:t>
+            </w:r>
+          </w:p>
+        </w:tc>
+        <w:tc>
+          <w:tcPr>
+            <w:tcW w:w="6004" w:type="dxa"/>
+          </w:tcPr>
+          <w:p>
+            <w:pPr>
+              <w:rPr>
+                <w:rFonts w:hint="eastAsia"/>
+              </w:rPr>
+            </w:pPr>
+            <w:r>
+              <w:rPr>
+                <w:rFonts w:hint="eastAsia"/>
+              </w:rPr>
+              <w:t>李建华</w:t>
+            </w:r>
+            <w:r>
+              <w:rPr>
+                <w:rFonts w:hint="eastAsia"/>
+              </w:rPr>
+              <w:t xml:space="preserve"> 2015/3/31</w:t>
+            </w:r>
+          </w:p>
+        </w:tc>
+      </w:tr>
     </w:tbl>
     <w:p/>
     <w:p>
       <w:pPr>
         <w:pStyle w:val="Heading1"/>
-        <w:rPr>
-          <w:rFonts w:hint="eastAsia"/>
-        </w:rPr>
       </w:pPr>
       <w:r>
         <w:rPr>
@@ -194,44 +194,17 @@
       </w:r>
     </w:p>
     <w:p>
-      <w:pPr>
-        <w:rPr>
-          <w:rFonts w:hint="eastAsia"/>
-        </w:rPr>
-      </w:pPr>
       <w:r>
         <w:rPr>
           <w:rFonts w:hint="eastAsia"/>
         </w:rPr>
         <w:t>原则上所有功能修改提交前必须在本地运行测试用例；可以通过</w:t>
       </w:r>
-      <w:proofErr w:type="spellStart"/>
-      <w:r>
-        <w:rPr>
-          <w:rFonts w:hint="eastAsia"/>
-        </w:rPr>
-        <w:t>svn</w:t>
-      </w:r>
-      <w:proofErr w:type="spellEnd"/>
-      <w:r>
-        <w:rPr>
-          <w:rFonts w:hint="eastAsia"/>
-        </w:rPr>
-        <w:t>/</w:t>
-      </w:r>
-      <w:proofErr w:type="spellStart"/>
-      <w:r>
-        <w:rPr>
-          <w:rFonts w:hint="eastAsia"/>
-        </w:rPr>
-        <w:t>sequoiadb</w:t>
-      </w:r>
-      <w:proofErr w:type="spellEnd"/>
-      <w:r>
-        <w:rPr>
-          <w:rFonts w:hint="eastAsia"/>
-        </w:rPr>
-        <w:t>/trunk</w:t>
+      <w:r>
+        <w:rPr>
+          <w:rFonts w:hint="eastAsia"/>
+        </w:rPr>
+        <w:t>svn/sequoiadb/trunk</w:t>
       </w:r>
       <w:r>
         <w:rPr>
@@ -252,19 +225,8 @@
         <w:t>”来执行，并确保所有用例通过才能提交代码。</w:t>
       </w:r>
     </w:p>
-    <w:p>
-      <w:pPr>
-        <w:rPr>
-          <w:rFonts w:hint="eastAsia"/>
-        </w:rPr>
-      </w:pPr>
-    </w:p>
-    <w:p>
-      <w:pPr>
-        <w:rPr>
-          <w:rFonts w:hint="eastAsia"/>
-        </w:rPr>
-      </w:pPr>
+    <w:p/>
+    <w:p>
       <w:r>
         <w:rPr>
           <w:rFonts w:hint="eastAsia"/>
@@ -272,13 +234,7 @@
         <w:t>所有新增用例提交前必须在本地运行通过。</w:t>
       </w:r>
     </w:p>
-    <w:p>
-      <w:pPr>
-        <w:rPr>
-          <w:rFonts w:hint="eastAsia"/>
-        </w:rPr>
-      </w:pPr>
-    </w:p>
+    <w:p/>
     <w:p>
       <w:pPr>
         <w:pStyle w:val="Heading1"/>
@@ -577,11 +533,6 @@
       </w:r>
     </w:p>
     <w:p>
-      <w:pPr>
-        <w:rPr>
-          <w:rFonts w:hint="eastAsia"/>
-        </w:rPr>
-      </w:pPr>
       <w:r>
         <w:rPr>
           <w:rFonts w:hint="eastAsia"/>
@@ -600,14 +551,12 @@
         </w:rPr>
         <w:t>文件包含的功能，因此，</w:t>
       </w:r>
-      <w:proofErr w:type="spellStart"/>
       <w:r>
         <w:rPr>
           <w:rFonts w:hint="eastAsia"/>
         </w:rPr>
         <w:t>sdb</w:t>
       </w:r>
-      <w:proofErr w:type="spellEnd"/>
       <w:r>
         <w:rPr>
           <w:rFonts w:hint="eastAsia"/>
@@ -642,37 +591,152 @@
     <w:p>
       <w:pPr>
         <w:rPr>
-          <w:rFonts w:hint="eastAsia"/>
-          <w:color w:val="0000CC"/>
-          <w:sz w:val="18"/>
-          <w:szCs w:val="18"/>
-          <w:shd w:val="clear" w:color="auto" w:fill="BFBFBF" w:themeFill="background1" w:themeFillShade="BF"/>
-        </w:rPr>
-      </w:pPr>
-      <w:proofErr w:type="gramStart"/>
-      <w:r>
-        <w:rPr>
-          <w:rFonts w:hint="eastAsia"/>
-          <w:color w:val="0000CC"/>
-          <w:sz w:val="18"/>
-          <w:szCs w:val="18"/>
-          <w:shd w:val="clear" w:color="auto" w:fill="BFBFBF" w:themeFill="background1" w:themeFillShade="BF"/>
-        </w:rPr>
-        <w:t>bin/</w:t>
-      </w:r>
-      <w:proofErr w:type="spellStart"/>
-      <w:r>
-        <w:rPr>
-          <w:rFonts w:hint="eastAsia"/>
-          <w:color w:val="0000CC"/>
-          <w:sz w:val="18"/>
-          <w:szCs w:val="18"/>
-          <w:shd w:val="clear" w:color="auto" w:fill="BFBFBF" w:themeFill="background1" w:themeFillShade="BF"/>
+          <w:color w:val="0000CC"/>
+          <w:sz w:val="18"/>
+          <w:szCs w:val="18"/>
+          <w:shd w:val="clear" w:color="auto" w:fill="BFBFBF" w:themeFill="background1" w:themeFillShade="BF"/>
+        </w:rPr>
+      </w:pPr>
+      <w:r>
+        <w:rPr>
+          <w:rFonts w:hint="eastAsia"/>
+          <w:color w:val="0000CC"/>
+          <w:sz w:val="18"/>
+          <w:szCs w:val="18"/>
+          <w:shd w:val="clear" w:color="auto" w:fill="BFBFBF" w:themeFill="background1" w:themeFillShade="BF"/>
+        </w:rPr>
+        <w:t xml:space="preserve">bin/sdb </w:t>
+      </w:r>
+      <w:r>
+        <w:rPr>
+          <w:color w:val="0000CC"/>
+          <w:sz w:val="18"/>
+          <w:szCs w:val="18"/>
+          <w:shd w:val="clear" w:color="auto" w:fill="BFBFBF" w:themeFill="background1" w:themeFillShade="BF"/>
+        </w:rPr>
+        <w:t>–</w:t>
+      </w:r>
+      <w:r>
+        <w:rPr>
+          <w:rFonts w:hint="eastAsia"/>
+          <w:color w:val="0000CC"/>
+          <w:sz w:val="18"/>
+          <w:szCs w:val="18"/>
+          <w:shd w:val="clear" w:color="auto" w:fill="BFBFBF" w:themeFill="background1" w:themeFillShade="BF"/>
+        </w:rPr>
+        <w:t xml:space="preserve">e </w:t>
+      </w:r>
+      <w:r>
+        <w:rPr>
+          <w:color w:val="0000CC"/>
+          <w:sz w:val="18"/>
+          <w:szCs w:val="18"/>
+          <w:shd w:val="clear" w:color="auto" w:fill="BFBFBF" w:themeFill="background1" w:themeFillShade="BF"/>
+        </w:rPr>
+        <w:t>–f “</w:t>
+      </w:r>
+      <w:r>
+        <w:rPr>
+          <w:rFonts w:hint="eastAsia"/>
+          <w:color w:val="0000CC"/>
+          <w:sz w:val="18"/>
+          <w:szCs w:val="18"/>
+          <w:shd w:val="clear" w:color="auto" w:fill="BFBFBF" w:themeFill="background1" w:themeFillShade="BF"/>
+        </w:rPr>
+        <w:t>func.js,lib.js,test.js</w:t>
+      </w:r>
+      <w:r>
+        <w:rPr>
+          <w:color w:val="0000CC"/>
+          <w:sz w:val="18"/>
+          <w:szCs w:val="18"/>
+          <w:shd w:val="clear" w:color="auto" w:fill="BFBFBF" w:themeFill="background1" w:themeFillShade="BF"/>
+        </w:rPr>
+        <w:t>”</w:t>
+      </w:r>
+    </w:p>
+    <w:p>
+      <w:r>
+        <w:rPr>
+          <w:rFonts w:hint="eastAsia"/>
         </w:rPr>
         <w:t>sdb</w:t>
       </w:r>
-      <w:proofErr w:type="spellEnd"/>
-      <w:proofErr w:type="gramEnd"/>
+      <w:r>
+        <w:rPr>
+          <w:rFonts w:hint="eastAsia"/>
+        </w:rPr>
+        <w:t>按顺序执行多个文件，文件之间用“</w:t>
+      </w:r>
+      <w:r>
+        <w:rPr>
+          <w:rFonts w:hint="eastAsia"/>
+        </w:rPr>
+        <w:t>,</w:t>
+      </w:r>
+      <w:r>
+        <w:rPr>
+          <w:rFonts w:hint="eastAsia"/>
+        </w:rPr>
+        <w:t>”或“</w:t>
+      </w:r>
+      <w:r>
+        <w:rPr>
+          <w:rFonts w:hint="eastAsia"/>
+        </w:rPr>
+        <w:t>;</w:t>
+      </w:r>
+      <w:r>
+        <w:rPr>
+          <w:rFonts w:hint="eastAsia"/>
+        </w:rPr>
+        <w:t>”隔开</w:t>
+      </w:r>
+    </w:p>
+    <w:p/>
+    <w:p>
+      <w:r>
+        <w:rPr>
+          <w:rFonts w:hint="eastAsia"/>
+        </w:rPr>
+        <w:t>CI</w:t>
+      </w:r>
+      <w:r>
+        <w:rPr>
+          <w:rFonts w:hint="eastAsia"/>
+        </w:rPr>
+        <w:t>在执行测试用例时，文件顺序为：“</w:t>
+      </w:r>
+      <w:r>
+        <w:rPr>
+          <w:rFonts w:hint="eastAsia"/>
+          <w:color w:val="0000CC"/>
+          <w:sz w:val="18"/>
+          <w:szCs w:val="18"/>
+          <w:shd w:val="clear" w:color="auto" w:fill="BFBFBF" w:themeFill="background1" w:themeFillShade="BF"/>
+        </w:rPr>
+        <w:t>libs/func.js, [commlib.js</w:t>
+      </w:r>
+      <w:r>
+        <w:rPr>
+          <w:rFonts w:hint="eastAsia"/>
+          <w:color w:val="0000CC"/>
+          <w:sz w:val="18"/>
+          <w:szCs w:val="18"/>
+          <w:shd w:val="clear" w:color="auto" w:fill="BFBFBF" w:themeFill="background1" w:themeFillShade="BF"/>
+        </w:rPr>
+        <w:t>,</w:t>
+      </w:r>
+      <w:r>
+        <w:rPr>
+          <w:rFonts w:hint="eastAsia"/>
+          <w:color w:val="0000CC"/>
+          <w:sz w:val="18"/>
+          <w:szCs w:val="18"/>
+          <w:shd w:val="clear" w:color="auto" w:fill="BFBFBF" w:themeFill="background1" w:themeFillShade="BF"/>
+        </w:rPr>
+        <w:t>]</w:t>
+      </w:r>
       <w:r>
         <w:rPr>
           <w:rFonts w:hint="eastAsia"/>
@@ -685,112 +749,47 @@
       </w:r>
       <w:r>
         <w:rPr>
-          <w:color w:val="0000CC"/>
-          <w:sz w:val="18"/>
-          <w:szCs w:val="18"/>
-          <w:shd w:val="clear" w:color="auto" w:fill="BFBFBF" w:themeFill="background1" w:themeFillShade="BF"/>
-        </w:rPr>
-        <w:t>–</w:t>
-      </w:r>
-      <w:r>
-        <w:rPr>
-          <w:rFonts w:hint="eastAsia"/>
-          <w:color w:val="0000CC"/>
-          <w:sz w:val="18"/>
-          <w:szCs w:val="18"/>
-          <w:shd w:val="clear" w:color="auto" w:fill="BFBFBF" w:themeFill="background1" w:themeFillShade="BF"/>
-        </w:rPr>
-        <w:t xml:space="preserve">e </w:t>
-      </w:r>
-      <w:r>
-        <w:rPr>
-          <w:color w:val="0000CC"/>
-          <w:sz w:val="18"/>
-          <w:szCs w:val="18"/>
-          <w:shd w:val="clear" w:color="auto" w:fill="BFBFBF" w:themeFill="background1" w:themeFillShade="BF"/>
-        </w:rPr>
-        <w:t>–f “</w:t>
-      </w:r>
-      <w:proofErr w:type="spellStart"/>
-      <w:r>
-        <w:rPr>
-          <w:rFonts w:hint="eastAsia"/>
-          <w:color w:val="0000CC"/>
-          <w:sz w:val="18"/>
-          <w:szCs w:val="18"/>
-          <w:shd w:val="clear" w:color="auto" w:fill="BFBFBF" w:themeFill="background1" w:themeFillShade="BF"/>
-        </w:rPr>
-        <w:t>func.js,lib.js,test.js</w:t>
-      </w:r>
-      <w:proofErr w:type="spellEnd"/>
-      <w:r>
-        <w:rPr>
-          <w:color w:val="0000CC"/>
-          <w:sz w:val="18"/>
-          <w:szCs w:val="18"/>
-          <w:shd w:val="clear" w:color="auto" w:fill="BFBFBF" w:themeFill="background1" w:themeFillShade="BF"/>
-        </w:rPr>
-        <w:t>”</w:t>
-      </w:r>
-    </w:p>
-    <w:p>
-      <w:pPr>
-        <w:rPr>
-          <w:rFonts w:hint="eastAsia"/>
-        </w:rPr>
-      </w:pPr>
-      <w:proofErr w:type="spellStart"/>
-      <w:r>
-        <w:rPr>
-          <w:rFonts w:hint="eastAsia"/>
-        </w:rPr>
-        <w:t>sdb</w:t>
-      </w:r>
-      <w:proofErr w:type="spellEnd"/>
-      <w:r>
-        <w:rPr>
-          <w:rFonts w:hint="eastAsia"/>
-        </w:rPr>
-        <w:t>按顺序执行多个文件，文件之间用“</w:t>
-      </w:r>
-      <w:r>
-        <w:rPr>
-          <w:rFonts w:hint="eastAsia"/>
-        </w:rPr>
-        <w:t>,</w:t>
-      </w:r>
-      <w:r>
-        <w:rPr>
-          <w:rFonts w:hint="eastAsia"/>
-        </w:rPr>
-        <w:t>”或“</w:t>
-      </w:r>
-      <w:r>
-        <w:rPr>
-          <w:rFonts w:hint="eastAsia"/>
-        </w:rPr>
-        <w:t>;</w:t>
-      </w:r>
-      <w:r>
-        <w:rPr>
-          <w:rFonts w:hint="eastAsia"/>
-        </w:rPr>
-        <w:t>”隔开</w:t>
-      </w:r>
-    </w:p>
-    <w:p>
-      <w:pPr>
-        <w:rPr>
-          <w:rFonts w:hint="eastAsia"/>
-        </w:rPr>
-      </w:pPr>
-    </w:p>
-    <w:p>
-      <w:pPr>
-        <w:rPr>
-          <w:rFonts w:hint="eastAsia"/>
-        </w:rPr>
-      </w:pPr>
+          <w:rFonts w:hint="eastAsia"/>
+          <w:color w:val="0000CC"/>
+          <w:sz w:val="18"/>
+          <w:szCs w:val="18"/>
+          <w:shd w:val="clear" w:color="auto" w:fill="BFBFBF" w:themeFill="background1" w:themeFillShade="BF"/>
+        </w:rPr>
+        <w:t>testcase.js</w:t>
+      </w:r>
+      <w:r>
+        <w:rPr>
+          <w:rFonts w:hint="eastAsia"/>
+        </w:rPr>
+        <w:t>”其中</w:t>
+      </w:r>
+      <w:r>
+        <w:rPr>
+          <w:rFonts w:hint="eastAsia"/>
+        </w:rPr>
+        <w:t xml:space="preserve"> commlib.js</w:t>
+      </w:r>
+      <w:r>
+        <w:rPr>
+          <w:rFonts w:hint="eastAsia"/>
+        </w:rPr>
+        <w:t>如果在测试用例目录下存在</w:t>
+      </w:r>
+      <w:r>
+        <w:rPr>
+          <w:rFonts w:hint="eastAsia"/>
+        </w:rPr>
+        <w:t>测加上，如果不存在则不加上。</w:t>
+      </w:r>
+    </w:p>
+    <w:p/>
+    <w:p>
+      <w:r>
+        <w:rPr>
+          <w:rFonts w:hint="eastAsia"/>
+        </w:rPr>
+        <w:t>测试用例在</w:t>
+      </w:r>
       <w:r>
         <w:rPr>
           <w:rFonts w:hint="eastAsia"/>
@@ -801,133 +800,51 @@
         <w:rPr>
           <w:rFonts w:hint="eastAsia"/>
         </w:rPr>
-        <w:t>在执行测试用例时，文件顺序为：“</w:t>
-      </w:r>
-      <w:proofErr w:type="spellStart"/>
-      <w:r>
-        <w:rPr>
-          <w:rFonts w:hint="eastAsia"/>
-          <w:color w:val="0000CC"/>
-          <w:sz w:val="18"/>
-          <w:szCs w:val="18"/>
-          <w:shd w:val="clear" w:color="auto" w:fill="BFBFBF" w:themeFill="background1" w:themeFillShade="BF"/>
-        </w:rPr>
-        <w:t>libs</w:t>
-      </w:r>
-      <w:proofErr w:type="spellEnd"/>
-      <w:r>
-        <w:rPr>
-          <w:rFonts w:hint="eastAsia"/>
-          <w:color w:val="0000CC"/>
-          <w:sz w:val="18"/>
-          <w:szCs w:val="18"/>
-          <w:shd w:val="clear" w:color="auto" w:fill="BFBFBF" w:themeFill="background1" w:themeFillShade="BF"/>
-        </w:rPr>
-        <w:t>/func.js, [commlib.js</w:t>
-      </w:r>
-      <w:r>
-        <w:rPr>
-          <w:rFonts w:hint="eastAsia"/>
-          <w:color w:val="0000CC"/>
-          <w:sz w:val="18"/>
-          <w:szCs w:val="18"/>
-          <w:shd w:val="clear" w:color="auto" w:fill="BFBFBF" w:themeFill="background1" w:themeFillShade="BF"/>
-        </w:rPr>
-        <w:t>,</w:t>
-      </w:r>
-      <w:r>
-        <w:rPr>
-          <w:rFonts w:hint="eastAsia"/>
-          <w:color w:val="0000CC"/>
-          <w:sz w:val="18"/>
-          <w:szCs w:val="18"/>
-          <w:shd w:val="clear" w:color="auto" w:fill="BFBFBF" w:themeFill="background1" w:themeFillShade="BF"/>
-        </w:rPr>
-        <w:t>]</w:t>
-      </w:r>
-      <w:r>
-        <w:rPr>
-          <w:rFonts w:hint="eastAsia"/>
-          <w:color w:val="0000CC"/>
-          <w:sz w:val="18"/>
-          <w:szCs w:val="18"/>
-          <w:shd w:val="clear" w:color="auto" w:fill="BFBFBF" w:themeFill="background1" w:themeFillShade="BF"/>
+        <w:t>中由</w:t>
+      </w:r>
+      <w:r>
+        <w:rPr>
+          <w:rFonts w:hint="eastAsia"/>
+        </w:rPr>
+        <w:t>ant</w:t>
+      </w:r>
+      <w:r>
+        <w:rPr>
+          <w:rFonts w:hint="eastAsia"/>
+        </w:rPr>
+        <w:t>调用，在执行测试用例时会传入两个变量：</w:t>
+      </w:r>
+      <w:r>
+        <w:rPr>
+          <w:b/>
+          <w:color w:val="0000CC"/>
+        </w:rPr>
+        <w:t>CSPREFIX</w:t>
+      </w:r>
+      <w:r>
+        <w:rPr>
+          <w:rFonts w:hint="eastAsia"/>
         </w:rPr>
         <w:t xml:space="preserve"> </w:t>
       </w:r>
       <w:r>
         <w:rPr>
           <w:rFonts w:hint="eastAsia"/>
-          <w:color w:val="0000CC"/>
-          <w:sz w:val="18"/>
-          <w:szCs w:val="18"/>
-          <w:shd w:val="clear" w:color="auto" w:fill="BFBFBF" w:themeFill="background1" w:themeFillShade="BF"/>
-        </w:rPr>
-        <w:t>testcase.js</w:t>
-      </w:r>
-      <w:r>
-        <w:rPr>
-          <w:rFonts w:hint="eastAsia"/>
-        </w:rPr>
-        <w:t>”其中</w:t>
-      </w:r>
-      <w:r>
-        <w:rPr>
-          <w:rFonts w:hint="eastAsia"/>
-        </w:rPr>
-        <w:t xml:space="preserve"> commlib.js</w:t>
-      </w:r>
-      <w:r>
-        <w:rPr>
-          <w:rFonts w:hint="eastAsia"/>
-        </w:rPr>
-        <w:t>如果在测试用例目录下存在</w:t>
-      </w:r>
-      <w:r>
-        <w:rPr>
-          <w:rFonts w:hint="eastAsia"/>
-        </w:rPr>
-        <w:t>测加上，如果不存在则不加上。</w:t>
-      </w:r>
-    </w:p>
-    <w:p/>
-    <w:p>
-      <w:r>
-        <w:rPr>
-          <w:rFonts w:hint="eastAsia"/>
-        </w:rPr>
-        <w:t>测试用例在</w:t>
-      </w:r>
-      <w:r>
-        <w:rPr>
-          <w:rFonts w:hint="eastAsia"/>
-        </w:rPr>
-        <w:t>CI</w:t>
-      </w:r>
-      <w:r>
-        <w:rPr>
-          <w:rFonts w:hint="eastAsia"/>
-        </w:rPr>
-        <w:t>中由</w:t>
-      </w:r>
-      <w:r>
-        <w:rPr>
-          <w:rFonts w:hint="eastAsia"/>
-        </w:rPr>
-        <w:t>ant</w:t>
-      </w:r>
-      <w:r>
-        <w:rPr>
-          <w:rFonts w:hint="eastAsia"/>
-        </w:rPr>
-        <w:t>调用，在执行测试用例时会传入两个变量：</w:t>
+        </w:rPr>
+        <w:t>和</w:t>
       </w:r>
       <w:r>
         <w:rPr>
           <w:b/>
           <w:color w:val="0000CC"/>
         </w:rPr>
-        <w:t>CSPREFIX</w:t>
+        <w:t>COORDSVCNAME</w:t>
+      </w:r>
+      <w:r>
+        <w:rPr>
+          <w:rFonts w:hint="eastAsia"/>
+        </w:rPr>
+        <w:t>，</w:t>
       </w:r>
       <w:r>
         <w:rPr>
@@ -939,31 +856,6 @@
         <w:rPr>
           <w:rFonts w:hint="eastAsia"/>
         </w:rPr>
-        <w:t>和</w:t>
-      </w:r>
-      <w:r>
-        <w:rPr>
-          <w:b/>
-          <w:color w:val="0000CC"/>
-        </w:rPr>
-        <w:t>COORDSVCNAME</w:t>
-      </w:r>
-      <w:r>
-        <w:rPr>
-          <w:rFonts w:hint="eastAsia"/>
-        </w:rPr>
-        <w:t>，</w:t>
-      </w:r>
-      <w:r>
-        <w:rPr>
-          <w:rFonts w:hint="eastAsia"/>
-        </w:rPr>
-        <w:t xml:space="preserve"> </w:t>
-      </w:r>
-      <w:r>
-        <w:rPr>
-          <w:rFonts w:hint="eastAsia"/>
-        </w:rPr>
         <w:t>前者表示</w:t>
       </w:r>
       <w:r>
@@ -1030,29 +922,15 @@
           <w:shd w:val="clear" w:color="auto" w:fill="BFBFBF" w:themeFill="background1" w:themeFillShade="BF"/>
         </w:rPr>
       </w:pPr>
-      <w:proofErr w:type="spellStart"/>
-      <w:proofErr w:type="gramStart"/>
-      <w:r>
-        <w:rPr>
-          <w:rFonts w:hint="eastAsia"/>
-          <w:color w:val="0000CC"/>
-          <w:sz w:val="18"/>
-          <w:szCs w:val="18"/>
-          <w:shd w:val="clear" w:color="auto" w:fill="BFBFBF" w:themeFill="background1" w:themeFillShade="BF"/>
-        </w:rPr>
-        <w:t>var</w:t>
-      </w:r>
-      <w:proofErr w:type="spellEnd"/>
-      <w:proofErr w:type="gramEnd"/>
-      <w:r>
-        <w:rPr>
-          <w:rFonts w:hint="eastAsia"/>
-          <w:color w:val="0000CC"/>
-          <w:sz w:val="18"/>
-          <w:szCs w:val="18"/>
-          <w:shd w:val="clear" w:color="auto" w:fill="BFBFBF" w:themeFill="background1" w:themeFillShade="BF"/>
-        </w:rPr>
-        <w:t xml:space="preserve"> CSPREFIX= </w:t>
+      <w:r>
+        <w:rPr>
+          <w:rFonts w:hint="eastAsia"/>
+          <w:color w:val="0000CC"/>
+          <w:sz w:val="18"/>
+          <w:szCs w:val="18"/>
+          <w:shd w:val="clear" w:color="auto" w:fill="BFBFBF" w:themeFill="background1" w:themeFillShade="BF"/>
+        </w:rPr>
+        <w:t xml:space="preserve">var CSPREFIX= </w:t>
       </w:r>
       <w:r>
         <w:rPr>
@@ -1069,6 +947,7 @@
         <w:rPr>
           <w:rFonts w:hint="eastAsia"/>
         </w:rPr>
+        <w:lastRenderedPageBreak/>
         <w:t>后者表示</w:t>
       </w:r>
       <w:r>
@@ -1105,52 +984,15 @@
           <w:shd w:val="clear" w:color="auto" w:fill="BFBFBF" w:themeFill="background1" w:themeFillShade="BF"/>
         </w:rPr>
       </w:pPr>
-      <w:proofErr w:type="spellStart"/>
-      <w:proofErr w:type="gramStart"/>
-      <w:r>
-        <w:rPr>
-          <w:rFonts w:hint="eastAsia"/>
-          <w:color w:val="0000CC"/>
-          <w:sz w:val="18"/>
-          <w:szCs w:val="18"/>
-          <w:shd w:val="clear" w:color="auto" w:fill="BFBFBF" w:themeFill="background1" w:themeFillShade="BF"/>
-        </w:rPr>
-        <w:lastRenderedPageBreak/>
-        <w:t>var</w:t>
-      </w:r>
-      <w:proofErr w:type="spellEnd"/>
-      <w:proofErr w:type="gramEnd"/>
-      <w:r>
-        <w:rPr>
-          <w:rFonts w:hint="eastAsia"/>
-          <w:color w:val="0000CC"/>
-          <w:sz w:val="18"/>
-          <w:szCs w:val="18"/>
-          <w:shd w:val="clear" w:color="auto" w:fill="BFBFBF" w:themeFill="background1" w:themeFillShade="BF"/>
-        </w:rPr>
-        <w:t xml:space="preserve"> db = new </w:t>
-      </w:r>
-      <w:proofErr w:type="spellStart"/>
-      <w:r>
-        <w:rPr>
-          <w:rFonts w:hint="eastAsia"/>
-          <w:color w:val="0000CC"/>
-          <w:sz w:val="18"/>
-          <w:szCs w:val="18"/>
-          <w:shd w:val="clear" w:color="auto" w:fill="BFBFBF" w:themeFill="background1" w:themeFillShade="BF"/>
-        </w:rPr>
-        <w:t>Sdb</w:t>
-      </w:r>
-      <w:proofErr w:type="spellEnd"/>
-      <w:r>
-        <w:rPr>
-          <w:rFonts w:hint="eastAsia"/>
-          <w:color w:val="0000CC"/>
-          <w:sz w:val="18"/>
-          <w:szCs w:val="18"/>
-          <w:shd w:val="clear" w:color="auto" w:fill="BFBFBF" w:themeFill="background1" w:themeFillShade="BF"/>
-        </w:rPr>
-        <w:t>(</w:t>
+      <w:r>
+        <w:rPr>
+          <w:rFonts w:hint="eastAsia"/>
+          <w:color w:val="0000CC"/>
+          <w:sz w:val="18"/>
+          <w:szCs w:val="18"/>
+          <w:shd w:val="clear" w:color="auto" w:fill="BFBFBF" w:themeFill="background1" w:themeFillShade="BF"/>
+        </w:rPr>
+        <w:t>var db = new Sdb(</w:t>
       </w:r>
       <w:r>
         <w:rPr>
@@ -1161,27 +1003,15 @@
         </w:rPr>
         <w:t>‘</w:t>
       </w:r>
-      <w:proofErr w:type="spellStart"/>
-      <w:r>
-        <w:rPr>
-          <w:rFonts w:hint="eastAsia"/>
-          <w:color w:val="0000CC"/>
-          <w:sz w:val="18"/>
-          <w:szCs w:val="18"/>
-          <w:shd w:val="clear" w:color="auto" w:fill="BFBFBF" w:themeFill="background1" w:themeFillShade="BF"/>
-        </w:rPr>
-        <w:t>localhost</w:t>
-      </w:r>
-      <w:proofErr w:type="spellEnd"/>
-      <w:r>
-        <w:rPr>
-          <w:rFonts w:hint="eastAsia"/>
-          <w:color w:val="0000CC"/>
-          <w:sz w:val="18"/>
-          <w:szCs w:val="18"/>
-          <w:shd w:val="clear" w:color="auto" w:fill="BFBFBF" w:themeFill="background1" w:themeFillShade="BF"/>
-        </w:rPr>
-        <w:t>, COORDSVCNAME )</w:t>
+      <w:r>
+        <w:rPr>
+          <w:rFonts w:hint="eastAsia"/>
+          <w:color w:val="0000CC"/>
+          <w:sz w:val="18"/>
+          <w:szCs w:val="18"/>
+          <w:shd w:val="clear" w:color="auto" w:fill="BFBFBF" w:themeFill="background1" w:themeFillShade="BF"/>
+        </w:rPr>
+        <w:t>localhost, COORDSVCNAME )</w:t>
       </w:r>
     </w:p>
     <w:p/>
@@ -1217,13 +1047,8 @@
         <w:t>”、“</w:t>
       </w:r>
       <w:r>
-        <w:t xml:space="preserve"> </w:t>
-      </w:r>
-      <w:proofErr w:type="spellStart"/>
-      <w:r>
-        <w:t>createCL</w:t>
-      </w:r>
-      <w:proofErr w:type="spellEnd"/>
+        <w:t xml:space="preserve"> createCL</w:t>
+      </w:r>
       <w:r>
         <w:rPr>
           <w:rFonts w:hint="eastAsia"/>
@@ -1293,13 +1118,7 @@
         <w:t>，编号可以省略，当同一个测试点有多个文件时，请加上编号区分；</w:t>
       </w:r>
     </w:p>
-    <w:p>
-      <w:pPr>
-        <w:rPr>
-          <w:rFonts w:hint="eastAsia"/>
-        </w:rPr>
-      </w:pPr>
-    </w:p>
+    <w:p/>
     <w:p>
       <w:pPr>
         <w:pStyle w:val="Heading2"/>
@@ -1307,9 +1126,6 @@
           <w:ilvl w:val="0"/>
           <w:numId w:val="1"/>
         </w:numPr>
-        <w:rPr>
-          <w:rFonts w:hint="eastAsia"/>
-        </w:rPr>
       </w:pPr>
       <w:r>
         <w:rPr>
@@ -1331,11 +1147,6 @@
       </w:r>
     </w:p>
     <w:p>
-      <w:pPr>
-        <w:rPr>
-          <w:rFonts w:hint="eastAsia"/>
-        </w:rPr>
-      </w:pPr>
       <w:r>
         <w:rPr>
           <w:rFonts w:hint="eastAsia"/>
@@ -1364,13 +1175,7 @@
         <w:t>会自己检测和运行。</w:t>
       </w:r>
     </w:p>
-    <w:p>
-      <w:pPr>
-        <w:rPr>
-          <w:rFonts w:hint="eastAsia"/>
-        </w:rPr>
-      </w:pPr>
-    </w:p>
+    <w:p/>
     <w:p>
       <w:pPr>
         <w:pStyle w:val="Heading2"/>
@@ -1479,50 +1284,8 @@
           <w:szCs w:val="18"/>
           <w:shd w:val="clear" w:color="auto" w:fill="BFBFBF" w:themeFill="background1" w:themeFillShade="BF"/>
         </w:rPr>
-        <w:t xml:space="preserve">   2014-2-24 </w:t>
-      </w:r>
-      <w:proofErr w:type="spellStart"/>
-      <w:r>
-        <w:rPr>
-          <w:color w:val="0000CC"/>
-          <w:sz w:val="18"/>
-          <w:szCs w:val="18"/>
-          <w:shd w:val="clear" w:color="auto" w:fill="BFBFBF" w:themeFill="background1" w:themeFillShade="BF"/>
-        </w:rPr>
-        <w:t>Jianhui</w:t>
-      </w:r>
-      <w:proofErr w:type="spellEnd"/>
-      <w:r>
-        <w:rPr>
-          <w:color w:val="0000CC"/>
-          <w:sz w:val="18"/>
-          <w:szCs w:val="18"/>
-          <w:shd w:val="clear" w:color="auto" w:fill="BFBFBF" w:themeFill="background1" w:themeFillShade="BF"/>
-        </w:rPr>
-        <w:t xml:space="preserve"> </w:t>
-      </w:r>
-      <w:proofErr w:type="spellStart"/>
-      <w:proofErr w:type="gramStart"/>
-      <w:r>
-        <w:rPr>
-          <w:color w:val="0000CC"/>
-          <w:sz w:val="18"/>
-          <w:szCs w:val="18"/>
-          <w:shd w:val="clear" w:color="auto" w:fill="BFBFBF" w:themeFill="background1" w:themeFillShade="BF"/>
-        </w:rPr>
-        <w:t>Xu</w:t>
-      </w:r>
-      <w:proofErr w:type="spellEnd"/>
-      <w:r>
-        <w:rPr>
-          <w:color w:val="0000CC"/>
-          <w:sz w:val="18"/>
-          <w:szCs w:val="18"/>
-          <w:shd w:val="clear" w:color="auto" w:fill="BFBFBF" w:themeFill="background1" w:themeFillShade="BF"/>
-        </w:rPr>
-        <w:t xml:space="preserve">  Init</w:t>
-      </w:r>
-      <w:proofErr w:type="gramEnd"/>
+        <w:t xml:space="preserve">   2014-2-24 Jianhui Xu  Init</w:t>
+      </w:r>
     </w:p>
     <w:p>
       <w:pPr>
@@ -1592,11 +1355,6 @@
       </w:r>
     </w:p>
     <w:p>
-      <w:pPr>
-        <w:rPr>
-          <w:rFonts w:hint="eastAsia"/>
-        </w:rPr>
-      </w:pPr>
       <w:r>
         <w:rPr>
           <w:rFonts w:hint="eastAsia"/>
@@ -1646,6 +1404,38 @@
           <w:rFonts w:hint="eastAsia"/>
         </w:rPr>
       </w:pPr>
+      <w:r>
+        <w:rPr>
+          <w:rFonts w:hint="eastAsia"/>
+        </w:rPr>
+        <w:t>局部变量、函数名统一以小写开头，单词首字母大写，如：</w:t>
+      </w:r>
+      <w:r>
+        <w:rPr>
+          <w:rFonts w:hint="eastAsia"/>
+        </w:rPr>
+        <w:t>createDomain</w:t>
+      </w:r>
+    </w:p>
+    <w:p>
+      <w:r>
+        <w:rPr>
+          <w:rFonts w:hint="eastAsia"/>
+        </w:rPr>
+        <w:t>全局变量统一大写，单词之间用“</w:t>
+      </w:r>
+      <w:r>
+        <w:rPr>
+          <w:rFonts w:hint="eastAsia"/>
+        </w:rPr>
+        <w:t>_</w:t>
+      </w:r>
+      <w:r>
+        <w:rPr>
+          <w:rFonts w:hint="eastAsia"/>
+        </w:rPr>
+        <w:t>”分隔</w:t>
+      </w:r>
     </w:p>
     <w:p>
       <w:pPr>
@@ -1715,23 +1505,7 @@
           <w:b/>
           <w:color w:val="0000CC"/>
         </w:rPr>
-        <w:t xml:space="preserve">function </w:t>
-      </w:r>
-      <w:proofErr w:type="spellStart"/>
-      <w:r>
-        <w:rPr>
-          <w:b/>
-          <w:color w:val="0000CC"/>
-        </w:rPr>
-        <w:t>commIsStandalone</w:t>
-      </w:r>
-      <w:proofErr w:type="spellEnd"/>
-      <w:r>
-        <w:rPr>
-          <w:b/>
-          <w:color w:val="0000CC"/>
-        </w:rPr>
-        <w:t>( db )</w:t>
+        <w:t>function commIsStandalone( db )</w:t>
       </w:r>
       <w:r>
         <w:rPr>
@@ -1905,39 +1679,15 @@
           <w:shd w:val="clear" w:color="auto" w:fill="BFBFBF" w:themeFill="background1" w:themeFillShade="BF"/>
         </w:rPr>
       </w:pPr>
-      <w:proofErr w:type="spellStart"/>
-      <w:proofErr w:type="gramStart"/>
-      <w:r>
-        <w:rPr>
-          <w:rFonts w:hint="eastAsia"/>
-          <w:color w:val="0000CC"/>
-          <w:sz w:val="18"/>
-          <w:szCs w:val="18"/>
-          <w:shd w:val="clear" w:color="auto" w:fill="BFBFBF" w:themeFill="background1" w:themeFillShade="BF"/>
-        </w:rPr>
-        <w:t>println</w:t>
-      </w:r>
-      <w:proofErr w:type="spellEnd"/>
-      <w:r>
-        <w:rPr>
-          <w:rFonts w:hint="eastAsia"/>
-          <w:color w:val="0000CC"/>
-          <w:sz w:val="18"/>
-          <w:szCs w:val="18"/>
-          <w:shd w:val="clear" w:color="auto" w:fill="BFBFBF" w:themeFill="background1" w:themeFillShade="BF"/>
-        </w:rPr>
-        <w:t>(</w:t>
-      </w:r>
-      <w:proofErr w:type="gramEnd"/>
-      <w:r>
-        <w:rPr>
-          <w:rFonts w:hint="eastAsia"/>
-          <w:color w:val="0000CC"/>
-          <w:sz w:val="18"/>
-          <w:szCs w:val="18"/>
-          <w:shd w:val="clear" w:color="auto" w:fill="BFBFBF" w:themeFill="background1" w:themeFillShade="BF"/>
-        </w:rPr>
-        <w:t xml:space="preserve"> </w:t>
+      <w:r>
+        <w:rPr>
+          <w:rFonts w:hint="eastAsia"/>
+          <w:color w:val="0000CC"/>
+          <w:sz w:val="18"/>
+          <w:szCs w:val="18"/>
+          <w:shd w:val="clear" w:color="auto" w:fill="BFBFBF" w:themeFill="background1" w:themeFillShade="BF"/>
+        </w:rPr>
+        <w:t xml:space="preserve">println( </w:t>
       </w:r>
       <w:r>
         <w:rPr>
@@ -1987,27 +1737,15 @@
           <w:shd w:val="clear" w:color="auto" w:fill="BFBFBF" w:themeFill="background1" w:themeFillShade="BF"/>
         </w:rPr>
       </w:pPr>
-      <w:proofErr w:type="gramStart"/>
-      <w:r>
-        <w:rPr>
-          <w:rFonts w:hint="eastAsia"/>
-          <w:color w:val="0000CC"/>
-          <w:sz w:val="18"/>
-          <w:szCs w:val="18"/>
-          <w:shd w:val="clear" w:color="auto" w:fill="BFBFBF" w:themeFill="background1" w:themeFillShade="BF"/>
-        </w:rPr>
-        <w:t>throw</w:t>
-      </w:r>
-      <w:proofErr w:type="gramEnd"/>
-      <w:r>
-        <w:rPr>
-          <w:rFonts w:hint="eastAsia"/>
-          <w:color w:val="0000CC"/>
-          <w:sz w:val="18"/>
-          <w:szCs w:val="18"/>
-          <w:shd w:val="clear" w:color="auto" w:fill="BFBFBF" w:themeFill="background1" w:themeFillShade="BF"/>
-        </w:rPr>
-        <w:t xml:space="preserve"> e ;</w:t>
+      <w:r>
+        <w:rPr>
+          <w:rFonts w:hint="eastAsia"/>
+          <w:color w:val="0000CC"/>
+          <w:sz w:val="18"/>
+          <w:szCs w:val="18"/>
+          <w:shd w:val="clear" w:color="auto" w:fill="BFBFBF" w:themeFill="background1" w:themeFillShade="BF"/>
+        </w:rPr>
+        <w:t>throw e ;</w:t>
       </w:r>
     </w:p>
     <w:p>
@@ -2027,27 +1765,15 @@
           <w:shd w:val="clear" w:color="auto" w:fill="BFBFBF" w:themeFill="background1" w:themeFillShade="BF"/>
         </w:rPr>
       </w:pPr>
-      <w:proofErr w:type="gramStart"/>
-      <w:r>
-        <w:rPr>
-          <w:rFonts w:hint="eastAsia"/>
-          <w:color w:val="0000CC"/>
-          <w:sz w:val="18"/>
-          <w:szCs w:val="18"/>
-          <w:shd w:val="clear" w:color="auto" w:fill="BFBFBF" w:themeFill="background1" w:themeFillShade="BF"/>
-        </w:rPr>
-        <w:t>throw</w:t>
-      </w:r>
-      <w:proofErr w:type="gramEnd"/>
-      <w:r>
-        <w:rPr>
-          <w:rFonts w:hint="eastAsia"/>
-          <w:color w:val="0000CC"/>
-          <w:sz w:val="18"/>
-          <w:szCs w:val="18"/>
-          <w:shd w:val="clear" w:color="auto" w:fill="BFBFBF" w:themeFill="background1" w:themeFillShade="BF"/>
-        </w:rPr>
-        <w:t xml:space="preserve"> </w:t>
+      <w:r>
+        <w:rPr>
+          <w:rFonts w:hint="eastAsia"/>
+          <w:color w:val="0000CC"/>
+          <w:sz w:val="18"/>
+          <w:szCs w:val="18"/>
+          <w:shd w:val="clear" w:color="auto" w:fill="BFBFBF" w:themeFill="background1" w:themeFillShade="BF"/>
+        </w:rPr>
+        <w:t xml:space="preserve">throw </w:t>
       </w:r>
       <w:r>
         <w:rPr>
@@ -2189,49 +1915,15 @@
           <w:shd w:val="clear" w:color="auto" w:fill="BFBFBF" w:themeFill="background1" w:themeFillShade="BF"/>
         </w:rPr>
       </w:pPr>
-      <w:proofErr w:type="gramStart"/>
-      <w:r>
-        <w:rPr>
-          <w:rFonts w:hint="eastAsia"/>
-          <w:color w:val="0000CC"/>
-          <w:sz w:val="18"/>
-          <w:szCs w:val="18"/>
-          <w:shd w:val="clear" w:color="auto" w:fill="BFBFBF" w:themeFill="background1" w:themeFillShade="BF"/>
-        </w:rPr>
-        <w:t>db</w:t>
-      </w:r>
-      <w:proofErr w:type="gramEnd"/>
-      <w:r>
-        <w:rPr>
-          <w:rFonts w:hint="eastAsia"/>
-          <w:color w:val="0000CC"/>
-          <w:sz w:val="18"/>
-          <w:szCs w:val="18"/>
-          <w:shd w:val="clear" w:color="auto" w:fill="BFBFBF" w:themeFill="background1" w:themeFillShade="BF"/>
-        </w:rPr>
-        <w:t xml:space="preserve"> = new </w:t>
-      </w:r>
-      <w:proofErr w:type="spellStart"/>
-      <w:r>
-        <w:rPr>
-          <w:rFonts w:hint="eastAsia"/>
-          <w:color w:val="0000CC"/>
-          <w:sz w:val="18"/>
-          <w:szCs w:val="18"/>
-          <w:shd w:val="clear" w:color="auto" w:fill="BFBFBF" w:themeFill="background1" w:themeFillShade="BF"/>
-        </w:rPr>
-        <w:t>Sdb</w:t>
-      </w:r>
-      <w:proofErr w:type="spellEnd"/>
-      <w:r>
-        <w:rPr>
-          <w:rFonts w:hint="eastAsia"/>
-          <w:color w:val="0000CC"/>
-          <w:sz w:val="18"/>
-          <w:szCs w:val="18"/>
-          <w:shd w:val="clear" w:color="auto" w:fill="BFBFBF" w:themeFill="background1" w:themeFillShade="BF"/>
-        </w:rPr>
-        <w:t>(</w:t>
+      <w:r>
+        <w:rPr>
+          <w:rFonts w:hint="eastAsia"/>
+          <w:color w:val="0000CC"/>
+          <w:sz w:val="18"/>
+          <w:szCs w:val="18"/>
+          <w:shd w:val="clear" w:color="auto" w:fill="BFBFBF" w:themeFill="background1" w:themeFillShade="BF"/>
+        </w:rPr>
+        <w:t>db = new Sdb(</w:t>
       </w:r>
       <w:r>
         <w:rPr>
@@ -2242,7 +1934,6 @@
         </w:rPr>
         <w:t>‘</w:t>
       </w:r>
-      <w:proofErr w:type="spellStart"/>
       <w:r>
         <w:rPr>
           <w:rFonts w:hint="eastAsia"/>
@@ -2253,7 +1944,6 @@
         </w:rPr>
         <w:t>localhost</w:t>
       </w:r>
-      <w:proofErr w:type="spellEnd"/>
       <w:r>
         <w:rPr>
           <w:color w:val="0000CC"/>
@@ -2283,51 +1973,15 @@
           <w:shd w:val="clear" w:color="auto" w:fill="BFBFBF" w:themeFill="background1" w:themeFillShade="BF"/>
         </w:rPr>
       </w:pPr>
-      <w:proofErr w:type="spellStart"/>
-      <w:proofErr w:type="gramStart"/>
-      <w:r>
-        <w:rPr>
-          <w:rFonts w:hint="eastAsia"/>
-          <w:color w:val="0000CC"/>
-          <w:sz w:val="18"/>
-          <w:szCs w:val="18"/>
-          <w:shd w:val="clear" w:color="auto" w:fill="BFBFBF" w:themeFill="background1" w:themeFillShade="BF"/>
-        </w:rPr>
-        <w:t>dbcat</w:t>
-      </w:r>
-      <w:proofErr w:type="spellEnd"/>
-      <w:proofErr w:type="gramEnd"/>
-      <w:r>
-        <w:rPr>
-          <w:rFonts w:hint="eastAsia"/>
-          <w:color w:val="0000CC"/>
-          <w:sz w:val="18"/>
-          <w:szCs w:val="18"/>
-          <w:shd w:val="clear" w:color="auto" w:fill="BFBFBF" w:themeFill="background1" w:themeFillShade="BF"/>
-        </w:rPr>
-        <w:t xml:space="preserve"> = new </w:t>
-      </w:r>
-      <w:proofErr w:type="spellStart"/>
-      <w:r>
-        <w:rPr>
-          <w:rFonts w:hint="eastAsia"/>
-          <w:color w:val="0000CC"/>
-          <w:sz w:val="18"/>
-          <w:szCs w:val="18"/>
-          <w:shd w:val="clear" w:color="auto" w:fill="BFBFBF" w:themeFill="background1" w:themeFillShade="BF"/>
-        </w:rPr>
-        <w:t>Sdb</w:t>
-      </w:r>
-      <w:proofErr w:type="spellEnd"/>
-      <w:r>
-        <w:rPr>
-          <w:rFonts w:hint="eastAsia"/>
-          <w:color w:val="0000CC"/>
-          <w:sz w:val="18"/>
-          <w:szCs w:val="18"/>
-          <w:shd w:val="clear" w:color="auto" w:fill="BFBFBF" w:themeFill="background1" w:themeFillShade="BF"/>
-        </w:rPr>
-        <w:t>(</w:t>
+      <w:r>
+        <w:rPr>
+          <w:rFonts w:hint="eastAsia"/>
+          <w:color w:val="0000CC"/>
+          <w:sz w:val="18"/>
+          <w:szCs w:val="18"/>
+          <w:shd w:val="clear" w:color="auto" w:fill="BFBFBF" w:themeFill="background1" w:themeFillShade="BF"/>
+        </w:rPr>
+        <w:t>dbcat = new Sdb(</w:t>
       </w:r>
       <w:r>
         <w:rPr>
@@ -2338,7 +1992,6 @@
         </w:rPr>
         <w:t>‘</w:t>
       </w:r>
-      <w:proofErr w:type="spellStart"/>
       <w:r>
         <w:rPr>
           <w:rFonts w:hint="eastAsia"/>
@@ -2349,7 +2002,6 @@
         </w:rPr>
         <w:t>localhost</w:t>
       </w:r>
-      <w:proofErr w:type="spellEnd"/>
       <w:r>
         <w:rPr>
           <w:color w:val="0000CC"/>
@@ -2394,61 +2046,11 @@
         </w:rPr>
         <w:t>公共库路径：</w:t>
       </w:r>
-      <w:proofErr w:type="spellStart"/>
-      <w:r>
-        <w:rPr>
-          <w:rFonts w:hint="eastAsia"/>
-        </w:rPr>
-        <w:t>testcase</w:t>
-      </w:r>
-      <w:proofErr w:type="spellEnd"/>
-      <w:r>
-        <w:rPr>
-          <w:rFonts w:hint="eastAsia"/>
-        </w:rPr>
-        <w:t>/</w:t>
-      </w:r>
-      <w:proofErr w:type="spellStart"/>
-      <w:r>
-        <w:rPr>
-          <w:rFonts w:hint="eastAsia"/>
-        </w:rPr>
-        <w:t>hlt</w:t>
-      </w:r>
-      <w:proofErr w:type="spellEnd"/>
-      <w:r>
-        <w:rPr>
-          <w:rFonts w:hint="eastAsia"/>
-        </w:rPr>
-        <w:t>/</w:t>
-      </w:r>
-      <w:proofErr w:type="spellStart"/>
-      <w:r>
-        <w:rPr>
-          <w:rFonts w:hint="eastAsia"/>
-        </w:rPr>
-        <w:t>js_testcase</w:t>
-      </w:r>
-      <w:proofErr w:type="spellEnd"/>
-      <w:r>
-        <w:rPr>
-          <w:rFonts w:hint="eastAsia"/>
-        </w:rPr>
-        <w:t>/</w:t>
-      </w:r>
-      <w:proofErr w:type="spellStart"/>
-      <w:r>
-        <w:rPr>
-          <w:rFonts w:hint="eastAsia"/>
-        </w:rPr>
-        <w:t>js</w:t>
-      </w:r>
-      <w:proofErr w:type="spellEnd"/>
-      <w:r>
-        <w:rPr>
-          <w:rFonts w:hint="eastAsia"/>
-        </w:rPr>
-        <w:t>/lib/func.js</w:t>
+      <w:r>
+        <w:rPr>
+          <w:rFonts w:hint="eastAsia"/>
+        </w:rPr>
+        <w:t>testcase/hlt/js_testcase/js/lib/func.js</w:t>
       </w:r>
     </w:p>
     <w:p>
@@ -2458,11 +2060,9 @@
         </w:rPr>
         <w:t>目前公用类：</w:t>
       </w:r>
-      <w:proofErr w:type="spellStart"/>
       <w:r>
         <w:t>RSize</w:t>
       </w:r>
-      <w:proofErr w:type="spellEnd"/>
     </w:p>
     <w:p>
       <w:r>
@@ -2471,55 +2071,45 @@
         </w:rPr>
         <w:t>目前公用方法：</w:t>
       </w:r>
-      <w:proofErr w:type="spellStart"/>
       <w:r>
         <w:t>commIsStandalone</w:t>
       </w:r>
-      <w:proofErr w:type="spellEnd"/>
       <w:r>
         <w:rPr>
           <w:rFonts w:hint="eastAsia"/>
         </w:rPr>
         <w:t>、</w:t>
       </w:r>
-      <w:proofErr w:type="spellStart"/>
       <w:r>
         <w:t>commCreateCS</w:t>
       </w:r>
-      <w:proofErr w:type="spellEnd"/>
       <w:r>
         <w:rPr>
           <w:rFonts w:hint="eastAsia"/>
         </w:rPr>
         <w:t>、</w:t>
       </w:r>
-      <w:proofErr w:type="spellStart"/>
       <w:r>
         <w:t>commCreateCL</w:t>
       </w:r>
-      <w:proofErr w:type="spellEnd"/>
       <w:r>
         <w:rPr>
           <w:rFonts w:hint="eastAsia"/>
         </w:rPr>
         <w:t>、</w:t>
       </w:r>
-      <w:proofErr w:type="spellStart"/>
       <w:r>
         <w:t>commDropCS</w:t>
       </w:r>
-      <w:proofErr w:type="spellEnd"/>
       <w:r>
         <w:rPr>
           <w:rFonts w:hint="eastAsia"/>
         </w:rPr>
         <w:t>、</w:t>
       </w:r>
-      <w:proofErr w:type="spellStart"/>
       <w:r>
         <w:t>commDropCL</w:t>
       </w:r>
-      <w:proofErr w:type="spellEnd"/>
     </w:p>
     <w:p>
       <w:r>
@@ -2700,27 +2290,15 @@
         </w:rPr>
         <w:t>通过其它功能手段，如</w:t>
       </w:r>
-      <w:proofErr w:type="spellStart"/>
-      <w:r>
-        <w:rPr>
-          <w:rFonts w:hint="eastAsia"/>
-          <w:color w:val="0000CC"/>
-          <w:sz w:val="18"/>
-          <w:szCs w:val="18"/>
-          <w:shd w:val="clear" w:color="auto" w:fill="BFBFBF" w:themeFill="background1" w:themeFillShade="BF"/>
-        </w:rPr>
-        <w:t>ReplSize</w:t>
-      </w:r>
-      <w:proofErr w:type="spellEnd"/>
-      <w:r>
-        <w:rPr>
-          <w:rFonts w:hint="eastAsia"/>
-          <w:color w:val="0000CC"/>
-          <w:sz w:val="18"/>
-          <w:szCs w:val="18"/>
-          <w:shd w:val="clear" w:color="auto" w:fill="BFBFBF" w:themeFill="background1" w:themeFillShade="BF"/>
-        </w:rPr>
-        <w:t>=0</w:t>
+      <w:r>
+        <w:rPr>
+          <w:rFonts w:hint="eastAsia"/>
+          <w:color w:val="0000CC"/>
+          <w:sz w:val="18"/>
+          <w:szCs w:val="18"/>
+          <w:shd w:val="clear" w:color="auto" w:fill="BFBFBF" w:themeFill="background1" w:themeFillShade="BF"/>
+        </w:rPr>
+        <w:t>ReplSize=0</w:t>
       </w:r>
       <w:r>
         <w:rPr>
@@ -2858,27 +2436,15 @@
           <w:shd w:val="clear" w:color="auto" w:fill="BFBFBF" w:themeFill="background1" w:themeFillShade="BF"/>
         </w:rPr>
       </w:pPr>
-      <w:proofErr w:type="gramStart"/>
-      <w:r>
-        <w:rPr>
-          <w:rFonts w:hint="eastAsia"/>
-          <w:color w:val="0000CC"/>
-          <w:sz w:val="18"/>
-          <w:szCs w:val="18"/>
-          <w:shd w:val="clear" w:color="auto" w:fill="BFBFBF" w:themeFill="background1" w:themeFillShade="BF"/>
-        </w:rPr>
-        <w:t>function</w:t>
-      </w:r>
-      <w:proofErr w:type="gramEnd"/>
-      <w:r>
-        <w:rPr>
-          <w:rFonts w:hint="eastAsia"/>
-          <w:color w:val="0000CC"/>
-          <w:sz w:val="18"/>
-          <w:szCs w:val="18"/>
-          <w:shd w:val="clear" w:color="auto" w:fill="BFBFBF" w:themeFill="background1" w:themeFillShade="BF"/>
-        </w:rPr>
-        <w:t xml:space="preserve"> test( db )</w:t>
+      <w:r>
+        <w:rPr>
+          <w:rFonts w:hint="eastAsia"/>
+          <w:color w:val="0000CC"/>
+          <w:sz w:val="18"/>
+          <w:szCs w:val="18"/>
+          <w:shd w:val="clear" w:color="auto" w:fill="BFBFBF" w:themeFill="background1" w:themeFillShade="BF"/>
+        </w:rPr>
+        <w:t>function test( db )</w:t>
       </w:r>
     </w:p>
     <w:p>
@@ -2918,41 +2484,7 @@
           <w:szCs w:val="18"/>
           <w:shd w:val="clear" w:color="auto" w:fill="BFBFBF" w:themeFill="background1" w:themeFillShade="BF"/>
         </w:rPr>
-        <w:t xml:space="preserve">   </w:t>
-      </w:r>
-      <w:proofErr w:type="spellStart"/>
-      <w:proofErr w:type="gramStart"/>
-      <w:r>
-        <w:rPr>
-          <w:rFonts w:hint="eastAsia"/>
-          <w:color w:val="0000CC"/>
-          <w:sz w:val="18"/>
-          <w:szCs w:val="18"/>
-          <w:shd w:val="clear" w:color="auto" w:fill="BFBFBF" w:themeFill="background1" w:themeFillShade="BF"/>
-        </w:rPr>
-        <w:t>db.listReplicas</w:t>
-      </w:r>
-      <w:proofErr w:type="spellEnd"/>
-      <w:r>
-        <w:rPr>
-          <w:rFonts w:hint="eastAsia"/>
-          <w:color w:val="0000CC"/>
-          <w:sz w:val="18"/>
-          <w:szCs w:val="18"/>
-          <w:shd w:val="clear" w:color="auto" w:fill="BFBFBF" w:themeFill="background1" w:themeFillShade="BF"/>
-        </w:rPr>
-        <w:t>(</w:t>
-      </w:r>
-      <w:proofErr w:type="gramEnd"/>
-      <w:r>
-        <w:rPr>
-          <w:rFonts w:hint="eastAsia"/>
-          <w:color w:val="0000CC"/>
-          <w:sz w:val="18"/>
-          <w:szCs w:val="18"/>
-          <w:shd w:val="clear" w:color="auto" w:fill="BFBFBF" w:themeFill="background1" w:themeFillShade="BF"/>
-        </w:rPr>
-        <w:t>) ;</w:t>
+        <w:t xml:space="preserve">   db.listReplicas() ;</w:t>
       </w:r>
     </w:p>
     <w:p>
@@ -3065,49 +2597,15 @@
           <w:shd w:val="clear" w:color="auto" w:fill="BFBFBF" w:themeFill="background1" w:themeFillShade="BF"/>
         </w:rPr>
       </w:pPr>
-      <w:proofErr w:type="gramStart"/>
-      <w:r>
-        <w:rPr>
-          <w:rFonts w:hint="eastAsia"/>
-          <w:color w:val="0000CC"/>
-          <w:sz w:val="18"/>
-          <w:szCs w:val="18"/>
-          <w:shd w:val="clear" w:color="auto" w:fill="BFBFBF" w:themeFill="background1" w:themeFillShade="BF"/>
-        </w:rPr>
-        <w:t>function</w:t>
-      </w:r>
-      <w:proofErr w:type="gramEnd"/>
-      <w:r>
-        <w:rPr>
-          <w:rFonts w:hint="eastAsia"/>
-          <w:color w:val="0000CC"/>
-          <w:sz w:val="18"/>
-          <w:szCs w:val="18"/>
-          <w:shd w:val="clear" w:color="auto" w:fill="BFBFBF" w:themeFill="background1" w:themeFillShade="BF"/>
-        </w:rPr>
-        <w:t xml:space="preserve"> connect( host, </w:t>
-      </w:r>
-      <w:proofErr w:type="spellStart"/>
-      <w:r>
-        <w:rPr>
-          <w:rFonts w:hint="eastAsia"/>
-          <w:color w:val="0000CC"/>
-          <w:sz w:val="18"/>
-          <w:szCs w:val="18"/>
-          <w:shd w:val="clear" w:color="auto" w:fill="BFBFBF" w:themeFill="background1" w:themeFillShade="BF"/>
-        </w:rPr>
-        <w:t>svcname</w:t>
-      </w:r>
-      <w:proofErr w:type="spellEnd"/>
-      <w:r>
-        <w:rPr>
-          <w:rFonts w:hint="eastAsia"/>
-          <w:color w:val="0000CC"/>
-          <w:sz w:val="18"/>
-          <w:szCs w:val="18"/>
-          <w:shd w:val="clear" w:color="auto" w:fill="BFBFBF" w:themeFill="background1" w:themeFillShade="BF"/>
-        </w:rPr>
-        <w:t xml:space="preserve"> )</w:t>
+      <w:r>
+        <w:rPr>
+          <w:rFonts w:hint="eastAsia"/>
+          <w:color w:val="0000CC"/>
+          <w:sz w:val="18"/>
+          <w:szCs w:val="18"/>
+          <w:shd w:val="clear" w:color="auto" w:fill="BFBFBF" w:themeFill="background1" w:themeFillShade="BF"/>
+        </w:rPr>
+        <w:t>function connect( host, svcname )</w:t>
       </w:r>
     </w:p>
     <w:p>
@@ -3148,91 +2646,330 @@
           <w:szCs w:val="18"/>
           <w:shd w:val="clear" w:color="auto" w:fill="BFBFBF" w:themeFill="background1" w:themeFillShade="BF"/>
         </w:rPr>
+        <w:t xml:space="preserve">   if ( host == undefined )</w:t>
+      </w:r>
+    </w:p>
+    <w:p>
+      <w:pPr>
+        <w:rPr>
+          <w:color w:val="0000CC"/>
+          <w:sz w:val="18"/>
+          <w:szCs w:val="18"/>
+          <w:shd w:val="clear" w:color="auto" w:fill="BFBFBF" w:themeFill="background1" w:themeFillShade="BF"/>
+        </w:rPr>
+      </w:pPr>
+      <w:r>
+        <w:rPr>
+          <w:rFonts w:hint="eastAsia"/>
+          <w:color w:val="0000CC"/>
+          <w:sz w:val="18"/>
+          <w:szCs w:val="18"/>
+          <w:shd w:val="clear" w:color="auto" w:fill="BFBFBF" w:themeFill="background1" w:themeFillShade="BF"/>
+        </w:rPr>
+        <w:t xml:space="preserve">   {</w:t>
+      </w:r>
+    </w:p>
+    <w:p>
+      <w:pPr>
+        <w:rPr>
+          <w:color w:val="0000CC"/>
+          <w:sz w:val="18"/>
+          <w:szCs w:val="18"/>
+          <w:shd w:val="clear" w:color="auto" w:fill="BFBFBF" w:themeFill="background1" w:themeFillShade="BF"/>
+        </w:rPr>
+      </w:pPr>
+      <w:r>
+        <w:rPr>
+          <w:rFonts w:hint="eastAsia"/>
+          <w:color w:val="0000CC"/>
+          <w:sz w:val="18"/>
+          <w:szCs w:val="18"/>
+          <w:shd w:val="clear" w:color="auto" w:fill="BFBFBF" w:themeFill="background1" w:themeFillShade="BF"/>
+        </w:rPr>
+        <w:t xml:space="preserve">      host = </w:t>
+      </w:r>
+      <w:r>
+        <w:rPr>
+          <w:color w:val="0000CC"/>
+          <w:sz w:val="18"/>
+          <w:szCs w:val="18"/>
+          <w:shd w:val="clear" w:color="auto" w:fill="BFBFBF" w:themeFill="background1" w:themeFillShade="BF"/>
+        </w:rPr>
+        <w:t>“</w:t>
+      </w:r>
+      <w:r>
+        <w:rPr>
+          <w:rFonts w:hint="eastAsia"/>
+          <w:color w:val="0000CC"/>
+          <w:sz w:val="18"/>
+          <w:szCs w:val="18"/>
+          <w:shd w:val="clear" w:color="auto" w:fill="BFBFBF" w:themeFill="background1" w:themeFillShade="BF"/>
+        </w:rPr>
+        <w:t>local</w:t>
+      </w:r>
+      <w:r>
+        <w:rPr>
+          <w:color w:val="0000CC"/>
+          <w:sz w:val="18"/>
+          <w:szCs w:val="18"/>
+          <w:shd w:val="clear" w:color="auto" w:fill="BFBFBF" w:themeFill="background1" w:themeFillShade="BF"/>
+        </w:rPr>
+        <w:t>”</w:t>
+      </w:r>
+      <w:r>
+        <w:rPr>
+          <w:rFonts w:hint="eastAsia"/>
+          <w:color w:val="0000CC"/>
+          <w:sz w:val="18"/>
+          <w:szCs w:val="18"/>
+          <w:shd w:val="clear" w:color="auto" w:fill="BFBFBF" w:themeFill="background1" w:themeFillShade="BF"/>
+        </w:rPr>
+        <w:t xml:space="preserve"> ;</w:t>
+      </w:r>
+    </w:p>
+    <w:p>
+      <w:pPr>
+        <w:rPr>
+          <w:color w:val="0000CC"/>
+          <w:sz w:val="18"/>
+          <w:szCs w:val="18"/>
+          <w:shd w:val="clear" w:color="auto" w:fill="BFBFBF" w:themeFill="background1" w:themeFillShade="BF"/>
+        </w:rPr>
+      </w:pPr>
+      <w:r>
+        <w:rPr>
+          <w:rFonts w:hint="eastAsia"/>
+          <w:color w:val="0000CC"/>
+          <w:sz w:val="18"/>
+          <w:szCs w:val="18"/>
+          <w:shd w:val="clear" w:color="auto" w:fill="BFBFBF" w:themeFill="background1" w:themeFillShade="BF"/>
+        </w:rPr>
+        <w:t xml:space="preserve">   }</w:t>
+      </w:r>
+    </w:p>
+    <w:p>
+      <w:pPr>
+        <w:rPr>
+          <w:color w:val="0000CC"/>
+          <w:sz w:val="18"/>
+          <w:szCs w:val="18"/>
+          <w:shd w:val="clear" w:color="auto" w:fill="BFBFBF" w:themeFill="background1" w:themeFillShade="BF"/>
+        </w:rPr>
+      </w:pPr>
+      <w:r>
+        <w:rPr>
+          <w:rFonts w:hint="eastAsia"/>
+          <w:color w:val="0000CC"/>
+          <w:sz w:val="18"/>
+          <w:szCs w:val="18"/>
+          <w:shd w:val="clear" w:color="auto" w:fill="BFBFBF" w:themeFill="background1" w:themeFillShade="BF"/>
+        </w:rPr>
+        <w:t xml:space="preserve">   if ( svcname == undefined )</w:t>
+      </w:r>
+    </w:p>
+    <w:p>
+      <w:pPr>
+        <w:rPr>
+          <w:color w:val="0000CC"/>
+          <w:sz w:val="18"/>
+          <w:szCs w:val="18"/>
+          <w:shd w:val="clear" w:color="auto" w:fill="BFBFBF" w:themeFill="background1" w:themeFillShade="BF"/>
+        </w:rPr>
+      </w:pPr>
+      <w:r>
+        <w:rPr>
+          <w:rFonts w:hint="eastAsia"/>
+          <w:color w:val="0000CC"/>
+          <w:sz w:val="18"/>
+          <w:szCs w:val="18"/>
+          <w:shd w:val="clear" w:color="auto" w:fill="BFBFBF" w:themeFill="background1" w:themeFillShade="BF"/>
+        </w:rPr>
+        <w:t xml:space="preserve">   {</w:t>
+      </w:r>
+    </w:p>
+    <w:p>
+      <w:pPr>
+        <w:rPr>
+          <w:color w:val="0000CC"/>
+          <w:sz w:val="18"/>
+          <w:szCs w:val="18"/>
+          <w:shd w:val="clear" w:color="auto" w:fill="BFBFBF" w:themeFill="background1" w:themeFillShade="BF"/>
+        </w:rPr>
+      </w:pPr>
+      <w:r>
+        <w:rPr>
+          <w:rFonts w:hint="eastAsia"/>
+          <w:color w:val="0000CC"/>
+          <w:sz w:val="18"/>
+          <w:szCs w:val="18"/>
+          <w:shd w:val="clear" w:color="auto" w:fill="BFBFBF" w:themeFill="background1" w:themeFillShade="BF"/>
+        </w:rPr>
+        <w:t xml:space="preserve">      svcname = </w:t>
+      </w:r>
+      <w:r>
+        <w:rPr>
+          <w:color w:val="0000CC"/>
+          <w:sz w:val="18"/>
+          <w:szCs w:val="18"/>
+          <w:shd w:val="clear" w:color="auto" w:fill="BFBFBF" w:themeFill="background1" w:themeFillShade="BF"/>
+        </w:rPr>
+        <w:t>“</w:t>
+      </w:r>
+      <w:r>
+        <w:rPr>
+          <w:rFonts w:hint="eastAsia"/>
+          <w:color w:val="0000CC"/>
+          <w:sz w:val="18"/>
+          <w:szCs w:val="18"/>
+          <w:shd w:val="clear" w:color="auto" w:fill="BFBFBF" w:themeFill="background1" w:themeFillShade="BF"/>
+        </w:rPr>
+        <w:t>11810</w:t>
+      </w:r>
+      <w:r>
+        <w:rPr>
+          <w:color w:val="0000CC"/>
+          <w:sz w:val="18"/>
+          <w:szCs w:val="18"/>
+          <w:shd w:val="clear" w:color="auto" w:fill="BFBFBF" w:themeFill="background1" w:themeFillShade="BF"/>
+        </w:rPr>
+        <w:t>”</w:t>
+      </w:r>
+      <w:r>
+        <w:rPr>
+          <w:rFonts w:hint="eastAsia"/>
+          <w:color w:val="0000CC"/>
+          <w:sz w:val="18"/>
+          <w:szCs w:val="18"/>
+          <w:shd w:val="clear" w:color="auto" w:fill="BFBFBF" w:themeFill="background1" w:themeFillShade="BF"/>
+        </w:rPr>
+        <w:t xml:space="preserve"> ;</w:t>
+      </w:r>
+    </w:p>
+    <w:p>
+      <w:pPr>
+        <w:rPr>
+          <w:color w:val="0000CC"/>
+          <w:sz w:val="18"/>
+          <w:szCs w:val="18"/>
+          <w:shd w:val="clear" w:color="auto" w:fill="BFBFBF" w:themeFill="background1" w:themeFillShade="BF"/>
+        </w:rPr>
+      </w:pPr>
+      <w:r>
+        <w:rPr>
+          <w:rFonts w:hint="eastAsia"/>
+          <w:color w:val="0000CC"/>
+          <w:sz w:val="18"/>
+          <w:szCs w:val="18"/>
+          <w:shd w:val="clear" w:color="auto" w:fill="BFBFBF" w:themeFill="background1" w:themeFillShade="BF"/>
+        </w:rPr>
+        <w:t>}</w:t>
+      </w:r>
+    </w:p>
+    <w:p>
+      <w:pPr>
+        <w:rPr>
+          <w:color w:val="0000CC"/>
+          <w:sz w:val="18"/>
+          <w:szCs w:val="18"/>
+          <w:shd w:val="clear" w:color="auto" w:fill="BFBFBF" w:themeFill="background1" w:themeFillShade="BF"/>
+        </w:rPr>
+      </w:pPr>
+      <w:r>
+        <w:rPr>
+          <w:rFonts w:hint="eastAsia"/>
+          <w:color w:val="0000CC"/>
+          <w:sz w:val="18"/>
+          <w:szCs w:val="18"/>
+          <w:shd w:val="clear" w:color="auto" w:fill="BFBFBF" w:themeFill="background1" w:themeFillShade="BF"/>
+        </w:rPr>
+        <w:t>}</w:t>
+      </w:r>
+    </w:p>
+    <w:p>
+      <w:r>
+        <w:rPr>
+          <w:rFonts w:hint="eastAsia"/>
+        </w:rPr>
+        <w:t>或：</w:t>
+      </w:r>
+    </w:p>
+    <w:p>
+      <w:pPr>
+        <w:rPr>
+          <w:color w:val="0000CC"/>
+          <w:sz w:val="18"/>
+          <w:szCs w:val="18"/>
+          <w:shd w:val="clear" w:color="auto" w:fill="BFBFBF" w:themeFill="background1" w:themeFillShade="BF"/>
+        </w:rPr>
+      </w:pPr>
+      <w:r>
+        <w:rPr>
+          <w:rFonts w:hint="eastAsia"/>
+          <w:color w:val="0000CC"/>
+          <w:sz w:val="18"/>
+          <w:szCs w:val="18"/>
+          <w:shd w:val="clear" w:color="auto" w:fill="BFBFBF" w:themeFill="background1" w:themeFillShade="BF"/>
+        </w:rPr>
+        <w:t>function connect( host, svcname )</w:t>
+      </w:r>
+    </w:p>
+    <w:p>
+      <w:pPr>
+        <w:rPr>
+          <w:color w:val="0000CC"/>
+          <w:sz w:val="18"/>
+          <w:szCs w:val="18"/>
+          <w:shd w:val="clear" w:color="auto" w:fill="BFBFBF" w:themeFill="background1" w:themeFillShade="BF"/>
+        </w:rPr>
+      </w:pPr>
+      <w:r>
+        <w:rPr>
+          <w:rFonts w:hint="eastAsia"/>
+          <w:color w:val="0000CC"/>
+          <w:sz w:val="18"/>
+          <w:szCs w:val="18"/>
+          <w:shd w:val="clear" w:color="auto" w:fill="BFBFBF" w:themeFill="background1" w:themeFillShade="BF"/>
+        </w:rPr>
+        <w:t>{</w:t>
+      </w:r>
+    </w:p>
+    <w:p>
+      <w:pPr>
+        <w:rPr>
+          <w:color w:val="0000CC"/>
+          <w:sz w:val="18"/>
+          <w:szCs w:val="18"/>
+          <w:shd w:val="clear" w:color="auto" w:fill="BFBFBF" w:themeFill="background1" w:themeFillShade="BF"/>
+        </w:rPr>
+      </w:pPr>
+      <w:r>
+        <w:rPr>
+          <w:rFonts w:hint="eastAsia"/>
+          <w:color w:val="0000CC"/>
+          <w:sz w:val="18"/>
+          <w:szCs w:val="18"/>
+          <w:shd w:val="clear" w:color="auto" w:fill="BFBFBF" w:themeFill="background1" w:themeFillShade="BF"/>
+        </w:rPr>
         <w:t xml:space="preserve">   </w:t>
       </w:r>
-      <w:proofErr w:type="gramStart"/>
-      <w:r>
-        <w:rPr>
-          <w:rFonts w:hint="eastAsia"/>
-          <w:color w:val="0000CC"/>
-          <w:sz w:val="18"/>
-          <w:szCs w:val="18"/>
-          <w:shd w:val="clear" w:color="auto" w:fill="BFBFBF" w:themeFill="background1" w:themeFillShade="BF"/>
-        </w:rPr>
-        <w:t>if</w:t>
-      </w:r>
-      <w:proofErr w:type="gramEnd"/>
-      <w:r>
-        <w:rPr>
-          <w:rFonts w:hint="eastAsia"/>
-          <w:color w:val="0000CC"/>
-          <w:sz w:val="18"/>
-          <w:szCs w:val="18"/>
-          <w:shd w:val="clear" w:color="auto" w:fill="BFBFBF" w:themeFill="background1" w:themeFillShade="BF"/>
-        </w:rPr>
-        <w:t xml:space="preserve"> ( host == undefined )</w:t>
-      </w:r>
-    </w:p>
-    <w:p>
-      <w:pPr>
-        <w:rPr>
-          <w:color w:val="0000CC"/>
-          <w:sz w:val="18"/>
-          <w:szCs w:val="18"/>
-          <w:shd w:val="clear" w:color="auto" w:fill="BFBFBF" w:themeFill="background1" w:themeFillShade="BF"/>
-        </w:rPr>
-      </w:pPr>
-      <w:r>
-        <w:rPr>
-          <w:rFonts w:hint="eastAsia"/>
-          <w:color w:val="0000CC"/>
-          <w:sz w:val="18"/>
-          <w:szCs w:val="18"/>
-          <w:shd w:val="clear" w:color="auto" w:fill="BFBFBF" w:themeFill="background1" w:themeFillShade="BF"/>
-        </w:rPr>
-        <w:t xml:space="preserve">   {</w:t>
-      </w:r>
-    </w:p>
-    <w:p>
-      <w:pPr>
-        <w:rPr>
-          <w:color w:val="0000CC"/>
-          <w:sz w:val="18"/>
-          <w:szCs w:val="18"/>
-          <w:shd w:val="clear" w:color="auto" w:fill="BFBFBF" w:themeFill="background1" w:themeFillShade="BF"/>
-        </w:rPr>
-      </w:pPr>
-      <w:r>
-        <w:rPr>
-          <w:rFonts w:hint="eastAsia"/>
-          <w:color w:val="0000CC"/>
-          <w:sz w:val="18"/>
-          <w:szCs w:val="18"/>
-          <w:shd w:val="clear" w:color="auto" w:fill="BFBFBF" w:themeFill="background1" w:themeFillShade="BF"/>
-        </w:rPr>
-        <w:t xml:space="preserve">      </w:t>
-      </w:r>
-      <w:proofErr w:type="gramStart"/>
-      <w:r>
-        <w:rPr>
-          <w:rFonts w:hint="eastAsia"/>
-          <w:color w:val="0000CC"/>
-          <w:sz w:val="18"/>
-          <w:szCs w:val="18"/>
-          <w:shd w:val="clear" w:color="auto" w:fill="BFBFBF" w:themeFill="background1" w:themeFillShade="BF"/>
-        </w:rPr>
-        <w:t>host</w:t>
-      </w:r>
-      <w:proofErr w:type="gramEnd"/>
-      <w:r>
-        <w:rPr>
-          <w:rFonts w:hint="eastAsia"/>
-          <w:color w:val="0000CC"/>
-          <w:sz w:val="18"/>
-          <w:szCs w:val="18"/>
-          <w:shd w:val="clear" w:color="auto" w:fill="BFBFBF" w:themeFill="background1" w:themeFillShade="BF"/>
-        </w:rPr>
-        <w:t xml:space="preserve"> = </w:t>
+      <w:r>
+        <w:rPr>
+          <w:color w:val="0000CC"/>
+          <w:sz w:val="18"/>
+          <w:szCs w:val="18"/>
+          <w:shd w:val="clear" w:color="auto" w:fill="BFBFBF" w:themeFill="background1" w:themeFillShade="BF"/>
+        </w:rPr>
+        <w:t xml:space="preserve">host </w:t>
+      </w:r>
+      <w:r>
+        <w:rPr>
+          <w:rFonts w:hint="eastAsia"/>
+          <w:color w:val="0000CC"/>
+          <w:sz w:val="18"/>
+          <w:szCs w:val="18"/>
+          <w:shd w:val="clear" w:color="auto" w:fill="BFBFBF" w:themeFill="background1" w:themeFillShade="BF"/>
+        </w:rPr>
+        <w:t xml:space="preserve">= arguments[0] ? arguments[0] : </w:t>
       </w:r>
       <w:r>
         <w:rPr>
@@ -3290,471 +3027,7 @@
           <w:szCs w:val="18"/>
           <w:shd w:val="clear" w:color="auto" w:fill="BFBFBF" w:themeFill="background1" w:themeFillShade="BF"/>
         </w:rPr>
-        <w:t xml:space="preserve">   }</w:t>
-      </w:r>
-    </w:p>
-    <w:p>
-      <w:pPr>
-        <w:rPr>
-          <w:color w:val="0000CC"/>
-          <w:sz w:val="18"/>
-          <w:szCs w:val="18"/>
-          <w:shd w:val="clear" w:color="auto" w:fill="BFBFBF" w:themeFill="background1" w:themeFillShade="BF"/>
-        </w:rPr>
-      </w:pPr>
-      <w:r>
-        <w:rPr>
-          <w:rFonts w:hint="eastAsia"/>
-          <w:color w:val="0000CC"/>
-          <w:sz w:val="18"/>
-          <w:szCs w:val="18"/>
-          <w:shd w:val="clear" w:color="auto" w:fill="BFBFBF" w:themeFill="background1" w:themeFillShade="BF"/>
-        </w:rPr>
-        <w:t xml:space="preserve">   </w:t>
-      </w:r>
-      <w:proofErr w:type="gramStart"/>
-      <w:r>
-        <w:rPr>
-          <w:rFonts w:hint="eastAsia"/>
-          <w:color w:val="0000CC"/>
-          <w:sz w:val="18"/>
-          <w:szCs w:val="18"/>
-          <w:shd w:val="clear" w:color="auto" w:fill="BFBFBF" w:themeFill="background1" w:themeFillShade="BF"/>
-        </w:rPr>
-        <w:t>if</w:t>
-      </w:r>
-      <w:proofErr w:type="gramEnd"/>
-      <w:r>
-        <w:rPr>
-          <w:rFonts w:hint="eastAsia"/>
-          <w:color w:val="0000CC"/>
-          <w:sz w:val="18"/>
-          <w:szCs w:val="18"/>
-          <w:shd w:val="clear" w:color="auto" w:fill="BFBFBF" w:themeFill="background1" w:themeFillShade="BF"/>
-        </w:rPr>
-        <w:t xml:space="preserve"> ( </w:t>
-      </w:r>
-      <w:proofErr w:type="spellStart"/>
-      <w:r>
-        <w:rPr>
-          <w:rFonts w:hint="eastAsia"/>
-          <w:color w:val="0000CC"/>
-          <w:sz w:val="18"/>
-          <w:szCs w:val="18"/>
-          <w:shd w:val="clear" w:color="auto" w:fill="BFBFBF" w:themeFill="background1" w:themeFillShade="BF"/>
-        </w:rPr>
-        <w:t>svcname</w:t>
-      </w:r>
-      <w:proofErr w:type="spellEnd"/>
-      <w:r>
-        <w:rPr>
-          <w:rFonts w:hint="eastAsia"/>
-          <w:color w:val="0000CC"/>
-          <w:sz w:val="18"/>
-          <w:szCs w:val="18"/>
-          <w:shd w:val="clear" w:color="auto" w:fill="BFBFBF" w:themeFill="background1" w:themeFillShade="BF"/>
-        </w:rPr>
-        <w:t xml:space="preserve"> == undefined )</w:t>
-      </w:r>
-    </w:p>
-    <w:p>
-      <w:pPr>
-        <w:rPr>
-          <w:color w:val="0000CC"/>
-          <w:sz w:val="18"/>
-          <w:szCs w:val="18"/>
-          <w:shd w:val="clear" w:color="auto" w:fill="BFBFBF" w:themeFill="background1" w:themeFillShade="BF"/>
-        </w:rPr>
-      </w:pPr>
-      <w:r>
-        <w:rPr>
-          <w:rFonts w:hint="eastAsia"/>
-          <w:color w:val="0000CC"/>
-          <w:sz w:val="18"/>
-          <w:szCs w:val="18"/>
-          <w:shd w:val="clear" w:color="auto" w:fill="BFBFBF" w:themeFill="background1" w:themeFillShade="BF"/>
-        </w:rPr>
-        <w:t xml:space="preserve">   {</w:t>
-      </w:r>
-    </w:p>
-    <w:p>
-      <w:pPr>
-        <w:rPr>
-          <w:color w:val="0000CC"/>
-          <w:sz w:val="18"/>
-          <w:szCs w:val="18"/>
-          <w:shd w:val="clear" w:color="auto" w:fill="BFBFBF" w:themeFill="background1" w:themeFillShade="BF"/>
-        </w:rPr>
-      </w:pPr>
-      <w:r>
-        <w:rPr>
-          <w:rFonts w:hint="eastAsia"/>
-          <w:color w:val="0000CC"/>
-          <w:sz w:val="18"/>
-          <w:szCs w:val="18"/>
-          <w:shd w:val="clear" w:color="auto" w:fill="BFBFBF" w:themeFill="background1" w:themeFillShade="BF"/>
-        </w:rPr>
-        <w:t xml:space="preserve">      </w:t>
-      </w:r>
-      <w:proofErr w:type="spellStart"/>
-      <w:proofErr w:type="gramStart"/>
-      <w:r>
-        <w:rPr>
-          <w:rFonts w:hint="eastAsia"/>
-          <w:color w:val="0000CC"/>
-          <w:sz w:val="18"/>
-          <w:szCs w:val="18"/>
-          <w:shd w:val="clear" w:color="auto" w:fill="BFBFBF" w:themeFill="background1" w:themeFillShade="BF"/>
-        </w:rPr>
-        <w:t>svcname</w:t>
-      </w:r>
-      <w:proofErr w:type="spellEnd"/>
-      <w:proofErr w:type="gramEnd"/>
-      <w:r>
-        <w:rPr>
-          <w:rFonts w:hint="eastAsia"/>
-          <w:color w:val="0000CC"/>
-          <w:sz w:val="18"/>
-          <w:szCs w:val="18"/>
-          <w:shd w:val="clear" w:color="auto" w:fill="BFBFBF" w:themeFill="background1" w:themeFillShade="BF"/>
-        </w:rPr>
-        <w:t xml:space="preserve"> = </w:t>
-      </w:r>
-      <w:r>
-        <w:rPr>
-          <w:color w:val="0000CC"/>
-          <w:sz w:val="18"/>
-          <w:szCs w:val="18"/>
-          <w:shd w:val="clear" w:color="auto" w:fill="BFBFBF" w:themeFill="background1" w:themeFillShade="BF"/>
-        </w:rPr>
-        <w:t>“</w:t>
-      </w:r>
-      <w:r>
-        <w:rPr>
-          <w:rFonts w:hint="eastAsia"/>
-          <w:color w:val="0000CC"/>
-          <w:sz w:val="18"/>
-          <w:szCs w:val="18"/>
-          <w:shd w:val="clear" w:color="auto" w:fill="BFBFBF" w:themeFill="background1" w:themeFillShade="BF"/>
-        </w:rPr>
-        <w:t>11810</w:t>
-      </w:r>
-      <w:r>
-        <w:rPr>
-          <w:color w:val="0000CC"/>
-          <w:sz w:val="18"/>
-          <w:szCs w:val="18"/>
-          <w:shd w:val="clear" w:color="auto" w:fill="BFBFBF" w:themeFill="background1" w:themeFillShade="BF"/>
-        </w:rPr>
-        <w:t>”</w:t>
-      </w:r>
-      <w:r>
-        <w:rPr>
-          <w:rFonts w:hint="eastAsia"/>
-          <w:color w:val="0000CC"/>
-          <w:sz w:val="18"/>
-          <w:szCs w:val="18"/>
-          <w:shd w:val="clear" w:color="auto" w:fill="BFBFBF" w:themeFill="background1" w:themeFillShade="BF"/>
-        </w:rPr>
-        <w:t xml:space="preserve"> ;</w:t>
-      </w:r>
-    </w:p>
-    <w:p>
-      <w:pPr>
-        <w:rPr>
-          <w:color w:val="0000CC"/>
-          <w:sz w:val="18"/>
-          <w:szCs w:val="18"/>
-          <w:shd w:val="clear" w:color="auto" w:fill="BFBFBF" w:themeFill="background1" w:themeFillShade="BF"/>
-        </w:rPr>
-      </w:pPr>
-      <w:r>
-        <w:rPr>
-          <w:rFonts w:hint="eastAsia"/>
-          <w:color w:val="0000CC"/>
-          <w:sz w:val="18"/>
-          <w:szCs w:val="18"/>
-          <w:shd w:val="clear" w:color="auto" w:fill="BFBFBF" w:themeFill="background1" w:themeFillShade="BF"/>
-        </w:rPr>
-        <w:t>}</w:t>
-      </w:r>
-    </w:p>
-    <w:p>
-      <w:pPr>
-        <w:rPr>
-          <w:color w:val="0000CC"/>
-          <w:sz w:val="18"/>
-          <w:szCs w:val="18"/>
-          <w:shd w:val="clear" w:color="auto" w:fill="BFBFBF" w:themeFill="background1" w:themeFillShade="BF"/>
-        </w:rPr>
-      </w:pPr>
-      <w:r>
-        <w:rPr>
-          <w:rFonts w:hint="eastAsia"/>
-          <w:color w:val="0000CC"/>
-          <w:sz w:val="18"/>
-          <w:szCs w:val="18"/>
-          <w:shd w:val="clear" w:color="auto" w:fill="BFBFBF" w:themeFill="background1" w:themeFillShade="BF"/>
-        </w:rPr>
-        <w:t>}</w:t>
-      </w:r>
-    </w:p>
-    <w:p>
-      <w:r>
-        <w:rPr>
-          <w:rFonts w:hint="eastAsia"/>
-        </w:rPr>
-        <w:t>或：</w:t>
-      </w:r>
-    </w:p>
-    <w:p>
-      <w:pPr>
-        <w:rPr>
-          <w:color w:val="0000CC"/>
-          <w:sz w:val="18"/>
-          <w:szCs w:val="18"/>
-          <w:shd w:val="clear" w:color="auto" w:fill="BFBFBF" w:themeFill="background1" w:themeFillShade="BF"/>
-        </w:rPr>
-      </w:pPr>
-      <w:proofErr w:type="gramStart"/>
-      <w:r>
-        <w:rPr>
-          <w:rFonts w:hint="eastAsia"/>
-          <w:color w:val="0000CC"/>
-          <w:sz w:val="18"/>
-          <w:szCs w:val="18"/>
-          <w:shd w:val="clear" w:color="auto" w:fill="BFBFBF" w:themeFill="background1" w:themeFillShade="BF"/>
-        </w:rPr>
-        <w:t>function</w:t>
-      </w:r>
-      <w:proofErr w:type="gramEnd"/>
-      <w:r>
-        <w:rPr>
-          <w:rFonts w:hint="eastAsia"/>
-          <w:color w:val="0000CC"/>
-          <w:sz w:val="18"/>
-          <w:szCs w:val="18"/>
-          <w:shd w:val="clear" w:color="auto" w:fill="BFBFBF" w:themeFill="background1" w:themeFillShade="BF"/>
-        </w:rPr>
-        <w:t xml:space="preserve"> connect( host, </w:t>
-      </w:r>
-      <w:proofErr w:type="spellStart"/>
-      <w:r>
-        <w:rPr>
-          <w:rFonts w:hint="eastAsia"/>
-          <w:color w:val="0000CC"/>
-          <w:sz w:val="18"/>
-          <w:szCs w:val="18"/>
-          <w:shd w:val="clear" w:color="auto" w:fill="BFBFBF" w:themeFill="background1" w:themeFillShade="BF"/>
-        </w:rPr>
-        <w:t>svcname</w:t>
-      </w:r>
-      <w:proofErr w:type="spellEnd"/>
-      <w:r>
-        <w:rPr>
-          <w:rFonts w:hint="eastAsia"/>
-          <w:color w:val="0000CC"/>
-          <w:sz w:val="18"/>
-          <w:szCs w:val="18"/>
-          <w:shd w:val="clear" w:color="auto" w:fill="BFBFBF" w:themeFill="background1" w:themeFillShade="BF"/>
-        </w:rPr>
-        <w:t xml:space="preserve"> )</w:t>
-      </w:r>
-    </w:p>
-    <w:p>
-      <w:pPr>
-        <w:rPr>
-          <w:color w:val="0000CC"/>
-          <w:sz w:val="18"/>
-          <w:szCs w:val="18"/>
-          <w:shd w:val="clear" w:color="auto" w:fill="BFBFBF" w:themeFill="background1" w:themeFillShade="BF"/>
-        </w:rPr>
-      </w:pPr>
-      <w:r>
-        <w:rPr>
-          <w:rFonts w:hint="eastAsia"/>
-          <w:color w:val="0000CC"/>
-          <w:sz w:val="18"/>
-          <w:szCs w:val="18"/>
-          <w:shd w:val="clear" w:color="auto" w:fill="BFBFBF" w:themeFill="background1" w:themeFillShade="BF"/>
-        </w:rPr>
-        <w:t>{</w:t>
-      </w:r>
-    </w:p>
-    <w:p>
-      <w:pPr>
-        <w:rPr>
-          <w:color w:val="0000CC"/>
-          <w:sz w:val="18"/>
-          <w:szCs w:val="18"/>
-          <w:shd w:val="clear" w:color="auto" w:fill="BFBFBF" w:themeFill="background1" w:themeFillShade="BF"/>
-        </w:rPr>
-      </w:pPr>
-      <w:r>
-        <w:rPr>
-          <w:rFonts w:hint="eastAsia"/>
-          <w:color w:val="0000CC"/>
-          <w:sz w:val="18"/>
-          <w:szCs w:val="18"/>
-          <w:shd w:val="clear" w:color="auto" w:fill="BFBFBF" w:themeFill="background1" w:themeFillShade="BF"/>
-        </w:rPr>
-        <w:t xml:space="preserve">   </w:t>
-      </w:r>
-      <w:proofErr w:type="gramStart"/>
-      <w:r>
-        <w:rPr>
-          <w:color w:val="0000CC"/>
-          <w:sz w:val="18"/>
-          <w:szCs w:val="18"/>
-          <w:shd w:val="clear" w:color="auto" w:fill="BFBFBF" w:themeFill="background1" w:themeFillShade="BF"/>
-        </w:rPr>
-        <w:t>host</w:t>
-      </w:r>
-      <w:proofErr w:type="gramEnd"/>
-      <w:r>
-        <w:rPr>
-          <w:color w:val="0000CC"/>
-          <w:sz w:val="18"/>
-          <w:szCs w:val="18"/>
-          <w:shd w:val="clear" w:color="auto" w:fill="BFBFBF" w:themeFill="background1" w:themeFillShade="BF"/>
-        </w:rPr>
-        <w:t xml:space="preserve"> </w:t>
-      </w:r>
-      <w:r>
-        <w:rPr>
-          <w:rFonts w:hint="eastAsia"/>
-          <w:color w:val="0000CC"/>
-          <w:sz w:val="18"/>
-          <w:szCs w:val="18"/>
-          <w:shd w:val="clear" w:color="auto" w:fill="BFBFBF" w:themeFill="background1" w:themeFillShade="BF"/>
-        </w:rPr>
-        <w:t xml:space="preserve">= arguments[0] ? </w:t>
-      </w:r>
-      <w:proofErr w:type="gramStart"/>
-      <w:r>
-        <w:rPr>
-          <w:rFonts w:hint="eastAsia"/>
-          <w:color w:val="0000CC"/>
-          <w:sz w:val="18"/>
-          <w:szCs w:val="18"/>
-          <w:shd w:val="clear" w:color="auto" w:fill="BFBFBF" w:themeFill="background1" w:themeFillShade="BF"/>
-        </w:rPr>
-        <w:t>arguments[</w:t>
-      </w:r>
-      <w:proofErr w:type="gramEnd"/>
-      <w:r>
-        <w:rPr>
-          <w:rFonts w:hint="eastAsia"/>
-          <w:color w:val="0000CC"/>
-          <w:sz w:val="18"/>
-          <w:szCs w:val="18"/>
-          <w:shd w:val="clear" w:color="auto" w:fill="BFBFBF" w:themeFill="background1" w:themeFillShade="BF"/>
-        </w:rPr>
-        <w:t xml:space="preserve">0] : </w:t>
-      </w:r>
-      <w:r>
-        <w:rPr>
-          <w:color w:val="0000CC"/>
-          <w:sz w:val="18"/>
-          <w:szCs w:val="18"/>
-          <w:shd w:val="clear" w:color="auto" w:fill="BFBFBF" w:themeFill="background1" w:themeFillShade="BF"/>
-        </w:rPr>
-        <w:t>“</w:t>
-      </w:r>
-      <w:r>
-        <w:rPr>
-          <w:rFonts w:hint="eastAsia"/>
-          <w:color w:val="0000CC"/>
-          <w:sz w:val="18"/>
-          <w:szCs w:val="18"/>
-          <w:shd w:val="clear" w:color="auto" w:fill="BFBFBF" w:themeFill="background1" w:themeFillShade="BF"/>
-        </w:rPr>
-        <w:t>local</w:t>
-      </w:r>
-      <w:r>
-        <w:rPr>
-          <w:color w:val="0000CC"/>
-          <w:sz w:val="18"/>
-          <w:szCs w:val="18"/>
-          <w:shd w:val="clear" w:color="auto" w:fill="BFBFBF" w:themeFill="background1" w:themeFillShade="BF"/>
-        </w:rPr>
-        <w:t>”</w:t>
-      </w:r>
-      <w:r>
-        <w:rPr>
-          <w:rFonts w:hint="eastAsia"/>
-          <w:color w:val="0000CC"/>
-          <w:sz w:val="18"/>
-          <w:szCs w:val="18"/>
-          <w:shd w:val="clear" w:color="auto" w:fill="BFBFBF" w:themeFill="background1" w:themeFillShade="BF"/>
-        </w:rPr>
-        <w:t xml:space="preserve"> ;</w:t>
-      </w:r>
-    </w:p>
-    <w:p>
-      <w:pPr>
-        <w:rPr>
-          <w:color w:val="0000CC"/>
-          <w:sz w:val="18"/>
-          <w:szCs w:val="18"/>
-          <w:shd w:val="clear" w:color="auto" w:fill="BFBFBF" w:themeFill="background1" w:themeFillShade="BF"/>
-        </w:rPr>
-      </w:pPr>
-      <w:r>
-        <w:rPr>
-          <w:rFonts w:hint="eastAsia"/>
-          <w:color w:val="0000CC"/>
-          <w:sz w:val="18"/>
-          <w:szCs w:val="18"/>
-          <w:shd w:val="clear" w:color="auto" w:fill="BFBFBF" w:themeFill="background1" w:themeFillShade="BF"/>
-        </w:rPr>
-        <w:t xml:space="preserve">   </w:t>
-      </w:r>
-      <w:proofErr w:type="spellStart"/>
-      <w:proofErr w:type="gramStart"/>
-      <w:r>
-        <w:rPr>
-          <w:rFonts w:hint="eastAsia"/>
-          <w:color w:val="0000CC"/>
-          <w:sz w:val="18"/>
-          <w:szCs w:val="18"/>
-          <w:shd w:val="clear" w:color="auto" w:fill="BFBFBF" w:themeFill="background1" w:themeFillShade="BF"/>
-        </w:rPr>
-        <w:t>svcname</w:t>
-      </w:r>
-      <w:proofErr w:type="spellEnd"/>
-      <w:proofErr w:type="gramEnd"/>
-      <w:r>
-        <w:rPr>
-          <w:rFonts w:hint="eastAsia"/>
-          <w:color w:val="0000CC"/>
-          <w:sz w:val="18"/>
-          <w:szCs w:val="18"/>
-          <w:shd w:val="clear" w:color="auto" w:fill="BFBFBF" w:themeFill="background1" w:themeFillShade="BF"/>
-        </w:rPr>
-        <w:t xml:space="preserve"> = arguments[1] ? </w:t>
-      </w:r>
-      <w:proofErr w:type="gramStart"/>
-      <w:r>
-        <w:rPr>
-          <w:rFonts w:hint="eastAsia"/>
-          <w:color w:val="0000CC"/>
-          <w:sz w:val="18"/>
-          <w:szCs w:val="18"/>
-          <w:shd w:val="clear" w:color="auto" w:fill="BFBFBF" w:themeFill="background1" w:themeFillShade="BF"/>
-        </w:rPr>
-        <w:t>arguments[</w:t>
-      </w:r>
-      <w:proofErr w:type="gramEnd"/>
-      <w:r>
-        <w:rPr>
-          <w:rFonts w:hint="eastAsia"/>
-          <w:color w:val="0000CC"/>
-          <w:sz w:val="18"/>
-          <w:szCs w:val="18"/>
-          <w:shd w:val="clear" w:color="auto" w:fill="BFBFBF" w:themeFill="background1" w:themeFillShade="BF"/>
-        </w:rPr>
-        <w:t xml:space="preserve">1] : </w:t>
+        <w:t xml:space="preserve">   svcname = arguments[1] ? arguments[1] : </w:t>
       </w:r>
       <w:r>
         <w:rPr>
@@ -3922,175 +3195,53 @@
           <w:shd w:val="clear" w:color="auto" w:fill="BFBFBF" w:themeFill="background1" w:themeFillShade="BF"/>
         </w:rPr>
       </w:pPr>
-      <w:proofErr w:type="gramStart"/>
-      <w:r>
-        <w:rPr>
-          <w:color w:val="0000CC"/>
-          <w:sz w:val="18"/>
-          <w:szCs w:val="18"/>
-          <w:shd w:val="clear" w:color="auto" w:fill="BFBFBF" w:themeFill="background1" w:themeFillShade="BF"/>
-        </w:rPr>
-        <w:t>command</w:t>
-      </w:r>
-      <w:proofErr w:type="gramEnd"/>
-      <w:r>
-        <w:rPr>
-          <w:color w:val="0000CC"/>
-          <w:sz w:val="18"/>
-          <w:szCs w:val="18"/>
-          <w:shd w:val="clear" w:color="auto" w:fill="BFBFBF" w:themeFill="background1" w:themeFillShade="BF"/>
-        </w:rPr>
-        <w:t>= /opt/</w:t>
-      </w:r>
-      <w:proofErr w:type="spellStart"/>
-      <w:r>
-        <w:rPr>
-          <w:color w:val="0000CC"/>
-          <w:sz w:val="18"/>
-          <w:szCs w:val="18"/>
-          <w:shd w:val="clear" w:color="auto" w:fill="BFBFBF" w:themeFill="background1" w:themeFillShade="BF"/>
-        </w:rPr>
-        <w:t>sequoiadb</w:t>
-      </w:r>
-      <w:proofErr w:type="spellEnd"/>
-      <w:r>
-        <w:rPr>
-          <w:color w:val="0000CC"/>
-          <w:sz w:val="18"/>
-          <w:szCs w:val="18"/>
-          <w:shd w:val="clear" w:color="auto" w:fill="BFBFBF" w:themeFill="background1" w:themeFillShade="BF"/>
-        </w:rPr>
-        <w:t>/bin/</w:t>
-      </w:r>
-      <w:proofErr w:type="spellStart"/>
-      <w:r>
-        <w:rPr>
-          <w:color w:val="0000CC"/>
-          <w:sz w:val="18"/>
-          <w:szCs w:val="18"/>
-          <w:shd w:val="clear" w:color="auto" w:fill="BFBFBF" w:themeFill="background1" w:themeFillShade="BF"/>
-        </w:rPr>
-        <w:t>sdb</w:t>
-      </w:r>
-      <w:proofErr w:type="spellEnd"/>
-      <w:r>
-        <w:rPr>
-          <w:color w:val="0000CC"/>
-          <w:sz w:val="18"/>
-          <w:szCs w:val="18"/>
-          <w:shd w:val="clear" w:color="auto" w:fill="BFBFBF" w:themeFill="background1" w:themeFillShade="BF"/>
-        </w:rPr>
-        <w:t xml:space="preserve"> -e "</w:t>
-      </w:r>
-      <w:proofErr w:type="spellStart"/>
-      <w:r>
-        <w:rPr>
-          <w:color w:val="0000CC"/>
-          <w:sz w:val="18"/>
-          <w:szCs w:val="18"/>
-          <w:shd w:val="clear" w:color="auto" w:fill="BFBFBF" w:themeFill="background1" w:themeFillShade="BF"/>
-        </w:rPr>
-        <w:t>var</w:t>
-      </w:r>
-      <w:proofErr w:type="spellEnd"/>
-      <w:r>
-        <w:rPr>
-          <w:color w:val="0000CC"/>
-          <w:sz w:val="18"/>
-          <w:szCs w:val="18"/>
-          <w:shd w:val="clear" w:color="auto" w:fill="BFBFBF" w:themeFill="background1" w:themeFillShade="BF"/>
-        </w:rPr>
-        <w:t xml:space="preserve"> CSPREFIX='ubuntest2countHintmany106' ; </w:t>
-      </w:r>
-      <w:proofErr w:type="spellStart"/>
-      <w:r>
-        <w:rPr>
-          <w:color w:val="0000CC"/>
-          <w:sz w:val="18"/>
-          <w:szCs w:val="18"/>
-          <w:shd w:val="clear" w:color="auto" w:fill="BFBFBF" w:themeFill="background1" w:themeFillShade="BF"/>
-        </w:rPr>
-        <w:t>var</w:t>
-      </w:r>
-      <w:proofErr w:type="spellEnd"/>
-      <w:r>
-        <w:rPr>
-          <w:color w:val="0000CC"/>
-          <w:sz w:val="18"/>
-          <w:szCs w:val="18"/>
-          <w:shd w:val="clear" w:color="auto" w:fill="BFBFBF" w:themeFill="background1" w:themeFillShade="BF"/>
-        </w:rPr>
-        <w:t xml:space="preserve"> COORDSVCNAME='50000' ; " -f /tmp/sequoiadb_test/deploy/hlt/js_testcases/js/countHint/countHint_many.js.106;       return code=8; time=02-24-03.33.03; error message= </w:t>
-      </w:r>
-    </w:p>
-    <w:p>
-      <w:pPr>
-        <w:rPr>
-          <w:color w:val="0000CC"/>
-          <w:sz w:val="18"/>
-          <w:szCs w:val="18"/>
-          <w:shd w:val="clear" w:color="auto" w:fill="BFBFBF" w:themeFill="background1" w:themeFillShade="BF"/>
-        </w:rPr>
-      </w:pPr>
-      <w:r>
-        <w:rPr>
-          <w:color w:val="0000CC"/>
-          <w:sz w:val="18"/>
-          <w:szCs w:val="18"/>
-          <w:shd w:val="clear" w:color="auto" w:fill="BFBFBF" w:themeFill="background1" w:themeFillShade="BF"/>
-        </w:rPr>
-        <w:t xml:space="preserve"> </w:t>
-      </w:r>
-      <w:proofErr w:type="gramStart"/>
-      <w:r>
-        <w:rPr>
-          <w:color w:val="0000CC"/>
-          <w:sz w:val="18"/>
-          <w:szCs w:val="18"/>
-          <w:shd w:val="clear" w:color="auto" w:fill="BFBFBF" w:themeFill="background1" w:themeFillShade="BF"/>
-        </w:rPr>
-        <w:t>screen</w:t>
-      </w:r>
-      <w:proofErr w:type="gramEnd"/>
-      <w:r>
-        <w:rPr>
-          <w:color w:val="0000CC"/>
-          <w:sz w:val="18"/>
-          <w:szCs w:val="18"/>
-          <w:shd w:val="clear" w:color="auto" w:fill="BFBFBF" w:themeFill="background1" w:themeFillShade="BF"/>
-        </w:rPr>
-        <w:t>=</w:t>
-      </w:r>
-    </w:p>
-    <w:p>
-      <w:pPr>
-        <w:rPr>
-          <w:color w:val="0000CC"/>
-          <w:sz w:val="18"/>
-          <w:szCs w:val="18"/>
-          <w:shd w:val="clear" w:color="auto" w:fill="BFBFBF" w:themeFill="background1" w:themeFillShade="BF"/>
-        </w:rPr>
-      </w:pPr>
-      <w:r>
-        <w:rPr>
-          <w:color w:val="0000CC"/>
-          <w:sz w:val="18"/>
-          <w:szCs w:val="18"/>
-          <w:shd w:val="clear" w:color="auto" w:fill="BFBFBF" w:themeFill="background1" w:themeFillShade="BF"/>
-        </w:rPr>
-        <w:t xml:space="preserve"> </w:t>
-      </w:r>
-      <w:proofErr w:type="gramStart"/>
-      <w:r>
-        <w:rPr>
-          <w:color w:val="0000CC"/>
-          <w:sz w:val="18"/>
-          <w:szCs w:val="18"/>
-          <w:shd w:val="clear" w:color="auto" w:fill="BFBFBF" w:themeFill="background1" w:themeFillShade="BF"/>
-        </w:rPr>
-        <w:t>begin</w:t>
-      </w:r>
-      <w:proofErr w:type="gramEnd"/>
+      <w:r>
+        <w:rPr>
+          <w:color w:val="0000CC"/>
+          <w:sz w:val="18"/>
+          <w:szCs w:val="18"/>
+          <w:shd w:val="clear" w:color="auto" w:fill="BFBFBF" w:themeFill="background1" w:themeFillShade="BF"/>
+        </w:rPr>
+        <w:t xml:space="preserve">command= /opt/sequoiadb/bin/sdb -e "var CSPREFIX='ubuntest2countHintmany106' ; var COORDSVCNAME='50000' ; " -f /tmp/sequoiadb_test/deploy/hlt/js_testcases/js/countHint/countHint_many.js.106;       return code=8; time=02-24-03.33.03; error message= </w:t>
+      </w:r>
+    </w:p>
+    <w:p>
+      <w:pPr>
+        <w:rPr>
+          <w:color w:val="0000CC"/>
+          <w:sz w:val="18"/>
+          <w:szCs w:val="18"/>
+          <w:shd w:val="clear" w:color="auto" w:fill="BFBFBF" w:themeFill="background1" w:themeFillShade="BF"/>
+        </w:rPr>
+      </w:pPr>
+      <w:r>
+        <w:rPr>
+          <w:color w:val="0000CC"/>
+          <w:sz w:val="18"/>
+          <w:szCs w:val="18"/>
+          <w:shd w:val="clear" w:color="auto" w:fill="BFBFBF" w:themeFill="background1" w:themeFillShade="BF"/>
+        </w:rPr>
+        <w:t xml:space="preserve"> screen=</w:t>
+      </w:r>
+    </w:p>
+    <w:p>
+      <w:pPr>
+        <w:rPr>
+          <w:color w:val="0000CC"/>
+          <w:sz w:val="18"/>
+          <w:szCs w:val="18"/>
+          <w:shd w:val="clear" w:color="auto" w:fill="BFBFBF" w:themeFill="background1" w:themeFillShade="BF"/>
+        </w:rPr>
+      </w:pPr>
+      <w:r>
+        <w:rPr>
+          <w:color w:val="0000CC"/>
+          <w:sz w:val="18"/>
+          <w:szCs w:val="18"/>
+          <w:shd w:val="clear" w:color="auto" w:fill="BFBFBF" w:themeFill="background1" w:themeFillShade="BF"/>
+        </w:rPr>
+        <w:t xml:space="preserve"> begin</w:t>
+      </w:r>
     </w:p>
     <w:p>
       <w:pPr>
@@ -4128,27 +3279,7 @@
           <w:szCs w:val="18"/>
           <w:shd w:val="clear" w:color="auto" w:fill="BFBFBF" w:themeFill="background1" w:themeFillShade="BF"/>
         </w:rPr>
-        <w:t xml:space="preserve">Success to insert Date to </w:t>
-      </w:r>
-      <w:proofErr w:type="gramStart"/>
-      <w:r>
-        <w:rPr>
-          <w:color w:val="0000CC"/>
-          <w:sz w:val="18"/>
-          <w:szCs w:val="18"/>
-          <w:shd w:val="clear" w:color="auto" w:fill="BFBFBF" w:themeFill="background1" w:themeFillShade="BF"/>
-        </w:rPr>
-        <w:t>collections :</w:t>
-      </w:r>
-      <w:proofErr w:type="gramEnd"/>
-      <w:r>
-        <w:rPr>
-          <w:color w:val="0000CC"/>
-          <w:sz w:val="18"/>
-          <w:szCs w:val="18"/>
-          <w:shd w:val="clear" w:color="auto" w:fill="BFBFBF" w:themeFill="background1" w:themeFillShade="BF"/>
-        </w:rPr>
-        <w:t xml:space="preserve"> 17</w:t>
+        <w:t>Success to insert Date to collections : 17</w:t>
       </w:r>
     </w:p>
     <w:p>
@@ -4209,181 +3340,55 @@
           <w:szCs w:val="18"/>
           <w:shd w:val="clear" w:color="auto" w:fill="BFBFBF" w:themeFill="background1" w:themeFillShade="BF"/>
         </w:rPr>
-        <w:t>(</w:t>
-      </w:r>
-      <w:proofErr w:type="spellStart"/>
-      <w:proofErr w:type="gramStart"/>
-      <w:r>
-        <w:rPr>
-          <w:b/>
-          <w:color w:val="FF0000"/>
-          <w:sz w:val="18"/>
-          <w:szCs w:val="18"/>
-          <w:shd w:val="clear" w:color="auto" w:fill="BFBFBF" w:themeFill="background1" w:themeFillShade="BF"/>
-        </w:rPr>
-        <w:t>nofile</w:t>
-      </w:r>
-      <w:proofErr w:type="spellEnd"/>
-      <w:proofErr w:type="gramEnd"/>
-      <w:r>
-        <w:rPr>
-          <w:b/>
-          <w:color w:val="FF0000"/>
-          <w:sz w:val="18"/>
-          <w:szCs w:val="18"/>
-          <w:shd w:val="clear" w:color="auto" w:fill="BFBFBF" w:themeFill="background1" w:themeFillShade="BF"/>
-        </w:rPr>
-        <w:t>):0 uncaught exception: -1</w:t>
-      </w:r>
-    </w:p>
-    <w:p>
-      <w:pPr>
-        <w:rPr>
-          <w:color w:val="0000CC"/>
-          <w:sz w:val="18"/>
-          <w:szCs w:val="18"/>
-          <w:shd w:val="clear" w:color="auto" w:fill="BFBFBF" w:themeFill="background1" w:themeFillShade="BF"/>
-        </w:rPr>
-      </w:pPr>
-    </w:p>
-    <w:p>
-      <w:pPr>
-        <w:rPr>
-          <w:color w:val="0000CC"/>
-          <w:sz w:val="18"/>
-          <w:szCs w:val="18"/>
-          <w:shd w:val="clear" w:color="auto" w:fill="BFBFBF" w:themeFill="background1" w:themeFillShade="BF"/>
-        </w:rPr>
-      </w:pPr>
-      <w:r>
-        <w:rPr>
-          <w:color w:val="0000CC"/>
-          <w:sz w:val="18"/>
-          <w:szCs w:val="18"/>
-          <w:shd w:val="clear" w:color="auto" w:fill="BFBFBF" w:themeFill="background1" w:themeFillShade="BF"/>
-        </w:rPr>
-        <w:t xml:space="preserve">      </w:t>
-      </w:r>
-      <w:proofErr w:type="spellStart"/>
-      <w:proofErr w:type="gramStart"/>
-      <w:r>
-        <w:rPr>
-          <w:color w:val="0000CC"/>
-          <w:sz w:val="18"/>
-          <w:szCs w:val="18"/>
-          <w:shd w:val="clear" w:color="auto" w:fill="BFBFBF" w:themeFill="background1" w:themeFillShade="BF"/>
-        </w:rPr>
-        <w:t>testBeginStr</w:t>
-      </w:r>
-      <w:proofErr w:type="spellEnd"/>
-      <w:r>
-        <w:rPr>
-          <w:color w:val="0000CC"/>
-          <w:sz w:val="18"/>
-          <w:szCs w:val="18"/>
-          <w:shd w:val="clear" w:color="auto" w:fill="BFBFBF" w:themeFill="background1" w:themeFillShade="BF"/>
-        </w:rPr>
-        <w:t>=</w:t>
-      </w:r>
-      <w:proofErr w:type="gramEnd"/>
-      <w:r>
-        <w:rPr>
-          <w:color w:val="0000CC"/>
-          <w:sz w:val="18"/>
-          <w:szCs w:val="18"/>
-          <w:shd w:val="clear" w:color="auto" w:fill="BFBFBF" w:themeFill="background1" w:themeFillShade="BF"/>
-        </w:rPr>
-        <w:t xml:space="preserve">begin </w:t>
-      </w:r>
-      <w:proofErr w:type="spellStart"/>
-      <w:r>
-        <w:rPr>
-          <w:color w:val="0000CC"/>
-          <w:sz w:val="18"/>
-          <w:szCs w:val="18"/>
-          <w:shd w:val="clear" w:color="auto" w:fill="BFBFBF" w:themeFill="background1" w:themeFillShade="BF"/>
-        </w:rPr>
-        <w:t>test,file</w:t>
-      </w:r>
-      <w:proofErr w:type="spellEnd"/>
-      <w:r>
-        <w:rPr>
-          <w:color w:val="0000CC"/>
-          <w:sz w:val="18"/>
-          <w:szCs w:val="18"/>
-          <w:shd w:val="clear" w:color="auto" w:fill="BFBFBF" w:themeFill="background1" w:themeFillShade="BF"/>
-        </w:rPr>
-        <w:t xml:space="preserve"> is /tmp/sequoiadb_test/deploy/hlt/js_testcases/js/countHint/countHint_many.js.106 </w:t>
-      </w:r>
-    </w:p>
-    <w:p>
-      <w:pPr>
-        <w:rPr>
-          <w:color w:val="0000CC"/>
-          <w:sz w:val="18"/>
-          <w:szCs w:val="18"/>
-          <w:shd w:val="clear" w:color="auto" w:fill="BFBFBF" w:themeFill="background1" w:themeFillShade="BF"/>
-        </w:rPr>
-      </w:pPr>
-      <w:r>
-        <w:rPr>
-          <w:color w:val="0000CC"/>
-          <w:sz w:val="18"/>
-          <w:szCs w:val="18"/>
-          <w:shd w:val="clear" w:color="auto" w:fill="BFBFBF" w:themeFill="background1" w:themeFillShade="BF"/>
-        </w:rPr>
-        <w:t xml:space="preserve">      </w:t>
-      </w:r>
-      <w:proofErr w:type="spellStart"/>
-      <w:proofErr w:type="gramStart"/>
-      <w:r>
-        <w:rPr>
-          <w:color w:val="0000CC"/>
-          <w:sz w:val="18"/>
-          <w:szCs w:val="18"/>
-          <w:shd w:val="clear" w:color="auto" w:fill="BFBFBF" w:themeFill="background1" w:themeFillShade="BF"/>
-        </w:rPr>
-        <w:t>testEndStr</w:t>
-      </w:r>
-      <w:proofErr w:type="spellEnd"/>
-      <w:r>
-        <w:rPr>
-          <w:color w:val="0000CC"/>
-          <w:sz w:val="18"/>
-          <w:szCs w:val="18"/>
-          <w:shd w:val="clear" w:color="auto" w:fill="BFBFBF" w:themeFill="background1" w:themeFillShade="BF"/>
-        </w:rPr>
-        <w:t>=</w:t>
-      </w:r>
-      <w:proofErr w:type="gramEnd"/>
-      <w:r>
-        <w:rPr>
-          <w:color w:val="0000CC"/>
-          <w:sz w:val="18"/>
-          <w:szCs w:val="18"/>
-          <w:shd w:val="clear" w:color="auto" w:fill="BFBFBF" w:themeFill="background1" w:themeFillShade="BF"/>
-        </w:rPr>
-        <w:t xml:space="preserve">over </w:t>
-      </w:r>
-      <w:proofErr w:type="spellStart"/>
-      <w:r>
-        <w:rPr>
-          <w:color w:val="0000CC"/>
-          <w:sz w:val="18"/>
-          <w:szCs w:val="18"/>
-          <w:shd w:val="clear" w:color="auto" w:fill="BFBFBF" w:themeFill="background1" w:themeFillShade="BF"/>
-        </w:rPr>
-        <w:t>test,file</w:t>
-      </w:r>
-      <w:proofErr w:type="spellEnd"/>
-      <w:r>
-        <w:rPr>
-          <w:color w:val="0000CC"/>
-          <w:sz w:val="18"/>
-          <w:szCs w:val="18"/>
-          <w:shd w:val="clear" w:color="auto" w:fill="BFBFBF" w:themeFill="background1" w:themeFillShade="BF"/>
-        </w:rPr>
-        <w:t xml:space="preserve"> is /tmp/sequoiadb_test/deploy/hlt/js_testcases/js/countHint/countHint_many.js.106 </w:t>
+        <w:t>(nofile):0 uncaught exception: -1</w:t>
+      </w:r>
+    </w:p>
+    <w:p>
+      <w:pPr>
+        <w:rPr>
+          <w:color w:val="0000CC"/>
+          <w:sz w:val="18"/>
+          <w:szCs w:val="18"/>
+          <w:shd w:val="clear" w:color="auto" w:fill="BFBFBF" w:themeFill="background1" w:themeFillShade="BF"/>
+        </w:rPr>
+      </w:pPr>
+    </w:p>
+    <w:p>
+      <w:pPr>
+        <w:rPr>
+          <w:color w:val="0000CC"/>
+          <w:sz w:val="18"/>
+          <w:szCs w:val="18"/>
+          <w:shd w:val="clear" w:color="auto" w:fill="BFBFBF" w:themeFill="background1" w:themeFillShade="BF"/>
+        </w:rPr>
+      </w:pPr>
+      <w:r>
+        <w:rPr>
+          <w:color w:val="0000CC"/>
+          <w:sz w:val="18"/>
+          <w:szCs w:val="18"/>
+          <w:shd w:val="clear" w:color="auto" w:fill="BFBFBF" w:themeFill="background1" w:themeFillShade="BF"/>
+        </w:rPr>
+        <w:t xml:space="preserve">      testBeginStr=begin test,file is /tmp/sequoiadb_test/deploy/hlt/js_testcases/js/countHint/countHint_many.js.106 </w:t>
+      </w:r>
+    </w:p>
+    <w:p>
+      <w:pPr>
+        <w:rPr>
+          <w:color w:val="0000CC"/>
+          <w:sz w:val="18"/>
+          <w:szCs w:val="18"/>
+          <w:shd w:val="clear" w:color="auto" w:fill="BFBFBF" w:themeFill="background1" w:themeFillShade="BF"/>
+        </w:rPr>
+      </w:pPr>
+      <w:r>
+        <w:rPr>
+          <w:color w:val="0000CC"/>
+          <w:sz w:val="18"/>
+          <w:szCs w:val="18"/>
+          <w:shd w:val="clear" w:color="auto" w:fill="BFBFBF" w:themeFill="background1" w:themeFillShade="BF"/>
+        </w:rPr>
+        <w:t xml:space="preserve">      testEndStr=over test,file is /tmp/sequoiadb_test/deploy/hlt/js_testcases/js/countHint/countHint_many.js.106 </w:t>
       </w:r>
     </w:p>
     <w:p/>
@@ -4427,26 +3432,7 @@
           <w:shd w:val="clear" w:color="auto" w:fill="BFBFBF" w:themeFill="background1" w:themeFillShade="BF"/>
         </w:rPr>
         <w:tab/>
-      </w:r>
-      <w:proofErr w:type="gramStart"/>
-      <w:r>
-        <w:rPr>
-          <w:color w:val="0000CC"/>
-          <w:sz w:val="18"/>
-          <w:szCs w:val="18"/>
-          <w:shd w:val="clear" w:color="auto" w:fill="BFBFBF" w:themeFill="background1" w:themeFillShade="BF"/>
-        </w:rPr>
-        <w:t>catch</w:t>
-      </w:r>
-      <w:proofErr w:type="gramEnd"/>
-      <w:r>
-        <w:rPr>
-          <w:color w:val="0000CC"/>
-          <w:sz w:val="18"/>
-          <w:szCs w:val="18"/>
-          <w:shd w:val="clear" w:color="auto" w:fill="BFBFBF" w:themeFill="background1" w:themeFillShade="BF"/>
-        </w:rPr>
-        <w:t xml:space="preserve"> ( e )</w:t>
+        <w:t>catch ( e )</w:t>
       </w:r>
     </w:p>
     <w:p>
@@ -4495,26 +3481,7 @@
           <w:shd w:val="clear" w:color="auto" w:fill="BFBFBF" w:themeFill="background1" w:themeFillShade="BF"/>
         </w:rPr>
         <w:tab/>
-      </w:r>
-      <w:proofErr w:type="gramStart"/>
-      <w:r>
-        <w:rPr>
-          <w:color w:val="0000CC"/>
-          <w:sz w:val="18"/>
-          <w:szCs w:val="18"/>
-          <w:shd w:val="clear" w:color="auto" w:fill="BFBFBF" w:themeFill="background1" w:themeFillShade="BF"/>
-        </w:rPr>
-        <w:t>if(</w:t>
-      </w:r>
-      <w:proofErr w:type="gramEnd"/>
-      <w:r>
-        <w:rPr>
-          <w:color w:val="0000CC"/>
-          <w:sz w:val="18"/>
-          <w:szCs w:val="18"/>
-          <w:shd w:val="clear" w:color="auto" w:fill="BFBFBF" w:themeFill="background1" w:themeFillShade="BF"/>
-        </w:rPr>
-        <w:t xml:space="preserve"> e==-1 )</w:t>
+        <w:t>if( e==-1 )</w:t>
       </w:r>
     </w:p>
     <w:p>
@@ -4585,40 +3552,7 @@
           <w:shd w:val="clear" w:color="auto" w:fill="BFBFBF" w:themeFill="background1" w:themeFillShade="BF"/>
         </w:rPr>
         <w:tab/>
-      </w:r>
-      <w:proofErr w:type="spellStart"/>
-      <w:proofErr w:type="gramStart"/>
-      <w:r>
-        <w:rPr>
-          <w:b/>
-          <w:color w:val="FF0000"/>
-          <w:sz w:val="18"/>
-          <w:szCs w:val="18"/>
-          <w:shd w:val="clear" w:color="auto" w:fill="BFBFBF" w:themeFill="background1" w:themeFillShade="BF"/>
-        </w:rPr>
-        <w:t>println</w:t>
-      </w:r>
-      <w:proofErr w:type="spellEnd"/>
-      <w:r>
-        <w:rPr>
-          <w:b/>
-          <w:color w:val="FF0000"/>
-          <w:sz w:val="18"/>
-          <w:szCs w:val="18"/>
-          <w:shd w:val="clear" w:color="auto" w:fill="BFBFBF" w:themeFill="background1" w:themeFillShade="BF"/>
-        </w:rPr>
-        <w:t>(</w:t>
-      </w:r>
-      <w:proofErr w:type="gramEnd"/>
-      <w:r>
-        <w:rPr>
-          <w:b/>
-          <w:color w:val="FF0000"/>
-          <w:sz w:val="18"/>
-          <w:szCs w:val="18"/>
-          <w:shd w:val="clear" w:color="auto" w:fill="BFBFBF" w:themeFill="background1" w:themeFillShade="BF"/>
-        </w:rPr>
-        <w:t>"Failed to hint F"+e) ;</w:t>
+        <w:t>println("Failed to hint F"+e) ;</w:t>
       </w:r>
     </w:p>
     <w:p>
@@ -4656,26 +3590,7 @@
           <w:shd w:val="clear" w:color="auto" w:fill="BFBFBF" w:themeFill="background1" w:themeFillShade="BF"/>
         </w:rPr>
         <w:tab/>
-      </w:r>
-      <w:proofErr w:type="gramStart"/>
-      <w:r>
-        <w:rPr>
-          <w:color w:val="0000CC"/>
-          <w:sz w:val="18"/>
-          <w:szCs w:val="18"/>
-          <w:shd w:val="clear" w:color="auto" w:fill="BFBFBF" w:themeFill="background1" w:themeFillShade="BF"/>
-        </w:rPr>
-        <w:t>throw</w:t>
-      </w:r>
-      <w:proofErr w:type="gramEnd"/>
-      <w:r>
-        <w:rPr>
-          <w:color w:val="0000CC"/>
-          <w:sz w:val="18"/>
-          <w:szCs w:val="18"/>
-          <w:shd w:val="clear" w:color="auto" w:fill="BFBFBF" w:themeFill="background1" w:themeFillShade="BF"/>
-        </w:rPr>
-        <w:t xml:space="preserve"> e ;</w:t>
+        <w:t>throw e ;</w:t>
       </w:r>
     </w:p>
     <w:p>
@@ -4733,26 +3648,7 @@
           <w:shd w:val="clear" w:color="auto" w:fill="BFBFBF" w:themeFill="background1" w:themeFillShade="BF"/>
         </w:rPr>
         <w:tab/>
-      </w:r>
-      <w:proofErr w:type="gramStart"/>
-      <w:r>
-        <w:rPr>
-          <w:color w:val="0000CC"/>
-          <w:sz w:val="18"/>
-          <w:szCs w:val="18"/>
-          <w:shd w:val="clear" w:color="auto" w:fill="BFBFBF" w:themeFill="background1" w:themeFillShade="BF"/>
-        </w:rPr>
-        <w:t>else</w:t>
-      </w:r>
-      <w:proofErr w:type="gramEnd"/>
-      <w:r>
-        <w:rPr>
-          <w:color w:val="0000CC"/>
-          <w:sz w:val="18"/>
-          <w:szCs w:val="18"/>
-          <w:shd w:val="clear" w:color="auto" w:fill="BFBFBF" w:themeFill="background1" w:themeFillShade="BF"/>
-        </w:rPr>
-        <w:t xml:space="preserve"> if ( e==-2 )</w:t>
+        <w:t>else if ( e==-2 )</w:t>
       </w:r>
     </w:p>
     <w:p>
@@ -4819,37 +3715,7 @@
           <w:shd w:val="clear" w:color="auto" w:fill="BFBFBF" w:themeFill="background1" w:themeFillShade="BF"/>
         </w:rPr>
         <w:tab/>
-      </w:r>
-      <w:proofErr w:type="spellStart"/>
-      <w:proofErr w:type="gramStart"/>
-      <w:r>
-        <w:rPr>
-          <w:color w:val="0000CC"/>
-          <w:sz w:val="18"/>
-          <w:szCs w:val="18"/>
-          <w:shd w:val="clear" w:color="auto" w:fill="BFBFBF" w:themeFill="background1" w:themeFillShade="BF"/>
-        </w:rPr>
-        <w:t>println</w:t>
-      </w:r>
-      <w:proofErr w:type="spellEnd"/>
-      <w:r>
-        <w:rPr>
-          <w:color w:val="0000CC"/>
-          <w:sz w:val="18"/>
-          <w:szCs w:val="18"/>
-          <w:shd w:val="clear" w:color="auto" w:fill="BFBFBF" w:themeFill="background1" w:themeFillShade="BF"/>
-        </w:rPr>
-        <w:t>(</w:t>
-      </w:r>
-      <w:proofErr w:type="gramEnd"/>
-      <w:r>
-        <w:rPr>
-          <w:color w:val="0000CC"/>
-          <w:sz w:val="18"/>
-          <w:szCs w:val="18"/>
-          <w:shd w:val="clear" w:color="auto" w:fill="BFBFBF" w:themeFill="background1" w:themeFillShade="BF"/>
-        </w:rPr>
-        <w:t>"Failed to hint T"+e) ;</w:t>
+        <w:t>println("Failed to hint T"+e) ;</w:t>
       </w:r>
     </w:p>
     <w:p>
@@ -4887,26 +3753,7 @@
           <w:shd w:val="clear" w:color="auto" w:fill="BFBFBF" w:themeFill="background1" w:themeFillShade="BF"/>
         </w:rPr>
         <w:tab/>
-      </w:r>
-      <w:proofErr w:type="gramStart"/>
-      <w:r>
-        <w:rPr>
-          <w:color w:val="0000CC"/>
-          <w:sz w:val="18"/>
-          <w:szCs w:val="18"/>
-          <w:shd w:val="clear" w:color="auto" w:fill="BFBFBF" w:themeFill="background1" w:themeFillShade="BF"/>
-        </w:rPr>
-        <w:t>throw</w:t>
-      </w:r>
-      <w:proofErr w:type="gramEnd"/>
-      <w:r>
-        <w:rPr>
-          <w:color w:val="0000CC"/>
-          <w:sz w:val="18"/>
-          <w:szCs w:val="18"/>
-          <w:shd w:val="clear" w:color="auto" w:fill="BFBFBF" w:themeFill="background1" w:themeFillShade="BF"/>
-        </w:rPr>
-        <w:t xml:space="preserve"> e ; </w:t>
+        <w:t xml:space="preserve">throw e ; </w:t>
       </w:r>
     </w:p>
     <w:p>
@@ -4973,18 +3820,8 @@
           <w:shd w:val="clear" w:color="auto" w:fill="BFBFBF" w:themeFill="background1" w:themeFillShade="BF"/>
         </w:rPr>
         <w:tab/>
-      </w:r>
-      <w:proofErr w:type="gramStart"/>
-      <w:r>
-        <w:rPr>
-          <w:color w:val="0000CC"/>
-          <w:sz w:val="18"/>
-          <w:szCs w:val="18"/>
-          <w:shd w:val="clear" w:color="auto" w:fill="BFBFBF" w:themeFill="background1" w:themeFillShade="BF"/>
-        </w:rPr>
         <w:t>else</w:t>
       </w:r>
-      <w:proofErr w:type="gramEnd"/>
     </w:p>
     <w:p>
       <w:pPr>
@@ -5050,37 +3887,7 @@
           <w:shd w:val="clear" w:color="auto" w:fill="BFBFBF" w:themeFill="background1" w:themeFillShade="BF"/>
         </w:rPr>
         <w:tab/>
-      </w:r>
-      <w:proofErr w:type="spellStart"/>
-      <w:proofErr w:type="gramStart"/>
-      <w:r>
-        <w:rPr>
-          <w:color w:val="0000CC"/>
-          <w:sz w:val="18"/>
-          <w:szCs w:val="18"/>
-          <w:shd w:val="clear" w:color="auto" w:fill="BFBFBF" w:themeFill="background1" w:themeFillShade="BF"/>
-        </w:rPr>
-        <w:t>println</w:t>
-      </w:r>
-      <w:proofErr w:type="spellEnd"/>
-      <w:r>
-        <w:rPr>
-          <w:color w:val="0000CC"/>
-          <w:sz w:val="18"/>
-          <w:szCs w:val="18"/>
-          <w:shd w:val="clear" w:color="auto" w:fill="BFBFBF" w:themeFill="background1" w:themeFillShade="BF"/>
-        </w:rPr>
-        <w:t>(</w:t>
-      </w:r>
-      <w:proofErr w:type="gramEnd"/>
-      <w:r>
-        <w:rPr>
-          <w:color w:val="0000CC"/>
-          <w:sz w:val="18"/>
-          <w:szCs w:val="18"/>
-          <w:shd w:val="clear" w:color="auto" w:fill="BFBFBF" w:themeFill="background1" w:themeFillShade="BF"/>
-        </w:rPr>
-        <w:t>"Failed to hint and inspect the operation "+e) ;</w:t>
+        <w:t>println("Failed to hint and inspect the operation "+e) ;</w:t>
       </w:r>
     </w:p>
     <w:p>
@@ -5118,26 +3925,7 @@
           <w:shd w:val="clear" w:color="auto" w:fill="BFBFBF" w:themeFill="background1" w:themeFillShade="BF"/>
         </w:rPr>
         <w:tab/>
-      </w:r>
-      <w:proofErr w:type="gramStart"/>
-      <w:r>
-        <w:rPr>
-          <w:color w:val="0000CC"/>
-          <w:sz w:val="18"/>
-          <w:szCs w:val="18"/>
-          <w:shd w:val="clear" w:color="auto" w:fill="BFBFBF" w:themeFill="background1" w:themeFillShade="BF"/>
-        </w:rPr>
-        <w:t>throw</w:t>
-      </w:r>
-      <w:proofErr w:type="gramEnd"/>
-      <w:r>
-        <w:rPr>
-          <w:color w:val="0000CC"/>
-          <w:sz w:val="18"/>
-          <w:szCs w:val="18"/>
-          <w:shd w:val="clear" w:color="auto" w:fill="BFBFBF" w:themeFill="background1" w:themeFillShade="BF"/>
-        </w:rPr>
-        <w:t xml:space="preserve"> e ;</w:t>
+        <w:t>throw e ;</w:t>
       </w:r>
       <w:r>
         <w:rPr>
@@ -5247,14 +4035,12 @@
         </w:rPr>
         <w:t>分析</w:t>
       </w:r>
-      <w:proofErr w:type="spellStart"/>
       <w:r>
         <w:rPr>
           <w:rFonts w:hint="eastAsia"/>
         </w:rPr>
         <w:t>Coord</w:t>
       </w:r>
-      <w:proofErr w:type="spellEnd"/>
       <w:r>
         <w:rPr>
           <w:rFonts w:hint="eastAsia"/>
@@ -5479,28 +4265,24 @@
         </w:rPr>
         <w:t>通过用例</w:t>
       </w:r>
-      <w:proofErr w:type="spellStart"/>
       <w:r>
         <w:rPr>
           <w:rFonts w:hint="eastAsia"/>
         </w:rPr>
         <w:t>msg</w:t>
       </w:r>
-      <w:proofErr w:type="spellEnd"/>
       <w:r>
         <w:rPr>
           <w:rFonts w:hint="eastAsia"/>
         </w:rPr>
         <w:t>搜索</w:t>
       </w:r>
-      <w:proofErr w:type="spellStart"/>
       <w:r>
         <w:rPr>
           <w:rFonts w:hint="eastAsia"/>
         </w:rPr>
         <w:t>coord</w:t>
       </w:r>
-      <w:proofErr w:type="spellEnd"/>
       <w:r>
         <w:rPr>
           <w:rFonts w:hint="eastAsia"/>
@@ -5524,128 +4306,26 @@
           <w:szCs w:val="18"/>
           <w:shd w:val="clear" w:color="auto" w:fill="BFBFBF" w:themeFill="background1" w:themeFillShade="BF"/>
         </w:rPr>
-        <w:t xml:space="preserve">      </w:t>
-      </w:r>
-      <w:proofErr w:type="spellStart"/>
-      <w:proofErr w:type="gramStart"/>
-      <w:r>
-        <w:rPr>
-          <w:color w:val="0000CC"/>
-          <w:sz w:val="18"/>
-          <w:szCs w:val="18"/>
-          <w:shd w:val="clear" w:color="auto" w:fill="BFBFBF" w:themeFill="background1" w:themeFillShade="BF"/>
-        </w:rPr>
-        <w:t>testBeginStr</w:t>
-      </w:r>
-      <w:proofErr w:type="spellEnd"/>
-      <w:r>
-        <w:rPr>
-          <w:color w:val="0000CC"/>
-          <w:sz w:val="18"/>
-          <w:szCs w:val="18"/>
-          <w:shd w:val="clear" w:color="auto" w:fill="BFBFBF" w:themeFill="background1" w:themeFillShade="BF"/>
-        </w:rPr>
-        <w:t>=</w:t>
-      </w:r>
-      <w:proofErr w:type="gramEnd"/>
-      <w:r>
-        <w:rPr>
-          <w:color w:val="0000CC"/>
-          <w:sz w:val="18"/>
-          <w:szCs w:val="18"/>
-          <w:shd w:val="clear" w:color="auto" w:fill="BFBFBF" w:themeFill="background1" w:themeFillShade="BF"/>
-        </w:rPr>
-        <w:t xml:space="preserve">begin </w:t>
-      </w:r>
-      <w:proofErr w:type="spellStart"/>
-      <w:r>
-        <w:rPr>
-          <w:color w:val="0000CC"/>
-          <w:sz w:val="18"/>
-          <w:szCs w:val="18"/>
-          <w:shd w:val="clear" w:color="auto" w:fill="BFBFBF" w:themeFill="background1" w:themeFillShade="BF"/>
-        </w:rPr>
-        <w:t>test,file</w:t>
-      </w:r>
-      <w:proofErr w:type="spellEnd"/>
-      <w:r>
-        <w:rPr>
-          <w:color w:val="0000CC"/>
-          <w:sz w:val="18"/>
-          <w:szCs w:val="18"/>
-          <w:shd w:val="clear" w:color="auto" w:fill="BFBFBF" w:themeFill="background1" w:themeFillShade="BF"/>
-        </w:rPr>
-        <w:t xml:space="preserve"> is /tmp/sequoiadb_test/deploy/hlt/js_testcases/js/countHint/countHint_many.js.106 </w:t>
-      </w:r>
-    </w:p>
-    <w:p>
-      <w:pPr>
-        <w:rPr>
-          <w:color w:val="0000CC"/>
-          <w:sz w:val="18"/>
-          <w:szCs w:val="18"/>
-          <w:shd w:val="clear" w:color="auto" w:fill="BFBFBF" w:themeFill="background1" w:themeFillShade="BF"/>
-        </w:rPr>
-      </w:pPr>
-      <w:r>
-        <w:rPr>
-          <w:color w:val="0000CC"/>
-          <w:sz w:val="18"/>
-          <w:szCs w:val="18"/>
-          <w:shd w:val="clear" w:color="auto" w:fill="BFBFBF" w:themeFill="background1" w:themeFillShade="BF"/>
-        </w:rPr>
-        <w:t xml:space="preserve">      </w:t>
-      </w:r>
-      <w:proofErr w:type="spellStart"/>
-      <w:proofErr w:type="gramStart"/>
-      <w:r>
-        <w:rPr>
-          <w:color w:val="0000CC"/>
-          <w:sz w:val="18"/>
-          <w:szCs w:val="18"/>
-          <w:shd w:val="clear" w:color="auto" w:fill="BFBFBF" w:themeFill="background1" w:themeFillShade="BF"/>
-        </w:rPr>
-        <w:t>testEndStr</w:t>
-      </w:r>
-      <w:proofErr w:type="spellEnd"/>
-      <w:r>
-        <w:rPr>
-          <w:color w:val="0000CC"/>
-          <w:sz w:val="18"/>
-          <w:szCs w:val="18"/>
-          <w:shd w:val="clear" w:color="auto" w:fill="BFBFBF" w:themeFill="background1" w:themeFillShade="BF"/>
-        </w:rPr>
-        <w:t>=</w:t>
-      </w:r>
-      <w:proofErr w:type="gramEnd"/>
-      <w:r>
-        <w:rPr>
-          <w:color w:val="0000CC"/>
-          <w:sz w:val="18"/>
-          <w:szCs w:val="18"/>
-          <w:shd w:val="clear" w:color="auto" w:fill="BFBFBF" w:themeFill="background1" w:themeFillShade="BF"/>
-        </w:rPr>
-        <w:t xml:space="preserve">over </w:t>
-      </w:r>
-      <w:proofErr w:type="spellStart"/>
-      <w:r>
-        <w:rPr>
-          <w:color w:val="0000CC"/>
-          <w:sz w:val="18"/>
-          <w:szCs w:val="18"/>
-          <w:shd w:val="clear" w:color="auto" w:fill="BFBFBF" w:themeFill="background1" w:themeFillShade="BF"/>
-        </w:rPr>
-        <w:t>test,file</w:t>
-      </w:r>
-      <w:proofErr w:type="spellEnd"/>
-      <w:r>
-        <w:rPr>
-          <w:color w:val="0000CC"/>
-          <w:sz w:val="18"/>
-          <w:szCs w:val="18"/>
-          <w:shd w:val="clear" w:color="auto" w:fill="BFBFBF" w:themeFill="background1" w:themeFillShade="BF"/>
-        </w:rPr>
-        <w:t xml:space="preserve"> is /tmp/sequoiadb_test/deploy/hlt/js_testcases/js/countHint/countHint_many.js.106 </w:t>
+        <w:t xml:space="preserve">      testBeginStr=begin test,file is /tmp/sequoiadb_test/deploy/hlt/js_testcases/js/countHint/countHint_many.js.106 </w:t>
+      </w:r>
+    </w:p>
+    <w:p>
+      <w:pPr>
+        <w:rPr>
+          <w:color w:val="0000CC"/>
+          <w:sz w:val="18"/>
+          <w:szCs w:val="18"/>
+          <w:shd w:val="clear" w:color="auto" w:fill="BFBFBF" w:themeFill="background1" w:themeFillShade="BF"/>
+        </w:rPr>
+      </w:pPr>
+      <w:r>
+        <w:rPr>
+          <w:color w:val="0000CC"/>
+          <w:sz w:val="18"/>
+          <w:szCs w:val="18"/>
+          <w:shd w:val="clear" w:color="auto" w:fill="BFBFBF" w:themeFill="background1" w:themeFillShade="BF"/>
+        </w:rPr>
+        <w:t xml:space="preserve">      testEndStr=over test,file is /tmp/sequoiadb_test/deploy/hlt/js_testcases/js/countHint/countHint_many.js.106 </w:t>
       </w:r>
     </w:p>
     <w:p>
@@ -5655,14 +4335,12 @@
         </w:rPr>
         <w:t>分析</w:t>
       </w:r>
-      <w:proofErr w:type="spellStart"/>
       <w:r>
         <w:rPr>
           <w:rFonts w:hint="eastAsia"/>
         </w:rPr>
         <w:t>Coord</w:t>
       </w:r>
-      <w:proofErr w:type="spellEnd"/>
       <w:r>
         <w:rPr>
           <w:rFonts w:hint="eastAsia"/>
@@ -5677,14 +4355,12 @@
         </w:rPr>
         <w:t>在数据节点或编目节点上通过用例</w:t>
       </w:r>
-      <w:proofErr w:type="spellStart"/>
       <w:r>
         <w:rPr>
           <w:rFonts w:hint="eastAsia"/>
         </w:rPr>
         <w:t>msg</w:t>
       </w:r>
-      <w:proofErr w:type="spellEnd"/>
       <w:r>
         <w:rPr>
           <w:rFonts w:hint="eastAsia"/>
@@ -5795,25 +4471,14 @@
           <w:shd w:val="clear" w:color="auto" w:fill="BFBFBF" w:themeFill="background1" w:themeFillShade="BF"/>
         </w:rPr>
       </w:pPr>
-      <w:proofErr w:type="gramStart"/>
-      <w:r>
-        <w:rPr>
-          <w:color w:val="0000CC"/>
-          <w:sz w:val="18"/>
-          <w:szCs w:val="18"/>
-          <w:shd w:val="clear" w:color="auto" w:fill="BFBFBF" w:themeFill="background1" w:themeFillShade="BF"/>
-        </w:rPr>
-        <w:t>function</w:t>
-      </w:r>
-      <w:proofErr w:type="gramEnd"/>
-      <w:r>
-        <w:rPr>
-          <w:color w:val="0000CC"/>
-          <w:sz w:val="18"/>
-          <w:szCs w:val="18"/>
-          <w:shd w:val="clear" w:color="auto" w:fill="BFBFBF" w:themeFill="background1" w:themeFillShade="BF"/>
-        </w:rPr>
-        <w:t xml:space="preserve"> sleep( second )</w:t>
+      <w:r>
+        <w:rPr>
+          <w:color w:val="0000CC"/>
+          <w:sz w:val="18"/>
+          <w:szCs w:val="18"/>
+          <w:shd w:val="clear" w:color="auto" w:fill="BFBFBF" w:themeFill="background1" w:themeFillShade="BF"/>
+        </w:rPr>
+        <w:t>function sleep( second )</w:t>
       </w:r>
     </w:p>
     <w:p>
@@ -5853,47 +4518,14 @@
         </w:rPr>
         <w:t xml:space="preserve">     </w:t>
       </w:r>
-      <w:proofErr w:type="spellStart"/>
-      <w:proofErr w:type="gramStart"/>
-      <w:r>
-        <w:rPr>
-          <w:color w:val="0000CC"/>
-          <w:sz w:val="18"/>
-          <w:szCs w:val="18"/>
-          <w:shd w:val="clear" w:color="auto" w:fill="BFBFBF" w:themeFill="background1" w:themeFillShade="BF"/>
-        </w:rPr>
-        <w:t>var</w:t>
-      </w:r>
-      <w:proofErr w:type="spellEnd"/>
-      <w:proofErr w:type="gramEnd"/>
-      <w:r>
-        <w:rPr>
-          <w:color w:val="0000CC"/>
-          <w:sz w:val="18"/>
-          <w:szCs w:val="18"/>
-          <w:shd w:val="clear" w:color="auto" w:fill="BFBFBF" w:themeFill="background1" w:themeFillShade="BF"/>
-        </w:rPr>
-        <w:t xml:space="preserve"> </w:t>
-      </w:r>
-      <w:proofErr w:type="spellStart"/>
-      <w:r>
-        <w:rPr>
-          <w:color w:val="0000CC"/>
-          <w:sz w:val="18"/>
-          <w:szCs w:val="18"/>
-          <w:shd w:val="clear" w:color="auto" w:fill="BFBFBF" w:themeFill="background1" w:themeFillShade="BF"/>
-        </w:rPr>
-        <w:t>startTime,endTime,s</w:t>
-      </w:r>
-      <w:proofErr w:type="spellEnd"/>
-      <w:r>
-        <w:rPr>
-          <w:color w:val="0000CC"/>
-          <w:sz w:val="18"/>
-          <w:szCs w:val="18"/>
-          <w:shd w:val="clear" w:color="auto" w:fill="BFBFBF" w:themeFill="background1" w:themeFillShade="BF"/>
-        </w:rPr>
-        <w:t xml:space="preserve"> ;</w:t>
+      <w:r>
+        <w:rPr>
+          <w:color w:val="0000CC"/>
+          <w:sz w:val="18"/>
+          <w:szCs w:val="18"/>
+          <w:shd w:val="clear" w:color="auto" w:fill="BFBFBF" w:themeFill="background1" w:themeFillShade="BF"/>
+        </w:rPr>
+        <w:t>var startTime,endTime,s ;</w:t>
       </w:r>
     </w:p>
     <w:p>
@@ -5914,27 +4546,14 @@
         </w:rPr>
         <w:t xml:space="preserve">     </w:t>
       </w:r>
-      <w:proofErr w:type="spellStart"/>
-      <w:proofErr w:type="gramStart"/>
-      <w:r>
-        <w:rPr>
-          <w:color w:val="0000CC"/>
-          <w:sz w:val="18"/>
-          <w:szCs w:val="18"/>
-          <w:shd w:val="clear" w:color="auto" w:fill="BFBFBF" w:themeFill="background1" w:themeFillShade="BF"/>
-        </w:rPr>
-        <w:t>var</w:t>
-      </w:r>
-      <w:proofErr w:type="spellEnd"/>
-      <w:proofErr w:type="gramEnd"/>
-      <w:r>
-        <w:rPr>
-          <w:color w:val="0000CC"/>
-          <w:sz w:val="18"/>
-          <w:szCs w:val="18"/>
-          <w:shd w:val="clear" w:color="auto" w:fill="BFBFBF" w:themeFill="background1" w:themeFillShade="BF"/>
-        </w:rPr>
-        <w:t xml:space="preserve"> d = new Date() ;</w:t>
+      <w:r>
+        <w:rPr>
+          <w:color w:val="0000CC"/>
+          <w:sz w:val="18"/>
+          <w:szCs w:val="18"/>
+          <w:shd w:val="clear" w:color="auto" w:fill="BFBFBF" w:themeFill="background1" w:themeFillShade="BF"/>
+        </w:rPr>
+        <w:t>var d = new Date() ;</w:t>
       </w:r>
     </w:p>
     <w:p>
@@ -5955,47 +4574,14 @@
         </w:rPr>
         <w:t xml:space="preserve">     </w:t>
       </w:r>
-      <w:proofErr w:type="spellStart"/>
-      <w:proofErr w:type="gramStart"/>
-      <w:r>
-        <w:rPr>
-          <w:color w:val="0000CC"/>
-          <w:sz w:val="18"/>
-          <w:szCs w:val="18"/>
-          <w:shd w:val="clear" w:color="auto" w:fill="BFBFBF" w:themeFill="background1" w:themeFillShade="BF"/>
-        </w:rPr>
-        <w:t>startTime</w:t>
-      </w:r>
-      <w:proofErr w:type="spellEnd"/>
-      <w:proofErr w:type="gramEnd"/>
-      <w:r>
-        <w:rPr>
-          <w:color w:val="0000CC"/>
-          <w:sz w:val="18"/>
-          <w:szCs w:val="18"/>
-          <w:shd w:val="clear" w:color="auto" w:fill="BFBFBF" w:themeFill="background1" w:themeFillShade="BF"/>
-        </w:rPr>
-        <w:t xml:space="preserve"> = </w:t>
-      </w:r>
-      <w:proofErr w:type="spellStart"/>
-      <w:r>
-        <w:rPr>
-          <w:color w:val="0000CC"/>
-          <w:sz w:val="18"/>
-          <w:szCs w:val="18"/>
-          <w:shd w:val="clear" w:color="auto" w:fill="BFBFBF" w:themeFill="background1" w:themeFillShade="BF"/>
-        </w:rPr>
-        <w:t>d.getTime</w:t>
-      </w:r>
-      <w:proofErr w:type="spellEnd"/>
-      <w:r>
-        <w:rPr>
-          <w:color w:val="0000CC"/>
-          <w:sz w:val="18"/>
-          <w:szCs w:val="18"/>
-          <w:shd w:val="clear" w:color="auto" w:fill="BFBFBF" w:themeFill="background1" w:themeFillShade="BF"/>
-        </w:rPr>
-        <w:t>() ;</w:t>
+      <w:r>
+        <w:rPr>
+          <w:color w:val="0000CC"/>
+          <w:sz w:val="18"/>
+          <w:szCs w:val="18"/>
+          <w:shd w:val="clear" w:color="auto" w:fill="BFBFBF" w:themeFill="background1" w:themeFillShade="BF"/>
+        </w:rPr>
+        <w:t>startTime = d.getTime() ;</w:t>
       </w:r>
     </w:p>
     <w:p>
@@ -6016,25 +4602,14 @@
         </w:rPr>
         <w:t xml:space="preserve">     </w:t>
       </w:r>
-      <w:proofErr w:type="gramStart"/>
-      <w:r>
-        <w:rPr>
-          <w:color w:val="0000CC"/>
-          <w:sz w:val="18"/>
-          <w:szCs w:val="18"/>
-          <w:shd w:val="clear" w:color="auto" w:fill="BFBFBF" w:themeFill="background1" w:themeFillShade="BF"/>
-        </w:rPr>
-        <w:t>while</w:t>
-      </w:r>
-      <w:proofErr w:type="gramEnd"/>
-      <w:r>
-        <w:rPr>
-          <w:color w:val="0000CC"/>
-          <w:sz w:val="18"/>
-          <w:szCs w:val="18"/>
-          <w:shd w:val="clear" w:color="auto" w:fill="BFBFBF" w:themeFill="background1" w:themeFillShade="BF"/>
-        </w:rPr>
-        <w:t xml:space="preserve"> (true)</w:t>
+      <w:r>
+        <w:rPr>
+          <w:color w:val="0000CC"/>
+          <w:sz w:val="18"/>
+          <w:szCs w:val="18"/>
+          <w:shd w:val="clear" w:color="auto" w:fill="BFBFBF" w:themeFill="background1" w:themeFillShade="BF"/>
+        </w:rPr>
+        <w:t>while (true)</w:t>
       </w:r>
     </w:p>
     <w:p>
@@ -6090,27 +4665,7 @@
           <w:szCs w:val="18"/>
           <w:shd w:val="clear" w:color="auto" w:fill="BFBFBF" w:themeFill="background1" w:themeFillShade="BF"/>
         </w:rPr>
-        <w:t xml:space="preserve">d = new </w:t>
-      </w:r>
-      <w:proofErr w:type="gramStart"/>
-      <w:r>
-        <w:rPr>
-          <w:color w:val="0000CC"/>
-          <w:sz w:val="18"/>
-          <w:szCs w:val="18"/>
-          <w:shd w:val="clear" w:color="auto" w:fill="BFBFBF" w:themeFill="background1" w:themeFillShade="BF"/>
-        </w:rPr>
-        <w:t>Date(</w:t>
-      </w:r>
-      <w:proofErr w:type="gramEnd"/>
-      <w:r>
-        <w:rPr>
-          <w:color w:val="0000CC"/>
-          <w:sz w:val="18"/>
-          <w:szCs w:val="18"/>
-          <w:shd w:val="clear" w:color="auto" w:fill="BFBFBF" w:themeFill="background1" w:themeFillShade="BF"/>
-        </w:rPr>
-        <w:t>) ;</w:t>
+        <w:t>d = new Date() ;</w:t>
       </w:r>
     </w:p>
     <w:p>
@@ -6131,47 +4686,14 @@
         </w:rPr>
         <w:t xml:space="preserve">          </w:t>
       </w:r>
-      <w:proofErr w:type="spellStart"/>
-      <w:proofErr w:type="gramStart"/>
-      <w:r>
-        <w:rPr>
-          <w:color w:val="0000CC"/>
-          <w:sz w:val="18"/>
-          <w:szCs w:val="18"/>
-          <w:shd w:val="clear" w:color="auto" w:fill="BFBFBF" w:themeFill="background1" w:themeFillShade="BF"/>
-        </w:rPr>
-        <w:t>endTime</w:t>
-      </w:r>
-      <w:proofErr w:type="spellEnd"/>
-      <w:proofErr w:type="gramEnd"/>
-      <w:r>
-        <w:rPr>
-          <w:color w:val="0000CC"/>
-          <w:sz w:val="18"/>
-          <w:szCs w:val="18"/>
-          <w:shd w:val="clear" w:color="auto" w:fill="BFBFBF" w:themeFill="background1" w:themeFillShade="BF"/>
-        </w:rPr>
-        <w:t xml:space="preserve"> = </w:t>
-      </w:r>
-      <w:proofErr w:type="spellStart"/>
-      <w:r>
-        <w:rPr>
-          <w:color w:val="0000CC"/>
-          <w:sz w:val="18"/>
-          <w:szCs w:val="18"/>
-          <w:shd w:val="clear" w:color="auto" w:fill="BFBFBF" w:themeFill="background1" w:themeFillShade="BF"/>
-        </w:rPr>
-        <w:t>d.getTime</w:t>
-      </w:r>
-      <w:proofErr w:type="spellEnd"/>
-      <w:r>
-        <w:rPr>
-          <w:color w:val="0000CC"/>
-          <w:sz w:val="18"/>
-          <w:szCs w:val="18"/>
-          <w:shd w:val="clear" w:color="auto" w:fill="BFBFBF" w:themeFill="background1" w:themeFillShade="BF"/>
-        </w:rPr>
-        <w:t>() ;</w:t>
+      <w:r>
+        <w:rPr>
+          <w:color w:val="0000CC"/>
+          <w:sz w:val="18"/>
+          <w:szCs w:val="18"/>
+          <w:shd w:val="clear" w:color="auto" w:fill="BFBFBF" w:themeFill="background1" w:themeFillShade="BF"/>
+        </w:rPr>
+        <w:t>endTime = d.getTime() ;</w:t>
       </w:r>
     </w:p>
     <w:p>
@@ -6199,39 +4721,8 @@
           <w:szCs w:val="18"/>
           <w:shd w:val="clear" w:color="auto" w:fill="BFBFBF" w:themeFill="background1" w:themeFillShade="BF"/>
         </w:rPr>
-        <w:t>s = (</w:t>
-      </w:r>
-      <w:proofErr w:type="spellStart"/>
-      <w:r>
-        <w:rPr>
-          <w:color w:val="0000CC"/>
-          <w:sz w:val="18"/>
-          <w:szCs w:val="18"/>
-          <w:shd w:val="clear" w:color="auto" w:fill="BFBFBF" w:themeFill="background1" w:themeFillShade="BF"/>
-        </w:rPr>
-        <w:t>endTime-startTime</w:t>
-      </w:r>
-      <w:proofErr w:type="spellEnd"/>
-      <w:r>
-        <w:rPr>
-          <w:color w:val="0000CC"/>
-          <w:sz w:val="18"/>
-          <w:szCs w:val="18"/>
-          <w:shd w:val="clear" w:color="auto" w:fill="BFBFBF" w:themeFill="background1" w:themeFillShade="BF"/>
-        </w:rPr>
-        <w:t>)/</w:t>
-      </w:r>
-      <w:proofErr w:type="gramStart"/>
-      <w:r>
-        <w:rPr>
-          <w:color w:val="0000CC"/>
-          <w:sz w:val="18"/>
-          <w:szCs w:val="18"/>
-          <w:shd w:val="clear" w:color="auto" w:fill="BFBFBF" w:themeFill="background1" w:themeFillShade="BF"/>
-        </w:rPr>
-        <w:t>1000 ;</w:t>
-      </w:r>
-      <w:proofErr w:type="gramEnd"/>
+        <w:t>s = (endTime-startTime)/1000 ;</w:t>
+      </w:r>
     </w:p>
     <w:p>
       <w:pPr>
@@ -6251,25 +4742,14 @@
         </w:rPr>
         <w:t xml:space="preserve">          </w:t>
       </w:r>
-      <w:proofErr w:type="gramStart"/>
-      <w:r>
-        <w:rPr>
-          <w:color w:val="0000CC"/>
-          <w:sz w:val="18"/>
-          <w:szCs w:val="18"/>
-          <w:shd w:val="clear" w:color="auto" w:fill="BFBFBF" w:themeFill="background1" w:themeFillShade="BF"/>
-        </w:rPr>
-        <w:t>if</w:t>
-      </w:r>
-      <w:proofErr w:type="gramEnd"/>
-      <w:r>
-        <w:rPr>
-          <w:color w:val="0000CC"/>
-          <w:sz w:val="18"/>
-          <w:szCs w:val="18"/>
-          <w:shd w:val="clear" w:color="auto" w:fill="BFBFBF" w:themeFill="background1" w:themeFillShade="BF"/>
-        </w:rPr>
-        <w:t>( s&gt;=second )</w:t>
+      <w:r>
+        <w:rPr>
+          <w:color w:val="0000CC"/>
+          <w:sz w:val="18"/>
+          <w:szCs w:val="18"/>
+          <w:shd w:val="clear" w:color="auto" w:fill="BFBFBF" w:themeFill="background1" w:themeFillShade="BF"/>
+        </w:rPr>
+        <w:t>if( s&gt;=second )</w:t>
       </w:r>
     </w:p>
     <w:p>
@@ -6318,7 +4798,6 @@
         </w:rPr>
         <w:t xml:space="preserve">               </w:t>
       </w:r>
-      <w:proofErr w:type="gramStart"/>
       <w:r>
         <w:rPr>
           <w:color w:val="0000CC"/>
@@ -6328,7 +4807,6 @@
         </w:rPr>
         <w:t>break ;</w:t>
       </w:r>
-      <w:proofErr w:type="gramEnd"/>
     </w:p>
     <w:p>
       <w:pPr>
